--- a/Пояснительная записка 3 глава.docx
+++ b/Пояснительная записка 3 глава.docx
@@ -312,7 +312,7 @@
       <w:r>
         <w:fldChar w:fldCharType="separate"/>
       </w:r>
-      <w:hyperlink w:anchor="_Toc243510460" w:history="1">
+      <w:hyperlink w:anchor="_Toc243518071" w:history="1">
         <w:r>
           <w:rPr>
             <w:rStyle w:val="a4"/>
@@ -339,7 +339,7 @@
             <w:noProof/>
             <w:webHidden/>
           </w:rPr>
-          <w:instrText xml:space="preserve"> PAGEREF _Toc243510460 \h </w:instrText>
+          <w:instrText xml:space="preserve"> PAGEREF _Toc243518071 \h </w:instrText>
         </w:r>
         <w:r>
           <w:rPr>
@@ -385,7 +385,7 @@
           <w14:ligatures w14:val="standardContextual"/>
         </w:rPr>
       </w:pPr>
-      <w:hyperlink w:anchor="_Toc243510461" w:history="1">
+      <w:hyperlink w:anchor="_Toc243518072" w:history="1">
         <w:r>
           <w:rPr>
             <w:rStyle w:val="a4"/>
@@ -412,7 +412,7 @@
             <w:noProof/>
             <w:webHidden/>
           </w:rPr>
-          <w:instrText xml:space="preserve"> PAGEREF _Toc243510461 \h </w:instrText>
+          <w:instrText xml:space="preserve"> PAGEREF _Toc243518072 \h </w:instrText>
         </w:r>
         <w:r>
           <w:rPr>
@@ -458,7 +458,7 @@
           <w14:ligatures w14:val="standardContextual"/>
         </w:rPr>
       </w:pPr>
-      <w:hyperlink w:anchor="_Toc243510462" w:history="1">
+      <w:hyperlink w:anchor="_Toc243518073" w:history="1">
         <w:r>
           <w:rPr>
             <w:rStyle w:val="a4"/>
@@ -485,7 +485,7 @@
             <w:noProof/>
             <w:webHidden/>
           </w:rPr>
-          <w:instrText xml:space="preserve"> PAGEREF _Toc243510462 \h </w:instrText>
+          <w:instrText xml:space="preserve"> PAGEREF _Toc243518073 \h </w:instrText>
         </w:r>
         <w:r>
           <w:rPr>
@@ -531,7 +531,7 @@
           <w14:ligatures w14:val="standardContextual"/>
         </w:rPr>
       </w:pPr>
-      <w:hyperlink w:anchor="_Toc243510463" w:history="1">
+      <w:hyperlink w:anchor="_Toc243518074" w:history="1">
         <w:r>
           <w:rPr>
             <w:rStyle w:val="a4"/>
@@ -558,7 +558,7 @@
             <w:noProof/>
             <w:webHidden/>
           </w:rPr>
-          <w:instrText xml:space="preserve"> PAGEREF _Toc243510463 \h </w:instrText>
+          <w:instrText xml:space="preserve"> PAGEREF _Toc243518074 \h </w:instrText>
         </w:r>
         <w:r>
           <w:rPr>
@@ -604,7 +604,7 @@
           <w14:ligatures w14:val="standardContextual"/>
         </w:rPr>
       </w:pPr>
-      <w:hyperlink w:anchor="_Toc243510464" w:history="1">
+      <w:hyperlink w:anchor="_Toc243518075" w:history="1">
         <w:r>
           <w:rPr>
             <w:rStyle w:val="a4"/>
@@ -631,7 +631,7 @@
             <w:noProof/>
             <w:webHidden/>
           </w:rPr>
-          <w:instrText xml:space="preserve"> PAGEREF _Toc243510464 \h </w:instrText>
+          <w:instrText xml:space="preserve"> PAGEREF _Toc243518075 \h </w:instrText>
         </w:r>
         <w:r>
           <w:rPr>
@@ -677,7 +677,7 @@
           <w14:ligatures w14:val="standardContextual"/>
         </w:rPr>
       </w:pPr>
-      <w:hyperlink w:anchor="_Toc243510465" w:history="1">
+      <w:hyperlink w:anchor="_Toc243518076" w:history="1">
         <w:r>
           <w:rPr>
             <w:rStyle w:val="a4"/>
@@ -704,7 +704,7 @@
             <w:noProof/>
             <w:webHidden/>
           </w:rPr>
-          <w:instrText xml:space="preserve"> PAGEREF _Toc243510465 \h </w:instrText>
+          <w:instrText xml:space="preserve"> PAGEREF _Toc243518076 \h </w:instrText>
         </w:r>
         <w:r>
           <w:rPr>
@@ -750,7 +750,7 @@
           <w14:ligatures w14:val="standardContextual"/>
         </w:rPr>
       </w:pPr>
-      <w:hyperlink w:anchor="_Toc243510466" w:history="1">
+      <w:hyperlink w:anchor="_Toc243518077" w:history="1">
         <w:r>
           <w:rPr>
             <w:rStyle w:val="a4"/>
@@ -777,7 +777,7 @@
             <w:noProof/>
             <w:webHidden/>
           </w:rPr>
-          <w:instrText xml:space="preserve"> PAGEREF _Toc243510466 \h </w:instrText>
+          <w:instrText xml:space="preserve"> PAGEREF _Toc243518077 \h </w:instrText>
         </w:r>
         <w:r>
           <w:rPr>
@@ -823,7 +823,7 @@
           <w14:ligatures w14:val="standardContextual"/>
         </w:rPr>
       </w:pPr>
-      <w:hyperlink w:anchor="_Toc243510467" w:history="1">
+      <w:hyperlink w:anchor="_Toc243518078" w:history="1">
         <w:r>
           <w:rPr>
             <w:rStyle w:val="a4"/>
@@ -850,7 +850,7 @@
             <w:noProof/>
             <w:webHidden/>
           </w:rPr>
-          <w:instrText xml:space="preserve"> PAGEREF _Toc243510467 \h </w:instrText>
+          <w:instrText xml:space="preserve"> PAGEREF _Toc243518078 \h </w:instrText>
         </w:r>
         <w:r>
           <w:rPr>
@@ -896,7 +896,7 @@
           <w14:ligatures w14:val="standardContextual"/>
         </w:rPr>
       </w:pPr>
-      <w:hyperlink w:anchor="_Toc243510468" w:history="1">
+      <w:hyperlink w:anchor="_Toc243518079" w:history="1">
         <w:r>
           <w:rPr>
             <w:rStyle w:val="a4"/>
@@ -923,7 +923,7 @@
             <w:noProof/>
             <w:webHidden/>
           </w:rPr>
-          <w:instrText xml:space="preserve"> PAGEREF _Toc243510468 \h </w:instrText>
+          <w:instrText xml:space="preserve"> PAGEREF _Toc243518079 \h </w:instrText>
         </w:r>
         <w:r>
           <w:rPr>
@@ -969,7 +969,7 @@
           <w14:ligatures w14:val="standardContextual"/>
         </w:rPr>
       </w:pPr>
-      <w:hyperlink w:anchor="_Toc243510469" w:history="1">
+      <w:hyperlink w:anchor="_Toc243518080" w:history="1">
         <w:r>
           <w:rPr>
             <w:rStyle w:val="a4"/>
@@ -996,7 +996,7 @@
             <w:noProof/>
             <w:webHidden/>
           </w:rPr>
-          <w:instrText xml:space="preserve"> PAGEREF _Toc243510469 \h </w:instrText>
+          <w:instrText xml:space="preserve"> PAGEREF _Toc243518080 \h </w:instrText>
         </w:r>
         <w:r>
           <w:rPr>
@@ -1042,7 +1042,7 @@
           <w14:ligatures w14:val="standardContextual"/>
         </w:rPr>
       </w:pPr>
-      <w:hyperlink w:anchor="_Toc243510470" w:history="1">
+      <w:hyperlink w:anchor="_Toc243518081" w:history="1">
         <w:r>
           <w:rPr>
             <w:rStyle w:val="a4"/>
@@ -1069,7 +1069,7 @@
             <w:noProof/>
             <w:webHidden/>
           </w:rPr>
-          <w:instrText xml:space="preserve"> PAGEREF _Toc243510470 \h </w:instrText>
+          <w:instrText xml:space="preserve"> PAGEREF _Toc243518081 \h </w:instrText>
         </w:r>
         <w:r>
           <w:rPr>
@@ -1115,7 +1115,7 @@
           <w14:ligatures w14:val="standardContextual"/>
         </w:rPr>
       </w:pPr>
-      <w:hyperlink w:anchor="_Toc243510471" w:history="1">
+      <w:hyperlink w:anchor="_Toc243518082" w:history="1">
         <w:r>
           <w:rPr>
             <w:rStyle w:val="a4"/>
@@ -1142,7 +1142,7 @@
             <w:noProof/>
             <w:webHidden/>
           </w:rPr>
-          <w:instrText xml:space="preserve"> PAGEREF _Toc243510471 \h </w:instrText>
+          <w:instrText xml:space="preserve"> PAGEREF _Toc243518082 \h </w:instrText>
         </w:r>
         <w:r>
           <w:rPr>
@@ -1188,7 +1188,7 @@
           <w14:ligatures w14:val="standardContextual"/>
         </w:rPr>
       </w:pPr>
-      <w:hyperlink w:anchor="_Toc243510472" w:history="1">
+      <w:hyperlink w:anchor="_Toc243518083" w:history="1">
         <w:r>
           <w:rPr>
             <w:rStyle w:val="a4"/>
@@ -1215,7 +1215,7 @@
             <w:noProof/>
             <w:webHidden/>
           </w:rPr>
-          <w:instrText xml:space="preserve"> PAGEREF _Toc243510472 \h </w:instrText>
+          <w:instrText xml:space="preserve"> PAGEREF _Toc243518083 \h </w:instrText>
         </w:r>
         <w:r>
           <w:rPr>
@@ -1261,7 +1261,7 @@
           <w14:ligatures w14:val="standardContextual"/>
         </w:rPr>
       </w:pPr>
-      <w:hyperlink w:anchor="_Toc243510473" w:history="1">
+      <w:hyperlink w:anchor="_Toc243518084" w:history="1">
         <w:r>
           <w:rPr>
             <w:rStyle w:val="a4"/>
@@ -1288,7 +1288,7 @@
             <w:noProof/>
             <w:webHidden/>
           </w:rPr>
-          <w:instrText xml:space="preserve"> PAGEREF _Toc243510473 \h </w:instrText>
+          <w:instrText xml:space="preserve"> PAGEREF _Toc243518084 \h </w:instrText>
         </w:r>
         <w:r>
           <w:rPr>
@@ -1334,7 +1334,7 @@
           <w14:ligatures w14:val="standardContextual"/>
         </w:rPr>
       </w:pPr>
-      <w:hyperlink w:anchor="_Toc243510474" w:history="1">
+      <w:hyperlink w:anchor="_Toc243518085" w:history="1">
         <w:r>
           <w:rPr>
             <w:rStyle w:val="a4"/>
@@ -1361,7 +1361,7 @@
             <w:noProof/>
             <w:webHidden/>
           </w:rPr>
-          <w:instrText xml:space="preserve"> PAGEREF _Toc243510474 \h </w:instrText>
+          <w:instrText xml:space="preserve"> PAGEREF _Toc243518085 \h </w:instrText>
         </w:r>
         <w:r>
           <w:rPr>
@@ -1407,7 +1407,7 @@
           <w14:ligatures w14:val="standardContextual"/>
         </w:rPr>
       </w:pPr>
-      <w:hyperlink w:anchor="_Toc243510475" w:history="1">
+      <w:hyperlink w:anchor="_Toc243518086" w:history="1">
         <w:r>
           <w:rPr>
             <w:rStyle w:val="a4"/>
@@ -1434,7 +1434,7 @@
             <w:noProof/>
             <w:webHidden/>
           </w:rPr>
-          <w:instrText xml:space="preserve"> PAGEREF _Toc243510475 \h </w:instrText>
+          <w:instrText xml:space="preserve"> PAGEREF _Toc243518086 \h </w:instrText>
         </w:r>
         <w:r>
           <w:rPr>
@@ -1480,7 +1480,7 @@
           <w14:ligatures w14:val="standardContextual"/>
         </w:rPr>
       </w:pPr>
-      <w:hyperlink w:anchor="_Toc243510476" w:history="1">
+      <w:hyperlink w:anchor="_Toc243518087" w:history="1">
         <w:r>
           <w:rPr>
             <w:rStyle w:val="a4"/>
@@ -1507,7 +1507,7 @@
             <w:noProof/>
             <w:webHidden/>
           </w:rPr>
-          <w:instrText xml:space="preserve"> PAGEREF _Toc243510476 \h </w:instrText>
+          <w:instrText xml:space="preserve"> PAGEREF _Toc243518087 \h </w:instrText>
         </w:r>
         <w:r>
           <w:rPr>
@@ -1553,7 +1553,7 @@
           <w14:ligatures w14:val="standardContextual"/>
         </w:rPr>
       </w:pPr>
-      <w:hyperlink w:anchor="_Toc243510477" w:history="1">
+      <w:hyperlink w:anchor="_Toc243518088" w:history="1">
         <w:r>
           <w:rPr>
             <w:rStyle w:val="a4"/>
@@ -1580,7 +1580,7 @@
             <w:noProof/>
             <w:webHidden/>
           </w:rPr>
-          <w:instrText xml:space="preserve"> PAGEREF _Toc243510477 \h </w:instrText>
+          <w:instrText xml:space="preserve"> PAGEREF _Toc243518088 \h </w:instrText>
         </w:r>
         <w:r>
           <w:rPr>
@@ -1626,7 +1626,7 @@
           <w14:ligatures w14:val="standardContextual"/>
         </w:rPr>
       </w:pPr>
-      <w:hyperlink w:anchor="_Toc243510478" w:history="1">
+      <w:hyperlink w:anchor="_Toc243518089" w:history="1">
         <w:r>
           <w:rPr>
             <w:rStyle w:val="a4"/>
@@ -1653,7 +1653,7 @@
             <w:noProof/>
             <w:webHidden/>
           </w:rPr>
-          <w:instrText xml:space="preserve"> PAGEREF _Toc243510478 \h </w:instrText>
+          <w:instrText xml:space="preserve"> PAGEREF _Toc243518089 \h </w:instrText>
         </w:r>
         <w:r>
           <w:rPr>
@@ -1699,7 +1699,7 @@
           <w14:ligatures w14:val="standardContextual"/>
         </w:rPr>
       </w:pPr>
-      <w:hyperlink w:anchor="_Toc243510479" w:history="1">
+      <w:hyperlink w:anchor="_Toc243518090" w:history="1">
         <w:r>
           <w:rPr>
             <w:rStyle w:val="a4"/>
@@ -1726,7 +1726,7 @@
             <w:noProof/>
             <w:webHidden/>
           </w:rPr>
-          <w:instrText xml:space="preserve"> PAGEREF _Toc243510479 \h </w:instrText>
+          <w:instrText xml:space="preserve"> PAGEREF _Toc243518090 \h </w:instrText>
         </w:r>
         <w:r>
           <w:rPr>
@@ -1772,7 +1772,7 @@
           <w14:ligatures w14:val="standardContextual"/>
         </w:rPr>
       </w:pPr>
-      <w:hyperlink w:anchor="_Toc243510480" w:history="1">
+      <w:hyperlink w:anchor="_Toc243518091" w:history="1">
         <w:r>
           <w:rPr>
             <w:rStyle w:val="a4"/>
@@ -1799,7 +1799,7 @@
             <w:noProof/>
             <w:webHidden/>
           </w:rPr>
-          <w:instrText xml:space="preserve"> PAGEREF _Toc243510480 \h </w:instrText>
+          <w:instrText xml:space="preserve"> PAGEREF _Toc243518091 \h </w:instrText>
         </w:r>
         <w:r>
           <w:rPr>
@@ -1845,7 +1845,7 @@
           <w14:ligatures w14:val="standardContextual"/>
         </w:rPr>
       </w:pPr>
-      <w:hyperlink w:anchor="_Toc243510481" w:history="1">
+      <w:hyperlink w:anchor="_Toc243518092" w:history="1">
         <w:r>
           <w:rPr>
             <w:rStyle w:val="a4"/>
@@ -1872,7 +1872,7 @@
             <w:noProof/>
             <w:webHidden/>
           </w:rPr>
-          <w:instrText xml:space="preserve"> PAGEREF _Toc243510481 \h </w:instrText>
+          <w:instrText xml:space="preserve"> PAGEREF _Toc243518092 \h </w:instrText>
         </w:r>
         <w:r>
           <w:rPr>
@@ -1918,7 +1918,7 @@
           <w14:ligatures w14:val="standardContextual"/>
         </w:rPr>
       </w:pPr>
-      <w:hyperlink w:anchor="_Toc243510482" w:history="1">
+      <w:hyperlink w:anchor="_Toc243518093" w:history="1">
         <w:r>
           <w:rPr>
             <w:rStyle w:val="a4"/>
@@ -1945,7 +1945,7 @@
             <w:noProof/>
             <w:webHidden/>
           </w:rPr>
-          <w:instrText xml:space="preserve"> PAGEREF _Toc243510482 \h </w:instrText>
+          <w:instrText xml:space="preserve"> PAGEREF _Toc243518093 \h </w:instrText>
         </w:r>
         <w:r>
           <w:rPr>
@@ -1991,7 +1991,7 @@
           <w14:ligatures w14:val="standardContextual"/>
         </w:rPr>
       </w:pPr>
-      <w:hyperlink w:anchor="_Toc243510483" w:history="1">
+      <w:hyperlink w:anchor="_Toc243518094" w:history="1">
         <w:r>
           <w:rPr>
             <w:rStyle w:val="a4"/>
@@ -2018,7 +2018,7 @@
             <w:noProof/>
             <w:webHidden/>
           </w:rPr>
-          <w:instrText xml:space="preserve"> PAGEREF _Toc243510483 \h </w:instrText>
+          <w:instrText xml:space="preserve"> PAGEREF _Toc243518094 \h </w:instrText>
         </w:r>
         <w:r>
           <w:rPr>
@@ -2064,7 +2064,7 @@
           <w14:ligatures w14:val="standardContextual"/>
         </w:rPr>
       </w:pPr>
-      <w:hyperlink w:anchor="_Toc243510484" w:history="1">
+      <w:hyperlink w:anchor="_Toc243518095" w:history="1">
         <w:r>
           <w:rPr>
             <w:rStyle w:val="a4"/>
@@ -2091,7 +2091,7 @@
             <w:noProof/>
             <w:webHidden/>
           </w:rPr>
-          <w:instrText xml:space="preserve"> PAGEREF _Toc243510484 \h </w:instrText>
+          <w:instrText xml:space="preserve"> PAGEREF _Toc243518095 \h </w:instrText>
         </w:r>
         <w:r>
           <w:rPr>
@@ -2137,7 +2137,7 @@
           <w14:ligatures w14:val="standardContextual"/>
         </w:rPr>
       </w:pPr>
-      <w:hyperlink w:anchor="_Toc243510485" w:history="1">
+      <w:hyperlink w:anchor="_Toc243518096" w:history="1">
         <w:r>
           <w:rPr>
             <w:rStyle w:val="a4"/>
@@ -2164,7 +2164,7 @@
             <w:noProof/>
             <w:webHidden/>
           </w:rPr>
-          <w:instrText xml:space="preserve"> PAGEREF _Toc243510485 \h </w:instrText>
+          <w:instrText xml:space="preserve"> PAGEREF _Toc243518096 \h </w:instrText>
         </w:r>
         <w:r>
           <w:rPr>
@@ -2210,7 +2210,7 @@
           <w14:ligatures w14:val="standardContextual"/>
         </w:rPr>
       </w:pPr>
-      <w:hyperlink w:anchor="_Toc243510486" w:history="1">
+      <w:hyperlink w:anchor="_Toc243518097" w:history="1">
         <w:r>
           <w:rPr>
             <w:rStyle w:val="a4"/>
@@ -2237,7 +2237,7 @@
             <w:noProof/>
             <w:webHidden/>
           </w:rPr>
-          <w:instrText xml:space="preserve"> PAGEREF _Toc243510486 \h </w:instrText>
+          <w:instrText xml:space="preserve"> PAGEREF _Toc243518097 \h </w:instrText>
         </w:r>
         <w:r>
           <w:rPr>
@@ -2283,7 +2283,7 @@
           <w14:ligatures w14:val="standardContextual"/>
         </w:rPr>
       </w:pPr>
-      <w:hyperlink w:anchor="_Toc243510487" w:history="1">
+      <w:hyperlink w:anchor="_Toc243518098" w:history="1">
         <w:r>
           <w:rPr>
             <w:rStyle w:val="a4"/>
@@ -2310,7 +2310,7 @@
             <w:noProof/>
             <w:webHidden/>
           </w:rPr>
-          <w:instrText xml:space="preserve"> PAGEREF _Toc243510487 \h </w:instrText>
+          <w:instrText xml:space="preserve"> PAGEREF _Toc243518098 \h </w:instrText>
         </w:r>
         <w:r>
           <w:rPr>
@@ -2356,7 +2356,7 @@
           <w14:ligatures w14:val="standardContextual"/>
         </w:rPr>
       </w:pPr>
-      <w:hyperlink w:anchor="_Toc243510488" w:history="1">
+      <w:hyperlink w:anchor="_Toc243518099" w:history="1">
         <w:r>
           <w:rPr>
             <w:rStyle w:val="a4"/>
@@ -2383,7 +2383,7 @@
             <w:noProof/>
             <w:webHidden/>
           </w:rPr>
-          <w:instrText xml:space="preserve"> PAGEREF _Toc243510488 \h </w:instrText>
+          <w:instrText xml:space="preserve"> PAGEREF _Toc243518099 \h </w:instrText>
         </w:r>
         <w:r>
           <w:rPr>
@@ -2429,7 +2429,7 @@
           <w14:ligatures w14:val="standardContextual"/>
         </w:rPr>
       </w:pPr>
-      <w:hyperlink w:anchor="_Toc243510489" w:history="1">
+      <w:hyperlink w:anchor="_Toc243518100" w:history="1">
         <w:r>
           <w:rPr>
             <w:rStyle w:val="a4"/>
@@ -2456,7 +2456,7 @@
             <w:noProof/>
             <w:webHidden/>
           </w:rPr>
-          <w:instrText xml:space="preserve"> PAGEREF _Toc243510489 \h </w:instrText>
+          <w:instrText xml:space="preserve"> PAGEREF _Toc243518100 \h </w:instrText>
         </w:r>
         <w:r>
           <w:rPr>
@@ -2502,7 +2502,7 @@
           <w14:ligatures w14:val="standardContextual"/>
         </w:rPr>
       </w:pPr>
-      <w:hyperlink w:anchor="_Toc243510490" w:history="1">
+      <w:hyperlink w:anchor="_Toc243518101" w:history="1">
         <w:r>
           <w:rPr>
             <w:rStyle w:val="a4"/>
@@ -2529,7 +2529,7 @@
             <w:noProof/>
             <w:webHidden/>
           </w:rPr>
-          <w:instrText xml:space="preserve"> PAGEREF _Toc243510490 \h </w:instrText>
+          <w:instrText xml:space="preserve"> PAGEREF _Toc243518101 \h </w:instrText>
         </w:r>
         <w:r>
           <w:rPr>
@@ -2575,7 +2575,7 @@
           <w14:ligatures w14:val="standardContextual"/>
         </w:rPr>
       </w:pPr>
-      <w:hyperlink w:anchor="_Toc243510491" w:history="1">
+      <w:hyperlink w:anchor="_Toc243518102" w:history="1">
         <w:r>
           <w:rPr>
             <w:rStyle w:val="a4"/>
@@ -2602,7 +2602,7 @@
             <w:noProof/>
             <w:webHidden/>
           </w:rPr>
-          <w:instrText xml:space="preserve"> PAGEREF _Toc243510491 \h </w:instrText>
+          <w:instrText xml:space="preserve"> PAGEREF _Toc243518102 \h </w:instrText>
         </w:r>
         <w:r>
           <w:rPr>
@@ -2648,7 +2648,7 @@
           <w14:ligatures w14:val="standardContextual"/>
         </w:rPr>
       </w:pPr>
-      <w:hyperlink w:anchor="_Toc243510492" w:history="1">
+      <w:hyperlink w:anchor="_Toc243518103" w:history="1">
         <w:r>
           <w:rPr>
             <w:rStyle w:val="a4"/>
@@ -2675,7 +2675,7 @@
             <w:noProof/>
             <w:webHidden/>
           </w:rPr>
-          <w:instrText xml:space="preserve"> PAGEREF _Toc243510492 \h </w:instrText>
+          <w:instrText xml:space="preserve"> PAGEREF _Toc243518103 \h </w:instrText>
         </w:r>
         <w:r>
           <w:rPr>
@@ -2721,7 +2721,7 @@
           <w14:ligatures w14:val="standardContextual"/>
         </w:rPr>
       </w:pPr>
-      <w:hyperlink w:anchor="_Toc243510493" w:history="1">
+      <w:hyperlink w:anchor="_Toc243518104" w:history="1">
         <w:r>
           <w:rPr>
             <w:rStyle w:val="a4"/>
@@ -2748,7 +2748,7 @@
             <w:noProof/>
             <w:webHidden/>
           </w:rPr>
-          <w:instrText xml:space="preserve"> PAGEREF _Toc243510493 \h </w:instrText>
+          <w:instrText xml:space="preserve"> PAGEREF _Toc243518104 \h </w:instrText>
         </w:r>
         <w:r>
           <w:rPr>
@@ -2794,7 +2794,7 @@
           <w14:ligatures w14:val="standardContextual"/>
         </w:rPr>
       </w:pPr>
-      <w:hyperlink w:anchor="_Toc243510494" w:history="1">
+      <w:hyperlink w:anchor="_Toc243518105" w:history="1">
         <w:r>
           <w:rPr>
             <w:rStyle w:val="a4"/>
@@ -2821,7 +2821,7 @@
             <w:noProof/>
             <w:webHidden/>
           </w:rPr>
-          <w:instrText xml:space="preserve"> PAGEREF _Toc243510494 \h </w:instrText>
+          <w:instrText xml:space="preserve"> PAGEREF _Toc243518105 \h </w:instrText>
         </w:r>
         <w:r>
           <w:rPr>
@@ -2867,7 +2867,7 @@
           <w14:ligatures w14:val="standardContextual"/>
         </w:rPr>
       </w:pPr>
-      <w:hyperlink w:anchor="_Toc243510495" w:history="1">
+      <w:hyperlink w:anchor="_Toc243518106" w:history="1">
         <w:r>
           <w:rPr>
             <w:rStyle w:val="a4"/>
@@ -2894,7 +2894,7 @@
             <w:noProof/>
             <w:webHidden/>
           </w:rPr>
-          <w:instrText xml:space="preserve"> PAGEREF _Toc243510495 \h </w:instrText>
+          <w:instrText xml:space="preserve"> PAGEREF _Toc243518106 \h </w:instrText>
         </w:r>
         <w:r>
           <w:rPr>
@@ -2940,7 +2940,7 @@
           <w14:ligatures w14:val="standardContextual"/>
         </w:rPr>
       </w:pPr>
-      <w:hyperlink w:anchor="_Toc243510496" w:history="1">
+      <w:hyperlink w:anchor="_Toc243518107" w:history="1">
         <w:r>
           <w:rPr>
             <w:rStyle w:val="a4"/>
@@ -2967,7 +2967,7 @@
             <w:noProof/>
             <w:webHidden/>
           </w:rPr>
-          <w:instrText xml:space="preserve"> PAGEREF _Toc243510496 \h </w:instrText>
+          <w:instrText xml:space="preserve"> PAGEREF _Toc243518107 \h </w:instrText>
         </w:r>
         <w:r>
           <w:rPr>
@@ -3013,7 +3013,7 @@
           <w14:ligatures w14:val="standardContextual"/>
         </w:rPr>
       </w:pPr>
-      <w:hyperlink w:anchor="_Toc243510497" w:history="1">
+      <w:hyperlink w:anchor="_Toc243518108" w:history="1">
         <w:r>
           <w:rPr>
             <w:rStyle w:val="a4"/>
@@ -3040,7 +3040,7 @@
             <w:noProof/>
             <w:webHidden/>
           </w:rPr>
-          <w:instrText xml:space="preserve"> PAGEREF _Toc243510497 \h </w:instrText>
+          <w:instrText xml:space="preserve"> PAGEREF _Toc243518108 \h </w:instrText>
         </w:r>
         <w:r>
           <w:rPr>
@@ -3086,7 +3086,7 @@
           <w14:ligatures w14:val="standardContextual"/>
         </w:rPr>
       </w:pPr>
-      <w:hyperlink w:anchor="_Toc243510498" w:history="1">
+      <w:hyperlink w:anchor="_Toc243518109" w:history="1">
         <w:r>
           <w:rPr>
             <w:rStyle w:val="a4"/>
@@ -3113,7 +3113,7 @@
             <w:noProof/>
             <w:webHidden/>
           </w:rPr>
-          <w:instrText xml:space="preserve"> PAGEREF _Toc243510498 \h </w:instrText>
+          <w:instrText xml:space="preserve"> PAGEREF _Toc243518109 \h </w:instrText>
         </w:r>
         <w:r>
           <w:rPr>
@@ -3159,7 +3159,7 @@
           <w14:ligatures w14:val="standardContextual"/>
         </w:rPr>
       </w:pPr>
-      <w:hyperlink w:anchor="_Toc243510499" w:history="1">
+      <w:hyperlink w:anchor="_Toc243518110" w:history="1">
         <w:r>
           <w:rPr>
             <w:rStyle w:val="a4"/>
@@ -3186,7 +3186,7 @@
             <w:noProof/>
             <w:webHidden/>
           </w:rPr>
-          <w:instrText xml:space="preserve"> PAGEREF _Toc243510499 \h </w:instrText>
+          <w:instrText xml:space="preserve"> PAGEREF _Toc243518110 \h </w:instrText>
         </w:r>
         <w:r>
           <w:rPr>
@@ -3232,7 +3232,7 @@
           <w14:ligatures w14:val="standardContextual"/>
         </w:rPr>
       </w:pPr>
-      <w:hyperlink w:anchor="_Toc243510500" w:history="1">
+      <w:hyperlink w:anchor="_Toc243518111" w:history="1">
         <w:r>
           <w:rPr>
             <w:rStyle w:val="a4"/>
@@ -3259,7 +3259,7 @@
             <w:noProof/>
             <w:webHidden/>
           </w:rPr>
-          <w:instrText xml:space="preserve"> PAGEREF _Toc243510500 \h </w:instrText>
+          <w:instrText xml:space="preserve"> PAGEREF _Toc243518111 \h </w:instrText>
         </w:r>
         <w:r>
           <w:rPr>
@@ -3305,7 +3305,7 @@
           <w14:ligatures w14:val="standardContextual"/>
         </w:rPr>
       </w:pPr>
-      <w:hyperlink w:anchor="_Toc243510501" w:history="1">
+      <w:hyperlink w:anchor="_Toc243518112" w:history="1">
         <w:r>
           <w:rPr>
             <w:rStyle w:val="a4"/>
@@ -3332,7 +3332,7 @@
             <w:noProof/>
             <w:webHidden/>
           </w:rPr>
-          <w:instrText xml:space="preserve"> PAGEREF _Toc243510501 \h </w:instrText>
+          <w:instrText xml:space="preserve"> PAGEREF _Toc243518112 \h </w:instrText>
         </w:r>
         <w:r>
           <w:rPr>
@@ -3378,7 +3378,7 @@
           <w14:ligatures w14:val="standardContextual"/>
         </w:rPr>
       </w:pPr>
-      <w:hyperlink w:anchor="_Toc243510502" w:history="1">
+      <w:hyperlink w:anchor="_Toc243518113" w:history="1">
         <w:r>
           <w:rPr>
             <w:rStyle w:val="a4"/>
@@ -3405,7 +3405,7 @@
             <w:noProof/>
             <w:webHidden/>
           </w:rPr>
-          <w:instrText xml:space="preserve"> PAGEREF _Toc243510502 \h </w:instrText>
+          <w:instrText xml:space="preserve"> PAGEREF _Toc243518113 \h </w:instrText>
         </w:r>
         <w:r>
           <w:rPr>
@@ -3451,7 +3451,7 @@
           <w14:ligatures w14:val="standardContextual"/>
         </w:rPr>
       </w:pPr>
-      <w:hyperlink w:anchor="_Toc243510503" w:history="1">
+      <w:hyperlink w:anchor="_Toc243518114" w:history="1">
         <w:r>
           <w:rPr>
             <w:rStyle w:val="a4"/>
@@ -3478,7 +3478,7 @@
             <w:noProof/>
             <w:webHidden/>
           </w:rPr>
-          <w:instrText xml:space="preserve"> PAGEREF _Toc243510503 \h </w:instrText>
+          <w:instrText xml:space="preserve"> PAGEREF _Toc243518114 \h </w:instrText>
         </w:r>
         <w:r>
           <w:rPr>
@@ -3524,7 +3524,7 @@
           <w14:ligatures w14:val="standardContextual"/>
         </w:rPr>
       </w:pPr>
-      <w:hyperlink w:anchor="_Toc243510504" w:history="1">
+      <w:hyperlink w:anchor="_Toc243518115" w:history="1">
         <w:r>
           <w:rPr>
             <w:rStyle w:val="a4"/>
@@ -3551,7 +3551,7 @@
             <w:noProof/>
             <w:webHidden/>
           </w:rPr>
-          <w:instrText xml:space="preserve"> PAGEREF _Toc243510504 \h </w:instrText>
+          <w:instrText xml:space="preserve"> PAGEREF _Toc243518115 \h </w:instrText>
         </w:r>
         <w:r>
           <w:rPr>
@@ -3597,7 +3597,7 @@
           <w14:ligatures w14:val="standardContextual"/>
         </w:rPr>
       </w:pPr>
-      <w:hyperlink w:anchor="_Toc243510505" w:history="1">
+      <w:hyperlink w:anchor="_Toc243518116" w:history="1">
         <w:r>
           <w:rPr>
             <w:rStyle w:val="a4"/>
@@ -3624,7 +3624,7 @@
             <w:noProof/>
             <w:webHidden/>
           </w:rPr>
-          <w:instrText xml:space="preserve"> PAGEREF _Toc243510505 \h </w:instrText>
+          <w:instrText xml:space="preserve"> PAGEREF _Toc243518116 \h </w:instrText>
         </w:r>
         <w:r>
           <w:rPr>
@@ -3670,7 +3670,7 @@
           <w14:ligatures w14:val="standardContextual"/>
         </w:rPr>
       </w:pPr>
-      <w:hyperlink w:anchor="_Toc243510506" w:history="1">
+      <w:hyperlink w:anchor="_Toc243518117" w:history="1">
         <w:r>
           <w:rPr>
             <w:rStyle w:val="a4"/>
@@ -3697,7 +3697,7 @@
             <w:noProof/>
             <w:webHidden/>
           </w:rPr>
-          <w:instrText xml:space="preserve"> PAGEREF _Toc243510506 \h </w:instrText>
+          <w:instrText xml:space="preserve"> PAGEREF _Toc243518117 \h </w:instrText>
         </w:r>
         <w:r>
           <w:rPr>
@@ -3743,7 +3743,7 @@
           <w14:ligatures w14:val="standardContextual"/>
         </w:rPr>
       </w:pPr>
-      <w:hyperlink w:anchor="_Toc243510507" w:history="1">
+      <w:hyperlink w:anchor="_Toc243518118" w:history="1">
         <w:r>
           <w:rPr>
             <w:rStyle w:val="a4"/>
@@ -3770,7 +3770,7 @@
             <w:noProof/>
             <w:webHidden/>
           </w:rPr>
-          <w:instrText xml:space="preserve"> PAGEREF _Toc243510507 \h </w:instrText>
+          <w:instrText xml:space="preserve"> PAGEREF _Toc243518118 \h </w:instrText>
         </w:r>
         <w:r>
           <w:rPr>
@@ -3816,7 +3816,7 @@
           <w14:ligatures w14:val="standardContextual"/>
         </w:rPr>
       </w:pPr>
-      <w:hyperlink w:anchor="_Toc243510508" w:history="1">
+      <w:hyperlink w:anchor="_Toc243518119" w:history="1">
         <w:r>
           <w:rPr>
             <w:rStyle w:val="a4"/>
@@ -3843,7 +3843,7 @@
             <w:noProof/>
             <w:webHidden/>
           </w:rPr>
-          <w:instrText xml:space="preserve"> PAGEREF _Toc243510508 \h </w:instrText>
+          <w:instrText xml:space="preserve"> PAGEREF _Toc243518119 \h </w:instrText>
         </w:r>
         <w:r>
           <w:rPr>
@@ -3889,7 +3889,7 @@
           <w14:ligatures w14:val="standardContextual"/>
         </w:rPr>
       </w:pPr>
-      <w:hyperlink w:anchor="_Toc243510509" w:history="1">
+      <w:hyperlink w:anchor="_Toc243518120" w:history="1">
         <w:r>
           <w:rPr>
             <w:rStyle w:val="a4"/>
@@ -3916,7 +3916,7 @@
             <w:noProof/>
             <w:webHidden/>
           </w:rPr>
-          <w:instrText xml:space="preserve"> PAGEREF _Toc243510509 \h </w:instrText>
+          <w:instrText xml:space="preserve"> PAGEREF _Toc243518120 \h </w:instrText>
         </w:r>
         <w:r>
           <w:rPr>
@@ -3962,7 +3962,7 @@
           <w14:ligatures w14:val="standardContextual"/>
         </w:rPr>
       </w:pPr>
-      <w:hyperlink w:anchor="_Toc243510510" w:history="1">
+      <w:hyperlink w:anchor="_Toc243518121" w:history="1">
         <w:r>
           <w:rPr>
             <w:rStyle w:val="a4"/>
@@ -3989,7 +3989,7 @@
             <w:noProof/>
             <w:webHidden/>
           </w:rPr>
-          <w:instrText xml:space="preserve"> PAGEREF _Toc243510510 \h </w:instrText>
+          <w:instrText xml:space="preserve"> PAGEREF _Toc243518121 \h </w:instrText>
         </w:r>
         <w:r>
           <w:rPr>
@@ -4035,7 +4035,7 @@
           <w14:ligatures w14:val="standardContextual"/>
         </w:rPr>
       </w:pPr>
-      <w:hyperlink w:anchor="_Toc243510511" w:history="1">
+      <w:hyperlink w:anchor="_Toc243518122" w:history="1">
         <w:r>
           <w:rPr>
             <w:rStyle w:val="a4"/>
@@ -4062,7 +4062,7 @@
             <w:noProof/>
             <w:webHidden/>
           </w:rPr>
-          <w:instrText xml:space="preserve"> PAGEREF _Toc243510511 \h </w:instrText>
+          <w:instrText xml:space="preserve"> PAGEREF _Toc243518122 \h </w:instrText>
         </w:r>
         <w:r>
           <w:rPr>
@@ -4108,7 +4108,7 @@
           <w14:ligatures w14:val="standardContextual"/>
         </w:rPr>
       </w:pPr>
-      <w:hyperlink w:anchor="_Toc243510512" w:history="1">
+      <w:hyperlink w:anchor="_Toc243518123" w:history="1">
         <w:r>
           <w:rPr>
             <w:rStyle w:val="a4"/>
@@ -4135,7 +4135,7 @@
             <w:noProof/>
             <w:webHidden/>
           </w:rPr>
-          <w:instrText xml:space="preserve"> PAGEREF _Toc243510512 \h </w:instrText>
+          <w:instrText xml:space="preserve"> PAGEREF _Toc243518123 \h </w:instrText>
         </w:r>
         <w:r>
           <w:rPr>
@@ -4181,7 +4181,7 @@
           <w14:ligatures w14:val="standardContextual"/>
         </w:rPr>
       </w:pPr>
-      <w:hyperlink w:anchor="_Toc243510513" w:history="1">
+      <w:hyperlink w:anchor="_Toc243518124" w:history="1">
         <w:r>
           <w:rPr>
             <w:rStyle w:val="a4"/>
@@ -4208,7 +4208,7 @@
             <w:noProof/>
             <w:webHidden/>
           </w:rPr>
-          <w:instrText xml:space="preserve"> PAGEREF _Toc243510513 \h </w:instrText>
+          <w:instrText xml:space="preserve"> PAGEREF _Toc243518124 \h </w:instrText>
         </w:r>
         <w:r>
           <w:rPr>
@@ -4254,7 +4254,7 @@
           <w14:ligatures w14:val="standardContextual"/>
         </w:rPr>
       </w:pPr>
-      <w:hyperlink w:anchor="_Toc243510514" w:history="1">
+      <w:hyperlink w:anchor="_Toc243518125" w:history="1">
         <w:r>
           <w:rPr>
             <w:rStyle w:val="a4"/>
@@ -4281,7 +4281,7 @@
             <w:noProof/>
             <w:webHidden/>
           </w:rPr>
-          <w:instrText xml:space="preserve"> PAGEREF _Toc243510514 \h </w:instrText>
+          <w:instrText xml:space="preserve"> PAGEREF _Toc243518125 \h </w:instrText>
         </w:r>
         <w:r>
           <w:rPr>
@@ -4327,7 +4327,7 @@
           <w14:ligatures w14:val="standardContextual"/>
         </w:rPr>
       </w:pPr>
-      <w:hyperlink w:anchor="_Toc243510515" w:history="1">
+      <w:hyperlink w:anchor="_Toc243518126" w:history="1">
         <w:r>
           <w:rPr>
             <w:rStyle w:val="a4"/>
@@ -4354,7 +4354,7 @@
             <w:noProof/>
             <w:webHidden/>
           </w:rPr>
-          <w:instrText xml:space="preserve"> PAGEREF _Toc243510515 \h </w:instrText>
+          <w:instrText xml:space="preserve"> PAGEREF _Toc243518126 \h </w:instrText>
         </w:r>
         <w:r>
           <w:rPr>
@@ -4400,7 +4400,7 @@
           <w14:ligatures w14:val="standardContextual"/>
         </w:rPr>
       </w:pPr>
-      <w:hyperlink w:anchor="_Toc243510516" w:history="1">
+      <w:hyperlink w:anchor="_Toc243518127" w:history="1">
         <w:r>
           <w:rPr>
             <w:rStyle w:val="a4"/>
@@ -4427,7 +4427,7 @@
             <w:noProof/>
             <w:webHidden/>
           </w:rPr>
-          <w:instrText xml:space="preserve"> PAGEREF _Toc243510516 \h </w:instrText>
+          <w:instrText xml:space="preserve"> PAGEREF _Toc243518127 \h </w:instrText>
         </w:r>
         <w:r>
           <w:rPr>
@@ -4473,7 +4473,7 @@
           <w14:ligatures w14:val="standardContextual"/>
         </w:rPr>
       </w:pPr>
-      <w:hyperlink w:anchor="_Toc243510517" w:history="1">
+      <w:hyperlink w:anchor="_Toc243518128" w:history="1">
         <w:r>
           <w:rPr>
             <w:rStyle w:val="a4"/>
@@ -4500,7 +4500,7 @@
             <w:noProof/>
             <w:webHidden/>
           </w:rPr>
-          <w:instrText xml:space="preserve"> PAGEREF _Toc243510517 \h </w:instrText>
+          <w:instrText xml:space="preserve"> PAGEREF _Toc243518128 \h </w:instrText>
         </w:r>
         <w:r>
           <w:rPr>
@@ -4546,7 +4546,7 @@
           <w14:ligatures w14:val="standardContextual"/>
         </w:rPr>
       </w:pPr>
-      <w:hyperlink w:anchor="_Toc243510518" w:history="1">
+      <w:hyperlink w:anchor="_Toc243518129" w:history="1">
         <w:r>
           <w:rPr>
             <w:rStyle w:val="a4"/>
@@ -4573,7 +4573,7 @@
             <w:noProof/>
             <w:webHidden/>
           </w:rPr>
-          <w:instrText xml:space="preserve"> PAGEREF _Toc243510518 \h </w:instrText>
+          <w:instrText xml:space="preserve"> PAGEREF _Toc243518129 \h </w:instrText>
         </w:r>
         <w:r>
           <w:rPr>
@@ -4619,7 +4619,7 @@
           <w14:ligatures w14:val="standardContextual"/>
         </w:rPr>
       </w:pPr>
-      <w:hyperlink w:anchor="_Toc243510519" w:history="1">
+      <w:hyperlink w:anchor="_Toc243518130" w:history="1">
         <w:r>
           <w:rPr>
             <w:rStyle w:val="a4"/>
@@ -4646,7 +4646,7 @@
             <w:noProof/>
             <w:webHidden/>
           </w:rPr>
-          <w:instrText xml:space="preserve"> PAGEREF _Toc243510519 \h </w:instrText>
+          <w:instrText xml:space="preserve"> PAGEREF _Toc243518130 \h </w:instrText>
         </w:r>
         <w:r>
           <w:rPr>
@@ -4692,7 +4692,7 @@
           <w14:ligatures w14:val="standardContextual"/>
         </w:rPr>
       </w:pPr>
-      <w:hyperlink w:anchor="_Toc243510520" w:history="1">
+      <w:hyperlink w:anchor="_Toc243518131" w:history="1">
         <w:r>
           <w:rPr>
             <w:rStyle w:val="a4"/>
@@ -4719,7 +4719,7 @@
             <w:noProof/>
             <w:webHidden/>
           </w:rPr>
-          <w:instrText xml:space="preserve"> PAGEREF _Toc243510520 \h </w:instrText>
+          <w:instrText xml:space="preserve"> PAGEREF _Toc243518131 \h </w:instrText>
         </w:r>
         <w:r>
           <w:rPr>
@@ -4765,7 +4765,7 @@
           <w14:ligatures w14:val="standardContextual"/>
         </w:rPr>
       </w:pPr>
-      <w:hyperlink w:anchor="_Toc243510521" w:history="1">
+      <w:hyperlink w:anchor="_Toc243518132" w:history="1">
         <w:r>
           <w:rPr>
             <w:rStyle w:val="a4"/>
@@ -4792,7 +4792,7 @@
             <w:noProof/>
             <w:webHidden/>
           </w:rPr>
-          <w:instrText xml:space="preserve"> PAGEREF _Toc243510521 \h </w:instrText>
+          <w:instrText xml:space="preserve"> PAGEREF _Toc243518132 \h </w:instrText>
         </w:r>
         <w:r>
           <w:rPr>
@@ -4838,7 +4838,7 @@
           <w14:ligatures w14:val="standardContextual"/>
         </w:rPr>
       </w:pPr>
-      <w:hyperlink w:anchor="_Toc243510522" w:history="1">
+      <w:hyperlink w:anchor="_Toc243518133" w:history="1">
         <w:r>
           <w:rPr>
             <w:rStyle w:val="a4"/>
@@ -4865,7 +4865,7 @@
             <w:noProof/>
             <w:webHidden/>
           </w:rPr>
-          <w:instrText xml:space="preserve"> PAGEREF _Toc243510522 \h </w:instrText>
+          <w:instrText xml:space="preserve"> PAGEREF _Toc243518133 \h </w:instrText>
         </w:r>
         <w:r>
           <w:rPr>
@@ -4911,7 +4911,7 @@
           <w14:ligatures w14:val="standardContextual"/>
         </w:rPr>
       </w:pPr>
-      <w:hyperlink w:anchor="_Toc243510523" w:history="1">
+      <w:hyperlink w:anchor="_Toc243518134" w:history="1">
         <w:r>
           <w:rPr>
             <w:rStyle w:val="a4"/>
@@ -4938,7 +4938,7 @@
             <w:noProof/>
             <w:webHidden/>
           </w:rPr>
-          <w:instrText xml:space="preserve"> PAGEREF _Toc243510523 \h </w:instrText>
+          <w:instrText xml:space="preserve"> PAGEREF _Toc243518134 \h </w:instrText>
         </w:r>
         <w:r>
           <w:rPr>
@@ -4984,7 +4984,7 @@
           <w14:ligatures w14:val="standardContextual"/>
         </w:rPr>
       </w:pPr>
-      <w:hyperlink w:anchor="_Toc243510524" w:history="1">
+      <w:hyperlink w:anchor="_Toc243518135" w:history="1">
         <w:r>
           <w:rPr>
             <w:rStyle w:val="a4"/>
@@ -5011,7 +5011,7 @@
             <w:noProof/>
             <w:webHidden/>
           </w:rPr>
-          <w:instrText xml:space="preserve"> PAGEREF _Toc243510524 \h </w:instrText>
+          <w:instrText xml:space="preserve"> PAGEREF _Toc243518135 \h </w:instrText>
         </w:r>
         <w:r>
           <w:rPr>
@@ -5057,7 +5057,7 @@
           <w14:ligatures w14:val="standardContextual"/>
         </w:rPr>
       </w:pPr>
-      <w:hyperlink w:anchor="_Toc243510525" w:history="1">
+      <w:hyperlink w:anchor="_Toc243518136" w:history="1">
         <w:r>
           <w:rPr>
             <w:rStyle w:val="a4"/>
@@ -5084,7 +5084,7 @@
             <w:noProof/>
             <w:webHidden/>
           </w:rPr>
-          <w:instrText xml:space="preserve"> PAGEREF _Toc243510525 \h </w:instrText>
+          <w:instrText xml:space="preserve"> PAGEREF _Toc243518136 \h </w:instrText>
         </w:r>
         <w:r>
           <w:rPr>
@@ -5130,7 +5130,7 @@
           <w14:ligatures w14:val="standardContextual"/>
         </w:rPr>
       </w:pPr>
-      <w:hyperlink w:anchor="_Toc243510526" w:history="1">
+      <w:hyperlink w:anchor="_Toc243518137" w:history="1">
         <w:r>
           <w:rPr>
             <w:rStyle w:val="a4"/>
@@ -5157,7 +5157,7 @@
             <w:noProof/>
             <w:webHidden/>
           </w:rPr>
-          <w:instrText xml:space="preserve"> PAGEREF _Toc243510526 \h </w:instrText>
+          <w:instrText xml:space="preserve"> PAGEREF _Toc243518137 \h </w:instrText>
         </w:r>
         <w:r>
           <w:rPr>
@@ -5203,7 +5203,7 @@
           <w14:ligatures w14:val="standardContextual"/>
         </w:rPr>
       </w:pPr>
-      <w:hyperlink w:anchor="_Toc243510527" w:history="1">
+      <w:hyperlink w:anchor="_Toc243518138" w:history="1">
         <w:r>
           <w:rPr>
             <w:rStyle w:val="a4"/>
@@ -5230,7 +5230,7 @@
             <w:noProof/>
             <w:webHidden/>
           </w:rPr>
-          <w:instrText xml:space="preserve"> PAGEREF _Toc243510527 \h </w:instrText>
+          <w:instrText xml:space="preserve"> PAGEREF _Toc243518138 \h </w:instrText>
         </w:r>
         <w:r>
           <w:rPr>
@@ -5276,7 +5276,7 @@
           <w14:ligatures w14:val="standardContextual"/>
         </w:rPr>
       </w:pPr>
-      <w:hyperlink w:anchor="_Toc243510528" w:history="1">
+      <w:hyperlink w:anchor="_Toc243518139" w:history="1">
         <w:r>
           <w:rPr>
             <w:rStyle w:val="a4"/>
@@ -5303,7 +5303,7 @@
             <w:noProof/>
             <w:webHidden/>
           </w:rPr>
-          <w:instrText xml:space="preserve"> PAGEREF _Toc243510528 \h </w:instrText>
+          <w:instrText xml:space="preserve"> PAGEREF _Toc243518139 \h </w:instrText>
         </w:r>
         <w:r>
           <w:rPr>
@@ -5349,7 +5349,7 @@
           <w14:ligatures w14:val="standardContextual"/>
         </w:rPr>
       </w:pPr>
-      <w:hyperlink w:anchor="_Toc243510529" w:history="1">
+      <w:hyperlink w:anchor="_Toc243518140" w:history="1">
         <w:r>
           <w:rPr>
             <w:rStyle w:val="a4"/>
@@ -5376,7 +5376,7 @@
             <w:noProof/>
             <w:webHidden/>
           </w:rPr>
-          <w:instrText xml:space="preserve"> PAGEREF _Toc243510529 \h </w:instrText>
+          <w:instrText xml:space="preserve"> PAGEREF _Toc243518140 \h </w:instrText>
         </w:r>
         <w:r>
           <w:rPr>
@@ -5422,7 +5422,7 @@
           <w14:ligatures w14:val="standardContextual"/>
         </w:rPr>
       </w:pPr>
-      <w:hyperlink w:anchor="_Toc243510530" w:history="1">
+      <w:hyperlink w:anchor="_Toc243518141" w:history="1">
         <w:r>
           <w:rPr>
             <w:rStyle w:val="a4"/>
@@ -5449,7 +5449,7 @@
             <w:noProof/>
             <w:webHidden/>
           </w:rPr>
-          <w:instrText xml:space="preserve"> PAGEREF _Toc243510530 \h </w:instrText>
+          <w:instrText xml:space="preserve"> PAGEREF _Toc243518141 \h </w:instrText>
         </w:r>
         <w:r>
           <w:rPr>
@@ -5495,7 +5495,7 @@
           <w14:ligatures w14:val="standardContextual"/>
         </w:rPr>
       </w:pPr>
-      <w:hyperlink w:anchor="_Toc243510531" w:history="1">
+      <w:hyperlink w:anchor="_Toc243518142" w:history="1">
         <w:r>
           <w:rPr>
             <w:rStyle w:val="a4"/>
@@ -5522,7 +5522,7 @@
             <w:noProof/>
             <w:webHidden/>
           </w:rPr>
-          <w:instrText xml:space="preserve"> PAGEREF _Toc243510531 \h </w:instrText>
+          <w:instrText xml:space="preserve"> PAGEREF _Toc243518142 \h </w:instrText>
         </w:r>
         <w:r>
           <w:rPr>
@@ -5555,6 +5555,79 @@
     </w:p>
     <w:p>
       <w:pPr>
+        <w:pStyle w:val="20"/>
+        <w:tabs>
+          <w:tab w:val="right" w:leader="dot" w:pos="9628"/>
+        </w:tabs>
+        <w:rPr>
+          <w:rFonts w:asciiTheme="minorHAnsi" w:eastAsiaTheme="minorEastAsia" w:hAnsiTheme="minorHAnsi" w:cstheme="minorBidi"/>
+          <w:noProof/>
+          <w:kern w:val="2"/>
+          <w:sz w:val="24"/>
+          <w:szCs w:val="24"/>
+          <w14:ligatures w14:val="standardContextual"/>
+        </w:rPr>
+      </w:pPr>
+      <w:hyperlink w:anchor="_Toc243518143" w:history="1">
+        <w:r>
+          <w:rPr>
+            <w:rStyle w:val="a4"/>
+            <w:noProof/>
+          </w:rPr>
+          <w:t>А.4. Доступ к системе контроля версий</w:t>
+        </w:r>
+        <w:r>
+          <w:rPr>
+            <w:noProof/>
+            <w:webHidden/>
+          </w:rPr>
+          <w:tab/>
+        </w:r>
+        <w:r>
+          <w:rPr>
+            <w:noProof/>
+            <w:webHidden/>
+          </w:rPr>
+          <w:fldChar w:fldCharType="begin"/>
+        </w:r>
+        <w:r>
+          <w:rPr>
+            <w:noProof/>
+            <w:webHidden/>
+          </w:rPr>
+          <w:instrText xml:space="preserve"> PAGEREF _Toc243518143 \h </w:instrText>
+        </w:r>
+        <w:r>
+          <w:rPr>
+            <w:noProof/>
+            <w:webHidden/>
+          </w:rPr>
+        </w:r>
+        <w:r>
+          <w:rPr>
+            <w:noProof/>
+            <w:webHidden/>
+          </w:rPr>
+          <w:fldChar w:fldCharType="separate"/>
+        </w:r>
+        <w:r>
+          <w:rPr>
+            <w:noProof/>
+            <w:webHidden/>
+          </w:rPr>
+          <w:t>80</w:t>
+        </w:r>
+        <w:r>
+          <w:rPr>
+            <w:noProof/>
+            <w:webHidden/>
+          </w:rPr>
+          <w:fldChar w:fldCharType="end"/>
+        </w:r>
+      </w:hyperlink>
+    </w:p>
+    <w:p>
+      <w:pPr>
         <w:spacing w:line="276" w:lineRule="auto"/>
       </w:pPr>
       <w:r>
@@ -5570,7 +5643,7 @@
       <w:pPr>
         <w:pStyle w:val="1"/>
       </w:pPr>
-      <w:bookmarkStart w:id="0" w:name="_Toc243510460"/>
+      <w:bookmarkStart w:id="0" w:name="_Toc243518071"/>
       <w:r>
         <w:lastRenderedPageBreak/>
         <w:t>ВВЕДЕНИЕ</w:t>
@@ -5749,7 +5822,7 @@
       <w:pPr>
         <w:pStyle w:val="1"/>
       </w:pPr>
-      <w:bookmarkStart w:id="1" w:name="_Toc243510461"/>
+      <w:bookmarkStart w:id="1" w:name="_Toc243518072"/>
       <w:r>
         <w:lastRenderedPageBreak/>
         <w:t>ГЛАВА 1. АНАЛИЗ ПРЕДМЕТНОЙ ОБЛАСТИ И ФОРМУЛИРОВКА ТРЕБОВАНИЙ</w:t>
@@ -5760,7 +5833,7 @@
       <w:pPr>
         <w:pStyle w:val="2"/>
       </w:pPr>
-      <w:bookmarkStart w:id="2" w:name="_Toc243510462"/>
+      <w:bookmarkStart w:id="2" w:name="_Toc243518073"/>
       <w:r>
         <w:t>1.1. Назначение, цели и задачи создания приложения</w:t>
       </w:r>
@@ -5872,7 +5945,7 @@
       <w:pPr>
         <w:pStyle w:val="2"/>
       </w:pPr>
-      <w:bookmarkStart w:id="3" w:name="_Toc243510463"/>
+      <w:bookmarkStart w:id="3" w:name="_Toc243518074"/>
       <w:r>
         <w:t>1.2. Возможности приложения</w:t>
       </w:r>
@@ -6000,7 +6073,7 @@
       <w:pPr>
         <w:pStyle w:val="2"/>
       </w:pPr>
-      <w:bookmarkStart w:id="4" w:name="_Toc243510464"/>
+      <w:bookmarkStart w:id="4" w:name="_Toc243518075"/>
       <w:r>
         <w:t>1.3. Виды пользователей и их возможности</w:t>
       </w:r>
@@ -7103,7 +7176,7 @@
       <w:pPr>
         <w:pStyle w:val="2"/>
       </w:pPr>
-      <w:bookmarkStart w:id="5" w:name="_Toc243510465"/>
+      <w:bookmarkStart w:id="5" w:name="_Toc243518076"/>
       <w:r>
         <w:t>1.4. Описание бизнес-процессов</w:t>
       </w:r>
@@ -7213,7 +7286,7 @@
           <w:noProof/>
         </w:rPr>
         <w:drawing>
-          <wp:inline distT="0" distB="0" distL="0" distR="0" wp14:anchorId="5703192A" wp14:editId="2CE9383A">
+          <wp:inline distT="0" distB="0" distL="0" distR="0" wp14:anchorId="10401A94" wp14:editId="06486CCC">
             <wp:extent cx="5759999" cy="4797280"/>
             <wp:effectExtent l="0" t="0" r="0" b="0"/>
             <wp:docPr id="1" name="Рисунок 1"/>
@@ -7274,7 +7347,7 @@
       <w:pPr>
         <w:pStyle w:val="3"/>
       </w:pPr>
-      <w:bookmarkStart w:id="6" w:name="_Toc243510466"/>
+      <w:bookmarkStart w:id="6" w:name="_Toc243518077"/>
       <w:r>
         <w:t>Выводы по главе 1</w:t>
       </w:r>
@@ -7302,7 +7375,7 @@
       <w:pPr>
         <w:pStyle w:val="1"/>
       </w:pPr>
-      <w:bookmarkStart w:id="7" w:name="_Toc243510467"/>
+      <w:bookmarkStart w:id="7" w:name="_Toc243518078"/>
       <w:r>
         <w:lastRenderedPageBreak/>
         <w:t>ГЛАВА 2. АНАЛИЗ АНАЛОГОВ И ПРОТОТИПОВ</w:t>
@@ -7844,7 +7917,7 @@
       <w:pPr>
         <w:pStyle w:val="2"/>
       </w:pPr>
-      <w:bookmarkStart w:id="8" w:name="_Toc243510468"/>
+      <w:bookmarkStart w:id="8" w:name="_Toc243518079"/>
       <w:r>
         <w:lastRenderedPageBreak/>
         <w:t>2.1. Аналог 1. Moodle</w:t>
@@ -7861,7 +7934,7 @@
           <w:noProof/>
         </w:rPr>
         <w:drawing>
-          <wp:inline distT="0" distB="0" distL="0" distR="0" wp14:anchorId="0A1EC5FE" wp14:editId="599E483C">
+          <wp:inline distT="0" distB="0" distL="0" distR="0" wp14:anchorId="23827719" wp14:editId="5F1FBB45">
             <wp:extent cx="5759999" cy="5455170"/>
             <wp:effectExtent l="0" t="0" r="0" b="0"/>
             <wp:docPr id="2" name="Рисунок 2"/>
@@ -7941,7 +8014,7 @@
       <w:pPr>
         <w:pStyle w:val="2"/>
       </w:pPr>
-      <w:bookmarkStart w:id="9" w:name="_Toc243510469"/>
+      <w:bookmarkStart w:id="9" w:name="_Toc243518080"/>
       <w:r>
         <w:t>2.2. Аналог 2. Google Classroom</w:t>
       </w:r>
@@ -7957,7 +8030,7 @@
           <w:noProof/>
         </w:rPr>
         <w:drawing>
-          <wp:inline distT="0" distB="0" distL="0" distR="0" wp14:anchorId="28461105" wp14:editId="2307C3E3">
+          <wp:inline distT="0" distB="0" distL="0" distR="0" wp14:anchorId="5F6020F4" wp14:editId="05DD1725">
             <wp:extent cx="5759999" cy="6233165"/>
             <wp:effectExtent l="0" t="0" r="0" b="0"/>
             <wp:docPr id="3" name="Рисунок 3"/>
@@ -8040,7 +8113,7 @@
       <w:pPr>
         <w:pStyle w:val="2"/>
       </w:pPr>
-      <w:bookmarkStart w:id="10" w:name="_Toc243510470"/>
+      <w:bookmarkStart w:id="10" w:name="_Toc243518081"/>
       <w:r>
         <w:lastRenderedPageBreak/>
         <w:t>2.3. Аналог 3. iSpring Learn</w:t>
@@ -8057,7 +8130,7 @@
           <w:noProof/>
         </w:rPr>
         <w:drawing>
-          <wp:inline distT="0" distB="0" distL="0" distR="0" wp14:anchorId="7BF2917C" wp14:editId="23C440D4">
+          <wp:inline distT="0" distB="0" distL="0" distR="0" wp14:anchorId="0DCDAC81" wp14:editId="265F7DF9">
             <wp:extent cx="5759999" cy="6228395"/>
             <wp:effectExtent l="0" t="0" r="0" b="0"/>
             <wp:docPr id="4" name="Рисунок 4"/>
@@ -8140,7 +8213,7 @@
       <w:pPr>
         <w:pStyle w:val="2"/>
       </w:pPr>
-      <w:bookmarkStart w:id="11" w:name="_Toc243510471"/>
+      <w:bookmarkStart w:id="11" w:name="_Toc243518082"/>
       <w:r>
         <w:t>2.4. Аналог 4. LMS «АнтиТренинги»</w:t>
       </w:r>
@@ -8156,7 +8229,7 @@
           <w:noProof/>
         </w:rPr>
         <w:drawing>
-          <wp:inline distT="0" distB="0" distL="0" distR="0" wp14:anchorId="3AF7C561" wp14:editId="4E5BF533">
+          <wp:inline distT="0" distB="0" distL="0" distR="0" wp14:anchorId="38707A45" wp14:editId="4E0F877A">
             <wp:extent cx="5759999" cy="6161860"/>
             <wp:effectExtent l="0" t="0" r="0" b="0"/>
             <wp:docPr id="5" name="Рисунок 5"/>
@@ -8236,7 +8309,7 @@
       <w:pPr>
         <w:pStyle w:val="2"/>
       </w:pPr>
-      <w:bookmarkStart w:id="12" w:name="_Toc243510472"/>
+      <w:bookmarkStart w:id="12" w:name="_Toc243518083"/>
       <w:r>
         <w:t>2.5. Выводы по результатам анализа аналогов</w:t>
       </w:r>
@@ -8289,7 +8362,7 @@
       <w:pPr>
         <w:pStyle w:val="3"/>
       </w:pPr>
-      <w:bookmarkStart w:id="13" w:name="_Toc243510473"/>
+      <w:bookmarkStart w:id="13" w:name="_Toc243518084"/>
       <w:r>
         <w:t>Выводы по главе 2</w:t>
       </w:r>
@@ -8313,7 +8386,7 @@
       <w:pPr>
         <w:pStyle w:val="1"/>
       </w:pPr>
-      <w:bookmarkStart w:id="14" w:name="_Toc243510474"/>
+      <w:bookmarkStart w:id="14" w:name="_Toc243518085"/>
       <w:r>
         <w:lastRenderedPageBreak/>
         <w:t>ГЛАВА 3. ПРОЕКТИРОВАНИЕ И ПРОГРАММИРОВАНИЕ</w:t>
@@ -8324,7 +8397,7 @@
       <w:pPr>
         <w:pStyle w:val="2"/>
       </w:pPr>
-      <w:bookmarkStart w:id="15" w:name="_Toc243510475"/>
+      <w:bookmarkStart w:id="15" w:name="_Toc243518086"/>
       <w:r>
         <w:t>3.1. Описание интерфейса и архитектуры разрабатываемого продукта</w:t>
       </w:r>
@@ -8343,7 +8416,7 @@
       <w:pPr>
         <w:pStyle w:val="3"/>
       </w:pPr>
-      <w:bookmarkStart w:id="16" w:name="_Toc243510476"/>
+      <w:bookmarkStart w:id="16" w:name="_Toc243518087"/>
       <w:r>
         <w:t>3.1.1. Цветовая схема</w:t>
       </w:r>
@@ -8963,7 +9036,7 @@
       <w:pPr>
         <w:pStyle w:val="3"/>
       </w:pPr>
-      <w:bookmarkStart w:id="17" w:name="_Toc243510477"/>
+      <w:bookmarkStart w:id="17" w:name="_Toc243518088"/>
       <w:r>
         <w:lastRenderedPageBreak/>
         <w:t>3.1.2. Шрифтовая схема</w:t>
@@ -9040,7 +9113,7 @@
       <w:pPr>
         <w:pStyle w:val="3"/>
       </w:pPr>
-      <w:bookmarkStart w:id="18" w:name="_Toc243510478"/>
+      <w:bookmarkStart w:id="18" w:name="_Toc243518089"/>
       <w:r>
         <w:t>3.1.3. Общие принципы интерфейса</w:t>
       </w:r>
@@ -9140,7 +9213,7 @@
       <w:pPr>
         <w:pStyle w:val="3"/>
       </w:pPr>
-      <w:bookmarkStart w:id="19" w:name="_Toc243510479"/>
+      <w:bookmarkStart w:id="19" w:name="_Toc243518090"/>
       <w:r>
         <w:t>3.1.4. Макеты форм</w:t>
       </w:r>
@@ -9166,7 +9239,7 @@
         </w:rPr>
         <w:lastRenderedPageBreak/>
         <w:drawing>
-          <wp:inline distT="0" distB="0" distL="0" distR="0" wp14:anchorId="38DA9300" wp14:editId="344628F0">
+          <wp:inline distT="0" distB="0" distL="0" distR="0" wp14:anchorId="44CD2810" wp14:editId="0D86D85D">
             <wp:extent cx="5759999" cy="7039999"/>
             <wp:effectExtent l="0" t="0" r="0" b="0"/>
             <wp:docPr id="6" name="Рисунок 6"/>
@@ -9234,7 +9307,7 @@
         </w:rPr>
         <w:lastRenderedPageBreak/>
         <w:drawing>
-          <wp:inline distT="0" distB="0" distL="0" distR="0" wp14:anchorId="029D5309" wp14:editId="68873D8F">
+          <wp:inline distT="0" distB="0" distL="0" distR="0" wp14:anchorId="09272681" wp14:editId="3DFCD79D">
             <wp:extent cx="5759999" cy="9304615"/>
             <wp:effectExtent l="0" t="0" r="0" b="0"/>
             <wp:docPr id="7" name="Рисунок 7"/>
@@ -9294,7 +9367,7 @@
         </w:rPr>
         <w:lastRenderedPageBreak/>
         <w:drawing>
-          <wp:inline distT="0" distB="0" distL="0" distR="0" wp14:anchorId="2751871F" wp14:editId="7DB97784">
+          <wp:inline distT="0" distB="0" distL="0" distR="0" wp14:anchorId="27E87715" wp14:editId="1C2D1A54">
             <wp:extent cx="5759999" cy="9304615"/>
             <wp:effectExtent l="0" t="0" r="0" b="0"/>
             <wp:docPr id="8" name="Рисунок 8"/>
@@ -9362,7 +9435,7 @@
           <w:noProof/>
         </w:rPr>
         <w:drawing>
-          <wp:inline distT="0" distB="0" distL="0" distR="0" wp14:anchorId="4F2AF930" wp14:editId="3EA6988E">
+          <wp:inline distT="0" distB="0" distL="0" distR="0" wp14:anchorId="0957B6C0" wp14:editId="050A9A01">
             <wp:extent cx="5759999" cy="3506086"/>
             <wp:effectExtent l="0" t="0" r="0" b="0"/>
             <wp:docPr id="9" name="Рисунок 9"/>
@@ -9439,7 +9512,7 @@
         </w:rPr>
         <w:lastRenderedPageBreak/>
         <w:drawing>
-          <wp:inline distT="0" distB="0" distL="0" distR="0" wp14:anchorId="18374B91" wp14:editId="1C5AB433">
+          <wp:inline distT="0" distB="0" distL="0" distR="0" wp14:anchorId="02C2B8F6" wp14:editId="033E695F">
             <wp:extent cx="5759999" cy="3506086"/>
             <wp:effectExtent l="0" t="0" r="0" b="0"/>
             <wp:docPr id="10" name="Рисунок 10"/>
@@ -9506,7 +9579,7 @@
           <w:noProof/>
         </w:rPr>
         <w:drawing>
-          <wp:inline distT="0" distB="0" distL="0" distR="0" wp14:anchorId="5EBFB6AE" wp14:editId="7BD02D37">
+          <wp:inline distT="0" distB="0" distL="0" distR="0" wp14:anchorId="0C5D173E" wp14:editId="6A5152B3">
             <wp:extent cx="5759999" cy="3506086"/>
             <wp:effectExtent l="0" t="0" r="0" b="0"/>
             <wp:docPr id="11" name="Рисунок 11"/>
@@ -9574,7 +9647,7 @@
           <w:noProof/>
         </w:rPr>
         <w:drawing>
-          <wp:inline distT="0" distB="0" distL="0" distR="0" wp14:anchorId="7C63886B" wp14:editId="11757160">
+          <wp:inline distT="0" distB="0" distL="0" distR="0" wp14:anchorId="4CDE838C" wp14:editId="0F69766B">
             <wp:extent cx="5759999" cy="3506086"/>
             <wp:effectExtent l="0" t="0" r="0" b="0"/>
             <wp:docPr id="12" name="Рисунок 12"/>
@@ -9642,7 +9715,7 @@
         </w:rPr>
         <w:lastRenderedPageBreak/>
         <w:drawing>
-          <wp:inline distT="0" distB="0" distL="0" distR="0" wp14:anchorId="618B3721" wp14:editId="34CEE33A">
+          <wp:inline distT="0" distB="0" distL="0" distR="0" wp14:anchorId="5BF09134" wp14:editId="36FF69C8">
             <wp:extent cx="5759999" cy="3506086"/>
             <wp:effectExtent l="0" t="0" r="0" b="0"/>
             <wp:docPr id="13" name="Рисунок 13"/>
@@ -9709,7 +9782,7 @@
           <w:noProof/>
         </w:rPr>
         <w:drawing>
-          <wp:inline distT="0" distB="0" distL="0" distR="0" wp14:anchorId="7FEFF3AB" wp14:editId="3363F1E4">
+          <wp:inline distT="0" distB="0" distL="0" distR="0" wp14:anchorId="7F89FB17" wp14:editId="6B728E99">
             <wp:extent cx="5759999" cy="3506086"/>
             <wp:effectExtent l="0" t="0" r="0" b="0"/>
             <wp:docPr id="14" name="Рисунок 14"/>
@@ -9777,7 +9850,7 @@
           <w:noProof/>
         </w:rPr>
         <w:drawing>
-          <wp:inline distT="0" distB="0" distL="0" distR="0" wp14:anchorId="1C437A97" wp14:editId="63C2C6A0">
+          <wp:inline distT="0" distB="0" distL="0" distR="0" wp14:anchorId="24D57D7E" wp14:editId="2D3C12A2">
             <wp:extent cx="5759999" cy="3506086"/>
             <wp:effectExtent l="0" t="0" r="0" b="0"/>
             <wp:docPr id="15" name="Рисунок 15"/>
@@ -9845,7 +9918,7 @@
         </w:rPr>
         <w:lastRenderedPageBreak/>
         <w:drawing>
-          <wp:inline distT="0" distB="0" distL="0" distR="0" wp14:anchorId="424AC4D0" wp14:editId="496D2D7D">
+          <wp:inline distT="0" distB="0" distL="0" distR="0" wp14:anchorId="74A38BBE" wp14:editId="4134EF62">
             <wp:extent cx="5759999" cy="3506086"/>
             <wp:effectExtent l="0" t="0" r="0" b="0"/>
             <wp:docPr id="16" name="Рисунок 16"/>
@@ -9912,7 +9985,7 @@
           <w:noProof/>
         </w:rPr>
         <w:drawing>
-          <wp:inline distT="0" distB="0" distL="0" distR="0" wp14:anchorId="7C76EAA6" wp14:editId="7914E520">
+          <wp:inline distT="0" distB="0" distL="0" distR="0" wp14:anchorId="26D06A14" wp14:editId="24825530">
             <wp:extent cx="5759999" cy="3506086"/>
             <wp:effectExtent l="0" t="0" r="0" b="0"/>
             <wp:docPr id="17" name="Рисунок 17"/>
@@ -9980,7 +10053,7 @@
           <w:noProof/>
         </w:rPr>
         <w:drawing>
-          <wp:inline distT="0" distB="0" distL="0" distR="0" wp14:anchorId="31A70286" wp14:editId="6F1898EE">
+          <wp:inline distT="0" distB="0" distL="0" distR="0" wp14:anchorId="370AD6B3" wp14:editId="35DB56B6">
             <wp:extent cx="5759999" cy="3506086"/>
             <wp:effectExtent l="0" t="0" r="0" b="0"/>
             <wp:docPr id="18" name="Рисунок 18"/>
@@ -10048,7 +10121,7 @@
         </w:rPr>
         <w:lastRenderedPageBreak/>
         <w:drawing>
-          <wp:inline distT="0" distB="0" distL="0" distR="0" wp14:anchorId="1DAFE2E4" wp14:editId="7FA00530">
+          <wp:inline distT="0" distB="0" distL="0" distR="0" wp14:anchorId="3A9A5B1C" wp14:editId="4EA61697">
             <wp:extent cx="5759999" cy="3506086"/>
             <wp:effectExtent l="0" t="0" r="0" b="0"/>
             <wp:docPr id="19" name="Рисунок 19"/>
@@ -10115,7 +10188,7 @@
           <w:noProof/>
         </w:rPr>
         <w:drawing>
-          <wp:inline distT="0" distB="0" distL="0" distR="0" wp14:anchorId="38F403C4" wp14:editId="04413D77">
+          <wp:inline distT="0" distB="0" distL="0" distR="0" wp14:anchorId="54BD7B64" wp14:editId="043391AF">
             <wp:extent cx="5759999" cy="3606260"/>
             <wp:effectExtent l="0" t="0" r="0" b="0"/>
             <wp:docPr id="20" name="Рисунок 20"/>
@@ -10183,7 +10256,7 @@
           <w:noProof/>
         </w:rPr>
         <w:drawing>
-          <wp:inline distT="0" distB="0" distL="0" distR="0" wp14:anchorId="55DFA7BD" wp14:editId="0032EFA1">
+          <wp:inline distT="0" distB="0" distL="0" distR="0" wp14:anchorId="49689EB2" wp14:editId="4D9CEE60">
             <wp:extent cx="5759999" cy="3606260"/>
             <wp:effectExtent l="0" t="0" r="0" b="0"/>
             <wp:docPr id="21" name="Рисунок 21"/>
@@ -10251,7 +10324,7 @@
         </w:rPr>
         <w:lastRenderedPageBreak/>
         <w:drawing>
-          <wp:inline distT="0" distB="0" distL="0" distR="0" wp14:anchorId="3D1FB188" wp14:editId="03EA712C">
+          <wp:inline distT="0" distB="0" distL="0" distR="0" wp14:anchorId="1871BF4E" wp14:editId="5EC4D26D">
             <wp:extent cx="5759999" cy="3606260"/>
             <wp:effectExtent l="0" t="0" r="0" b="0"/>
             <wp:docPr id="22" name="Рисунок 22"/>
@@ -10303,7 +10376,7 @@
       <w:pPr>
         <w:pStyle w:val="3"/>
       </w:pPr>
-      <w:bookmarkStart w:id="20" w:name="_Toc243510480"/>
+      <w:bookmarkStart w:id="20" w:name="_Toc243518091"/>
       <w:r>
         <w:t>3.1.5. Архитектура и функциональная структура продукта</w:t>
       </w:r>
@@ -10329,7 +10402,7 @@
         </w:rPr>
         <w:lastRenderedPageBreak/>
         <w:drawing>
-          <wp:inline distT="0" distB="0" distL="0" distR="0" wp14:anchorId="540460C7" wp14:editId="47018A2F">
+          <wp:inline distT="0" distB="0" distL="0" distR="0" wp14:anchorId="3FC97730" wp14:editId="2EEE533E">
             <wp:extent cx="5759999" cy="3763199"/>
             <wp:effectExtent l="0" t="0" r="0" b="0"/>
             <wp:docPr id="23" name="Рисунок 23"/>
@@ -10390,7 +10463,7 @@
       <w:pPr>
         <w:pStyle w:val="3"/>
       </w:pPr>
-      <w:bookmarkStart w:id="21" w:name="_Toc243510481"/>
+      <w:bookmarkStart w:id="21" w:name="_Toc243518092"/>
       <w:r>
         <w:t>3.1.6. Модель базы данных</w:t>
       </w:r>
@@ -10416,7 +10489,7 @@
         </w:rPr>
         <w:lastRenderedPageBreak/>
         <w:drawing>
-          <wp:inline distT="0" distB="0" distL="0" distR="0" wp14:anchorId="211F0963" wp14:editId="3EB7EC6A">
+          <wp:inline distT="0" distB="0" distL="0" distR="0" wp14:anchorId="07FC2D18" wp14:editId="705AB4B4">
             <wp:extent cx="5759999" cy="3659294"/>
             <wp:effectExtent l="0" t="0" r="0" b="0"/>
             <wp:docPr id="24" name="Рисунок 24"/>
@@ -15541,7 +15614,7 @@
       <w:pPr>
         <w:pStyle w:val="2"/>
       </w:pPr>
-      <w:bookmarkStart w:id="22" w:name="_Toc243510482"/>
+      <w:bookmarkStart w:id="22" w:name="_Toc243518093"/>
       <w:r>
         <w:lastRenderedPageBreak/>
         <w:t>3.2. Разработка внутренней структуры и программирование</w:t>
@@ -15552,7 +15625,7 @@
       <w:pPr>
         <w:pStyle w:val="3"/>
       </w:pPr>
-      <w:bookmarkStart w:id="23" w:name="_Toc243510483"/>
+      <w:bookmarkStart w:id="23" w:name="_Toc243518094"/>
       <w:r>
         <w:t>3.2.1. Физическая структура проекта</w:t>
       </w:r>
@@ -16228,7 +16301,7 @@
       <w:pPr>
         <w:pStyle w:val="3"/>
       </w:pPr>
-      <w:bookmarkStart w:id="24" w:name="_Toc243510484"/>
+      <w:bookmarkStart w:id="24" w:name="_Toc243518095"/>
       <w:r>
         <w:t>3.2.2. Средства программирования</w:t>
       </w:r>
@@ -16260,7 +16333,7 @@
       <w:pPr>
         <w:pStyle w:val="3"/>
       </w:pPr>
-      <w:bookmarkStart w:id="25" w:name="_Toc243510485"/>
+      <w:bookmarkStart w:id="25" w:name="_Toc243518096"/>
       <w:r>
         <w:t>3.2.3. Алгоритм работы приложения</w:t>
       </w:r>
@@ -16285,7 +16358,7 @@
           <w:noProof/>
         </w:rPr>
         <w:drawing>
-          <wp:inline distT="0" distB="0" distL="0" distR="0" wp14:anchorId="30F562FE" wp14:editId="50E384DC">
+          <wp:inline distT="0" distB="0" distL="0" distR="0" wp14:anchorId="62D34610" wp14:editId="5E33CA93">
             <wp:extent cx="5759999" cy="4712727"/>
             <wp:effectExtent l="0" t="0" r="0" b="0"/>
             <wp:docPr id="25" name="Рисунок 25"/>
@@ -16353,7 +16426,7 @@
         </w:rPr>
         <w:lastRenderedPageBreak/>
         <w:drawing>
-          <wp:inline distT="0" distB="0" distL="0" distR="0" wp14:anchorId="436CDCEA" wp14:editId="4263D38D">
+          <wp:inline distT="0" distB="0" distL="0" distR="0" wp14:anchorId="03EF3F6D" wp14:editId="0C60D9CB">
             <wp:extent cx="5759999" cy="4147199"/>
             <wp:effectExtent l="0" t="0" r="0" b="0"/>
             <wp:docPr id="26" name="Рисунок 26"/>
@@ -16405,7 +16478,7 @@
       <w:pPr>
         <w:pStyle w:val="3"/>
       </w:pPr>
-      <w:bookmarkStart w:id="26" w:name="_Toc243510486"/>
+      <w:bookmarkStart w:id="26" w:name="_Toc243518097"/>
       <w:r>
         <w:t>3.2.4. Разбор ключевых подсистем</w:t>
       </w:r>
@@ -17868,7 +17941,7 @@
       <w:pPr>
         <w:pStyle w:val="3"/>
       </w:pPr>
-      <w:bookmarkStart w:id="27" w:name="_Toc243510487"/>
+      <w:bookmarkStart w:id="27" w:name="_Toc243518098"/>
       <w:r>
         <w:t>3.2.5. Элементы интерактивности</w:t>
       </w:r>
@@ -17891,7 +17964,7 @@
       <w:pPr>
         <w:pStyle w:val="2"/>
       </w:pPr>
-      <w:bookmarkStart w:id="28" w:name="_Toc243510488"/>
+      <w:bookmarkStart w:id="28" w:name="_Toc243518099"/>
       <w:r>
         <w:t>3.3. Обеспечение безопасности информации</w:t>
       </w:r>
@@ -17901,7 +17974,7 @@
       <w:pPr>
         <w:pStyle w:val="3"/>
       </w:pPr>
-      <w:bookmarkStart w:id="29" w:name="_Toc243510489"/>
+      <w:bookmarkStart w:id="29" w:name="_Toc243518100"/>
       <w:r>
         <w:t>3.3.1. Актуальность и перечень угроз</w:t>
       </w:r>
@@ -18574,7 +18647,7 @@
       <w:pPr>
         <w:pStyle w:val="3"/>
       </w:pPr>
-      <w:bookmarkStart w:id="30" w:name="_Toc243510490"/>
+      <w:bookmarkStart w:id="30" w:name="_Toc243518101"/>
       <w:r>
         <w:t>3.3.2. Способы защиты от несанкционированного доступа</w:t>
       </w:r>
@@ -19506,7 +19579,7 @@
       <w:pPr>
         <w:pStyle w:val="3"/>
       </w:pPr>
-      <w:bookmarkStart w:id="31" w:name="_Toc243510491"/>
+      <w:bookmarkStart w:id="31" w:name="_Toc243518102"/>
       <w:r>
         <w:t>3.3.3. Хранение паролей</w:t>
       </w:r>
@@ -19534,7 +19607,7 @@
       <w:pPr>
         <w:pStyle w:val="2"/>
       </w:pPr>
-      <w:bookmarkStart w:id="32" w:name="_Toc243510492"/>
+      <w:bookmarkStart w:id="32" w:name="_Toc243518103"/>
       <w:r>
         <w:t>3.4. Тестирование и проверка работоспособности</w:t>
       </w:r>
@@ -19544,7 +19617,7 @@
       <w:pPr>
         <w:pStyle w:val="3"/>
       </w:pPr>
-      <w:bookmarkStart w:id="33" w:name="_Toc243510493"/>
+      <w:bookmarkStart w:id="33" w:name="_Toc243518104"/>
       <w:r>
         <w:t>3.4.1. Тестовые данные</w:t>
       </w:r>
@@ -20133,7 +20206,7 @@
       <w:pPr>
         <w:pStyle w:val="3"/>
       </w:pPr>
-      <w:bookmarkStart w:id="34" w:name="_Toc243510494"/>
+      <w:bookmarkStart w:id="34" w:name="_Toc243518105"/>
       <w:r>
         <w:t>3.4.2. Тест-кейсы</w:t>
       </w:r>
@@ -29406,7 +29479,7 @@
       <w:pPr>
         <w:pStyle w:val="3"/>
       </w:pPr>
-      <w:bookmarkStart w:id="35" w:name="_Toc243510495"/>
+      <w:bookmarkStart w:id="35" w:name="_Toc243518106"/>
       <w:r>
         <w:t>3.4.3. Результаты тестирования</w:t>
       </w:r>
@@ -30341,7 +30414,7 @@
       <w:pPr>
         <w:pStyle w:val="3"/>
       </w:pPr>
-      <w:bookmarkStart w:id="36" w:name="_Toc243510496"/>
+      <w:bookmarkStart w:id="36" w:name="_Toc243518107"/>
       <w:r>
         <w:t>Выводы по главе 3</w:t>
       </w:r>
@@ -30369,7 +30442,7 @@
       <w:pPr>
         <w:pStyle w:val="1"/>
       </w:pPr>
-      <w:bookmarkStart w:id="37" w:name="_Toc243510497"/>
+      <w:bookmarkStart w:id="37" w:name="_Toc243518108"/>
       <w:r>
         <w:lastRenderedPageBreak/>
         <w:t>ГЛАВА 4. АППАРАТНЫЕ И ПРОГРАММНЫЕ СРЕДСТВА ДЛЯ ФУНКЦИОНИРОВАНИЯ СИСТЕМЫ</w:t>
@@ -30380,7 +30453,7 @@
       <w:pPr>
         <w:pStyle w:val="2"/>
       </w:pPr>
-      <w:bookmarkStart w:id="38" w:name="_Toc243510498"/>
+      <w:bookmarkStart w:id="38" w:name="_Toc243518109"/>
       <w:r>
         <w:t>4.1. Требования к аппаратному обеспечению</w:t>
       </w:r>
@@ -30878,7 +30951,7 @@
       <w:pPr>
         <w:pStyle w:val="2"/>
       </w:pPr>
-      <w:bookmarkStart w:id="39" w:name="_Toc243510499"/>
+      <w:bookmarkStart w:id="39" w:name="_Toc243518110"/>
       <w:r>
         <w:t>4.2. Требования к программному обеспечению</w:t>
       </w:r>
@@ -31337,7 +31410,7 @@
       <w:pPr>
         <w:pStyle w:val="2"/>
       </w:pPr>
-      <w:bookmarkStart w:id="40" w:name="_Toc243510500"/>
+      <w:bookmarkStart w:id="40" w:name="_Toc243518111"/>
       <w:r>
         <w:t>4.3. Обоснование выбора средств разработки</w:t>
       </w:r>
@@ -31372,7 +31445,7 @@
       <w:pPr>
         <w:pStyle w:val="3"/>
       </w:pPr>
-      <w:bookmarkStart w:id="41" w:name="_Toc243510501"/>
+      <w:bookmarkStart w:id="41" w:name="_Toc243518112"/>
       <w:r>
         <w:t>Выводы по главе 4</w:t>
       </w:r>
@@ -31396,7 +31469,7 @@
       <w:pPr>
         <w:pStyle w:val="1"/>
       </w:pPr>
-      <w:bookmarkStart w:id="42" w:name="_Toc243510502"/>
+      <w:bookmarkStart w:id="42" w:name="_Toc243518113"/>
       <w:r>
         <w:lastRenderedPageBreak/>
         <w:t>ГЛАВА 5. ИНСТРУКЦИИ ПОЛЬЗОВАТЕЛЯ И АДМИНИСТРАТОРА СИСТЕМЫ</w:t>
@@ -31407,7 +31480,7 @@
       <w:pPr>
         <w:pStyle w:val="2"/>
       </w:pPr>
-      <w:bookmarkStart w:id="43" w:name="_Toc243510503"/>
+      <w:bookmarkStart w:id="43" w:name="_Toc243518114"/>
       <w:r>
         <w:t>5.1. Общие сведения и системные требования</w:t>
       </w:r>
@@ -31444,7 +31517,7 @@
       <w:pPr>
         <w:pStyle w:val="2"/>
       </w:pPr>
-      <w:bookmarkStart w:id="44" w:name="_Toc243510504"/>
+      <w:bookmarkStart w:id="44" w:name="_Toc243518115"/>
       <w:r>
         <w:t>5.2. Вход в систему</w:t>
       </w:r>
@@ -31524,7 +31597,7 @@
       <w:pPr>
         <w:pStyle w:val="2"/>
       </w:pPr>
-      <w:bookmarkStart w:id="45" w:name="_Toc243510505"/>
+      <w:bookmarkStart w:id="45" w:name="_Toc243518116"/>
       <w:r>
         <w:t>5.3. Регистрация</w:t>
       </w:r>
@@ -31660,7 +31733,7 @@
       <w:pPr>
         <w:pStyle w:val="2"/>
       </w:pPr>
-      <w:bookmarkStart w:id="46" w:name="_Toc243510506"/>
+      <w:bookmarkStart w:id="46" w:name="_Toc243518117"/>
       <w:r>
         <w:t>5.4. Работа администратора</w:t>
       </w:r>
@@ -31683,7 +31756,7 @@
       <w:pPr>
         <w:pStyle w:val="3"/>
       </w:pPr>
-      <w:bookmarkStart w:id="47" w:name="_Toc243510507"/>
+      <w:bookmarkStart w:id="47" w:name="_Toc243518118"/>
       <w:r>
         <w:t>5.4.1. Вкладка «Пользователи»</w:t>
       </w:r>
@@ -31738,7 +31811,7 @@
       <w:pPr>
         <w:pStyle w:val="3"/>
       </w:pPr>
-      <w:bookmarkStart w:id="48" w:name="_Toc243510508"/>
+      <w:bookmarkStart w:id="48" w:name="_Toc243518119"/>
       <w:r>
         <w:t>5.4.2. Вкладка «Группы»</w:t>
       </w:r>
@@ -31817,7 +31890,7 @@
       <w:pPr>
         <w:pStyle w:val="3"/>
       </w:pPr>
-      <w:bookmarkStart w:id="49" w:name="_Toc243510509"/>
+      <w:bookmarkStart w:id="49" w:name="_Toc243518120"/>
       <w:r>
         <w:t>5.4.3. Вкладка «Дисциплины»</w:t>
       </w:r>
@@ -31885,7 +31958,7 @@
       <w:pPr>
         <w:pStyle w:val="3"/>
       </w:pPr>
-      <w:bookmarkStart w:id="50" w:name="_Toc243510510"/>
+      <w:bookmarkStart w:id="50" w:name="_Toc243518121"/>
       <w:r>
         <w:t>5.4.4. Вкладка «Преподаватели»</w:t>
       </w:r>
@@ -31964,7 +32037,7 @@
       <w:pPr>
         <w:pStyle w:val="3"/>
       </w:pPr>
-      <w:bookmarkStart w:id="51" w:name="_Toc243510511"/>
+      <w:bookmarkStart w:id="51" w:name="_Toc243518122"/>
       <w:r>
         <w:t>5.4.5. Вкладка «Курсы»</w:t>
       </w:r>
@@ -32080,7 +32153,7 @@
       <w:pPr>
         <w:pStyle w:val="3"/>
       </w:pPr>
-      <w:bookmarkStart w:id="52" w:name="_Toc243510512"/>
+      <w:bookmarkStart w:id="52" w:name="_Toc243518123"/>
       <w:r>
         <w:t>5.4.6. Вкладка «Импорт XML»</w:t>
       </w:r>
@@ -32374,7 +32447,7 @@
       <w:pPr>
         <w:pStyle w:val="2"/>
       </w:pPr>
-      <w:bookmarkStart w:id="53" w:name="_Toc243510513"/>
+      <w:bookmarkStart w:id="53" w:name="_Toc243518124"/>
       <w:r>
         <w:t>5.5. Работа учителя</w:t>
       </w:r>
@@ -32393,7 +32466,7 @@
       <w:pPr>
         <w:pStyle w:val="3"/>
       </w:pPr>
-      <w:bookmarkStart w:id="54" w:name="_Toc243510514"/>
+      <w:bookmarkStart w:id="54" w:name="_Toc243518125"/>
       <w:r>
         <w:t>5.5.1. Вкладка «Мои курсы»</w:t>
       </w:r>
@@ -32412,7 +32485,7 @@
       <w:pPr>
         <w:pStyle w:val="3"/>
       </w:pPr>
-      <w:bookmarkStart w:id="55" w:name="_Toc243510515"/>
+      <w:bookmarkStart w:id="55" w:name="_Toc243518126"/>
       <w:r>
         <w:t>5.5.2. Вкладка «Создать курс»</w:t>
       </w:r>
@@ -32491,7 +32564,7 @@
       <w:pPr>
         <w:pStyle w:val="3"/>
       </w:pPr>
-      <w:bookmarkStart w:id="56" w:name="_Toc243510516"/>
+      <w:bookmarkStart w:id="56" w:name="_Toc243518127"/>
       <w:r>
         <w:t>5.5.3. Вкладка «Создать задание»</w:t>
       </w:r>
@@ -32570,7 +32643,7 @@
       <w:pPr>
         <w:pStyle w:val="3"/>
       </w:pPr>
-      <w:bookmarkStart w:id="57" w:name="_Toc243510517"/>
+      <w:bookmarkStart w:id="57" w:name="_Toc243518128"/>
       <w:r>
         <w:lastRenderedPageBreak/>
         <w:t>5.5.4. Вкладка «На проверку»</w:t>
@@ -32626,7 +32699,7 @@
       <w:pPr>
         <w:pStyle w:val="3"/>
       </w:pPr>
-      <w:bookmarkStart w:id="58" w:name="_Toc243510518"/>
+      <w:bookmarkStart w:id="58" w:name="_Toc243518129"/>
       <w:r>
         <w:t>5.5.5. Вкладка «Ведомость»</w:t>
       </w:r>
@@ -32645,7 +32718,7 @@
       <w:pPr>
         <w:pStyle w:val="2"/>
       </w:pPr>
-      <w:bookmarkStart w:id="59" w:name="_Toc243510519"/>
+      <w:bookmarkStart w:id="59" w:name="_Toc243518130"/>
       <w:r>
         <w:t>5.6. Работа ученика</w:t>
       </w:r>
@@ -32664,7 +32737,7 @@
       <w:pPr>
         <w:pStyle w:val="3"/>
       </w:pPr>
-      <w:bookmarkStart w:id="60" w:name="_Toc243510520"/>
+      <w:bookmarkStart w:id="60" w:name="_Toc243518131"/>
       <w:r>
         <w:t>5.6.1. Вкладка «Доступные курсы»</w:t>
       </w:r>
@@ -32707,7 +32780,7 @@
       <w:pPr>
         <w:pStyle w:val="3"/>
       </w:pPr>
-      <w:bookmarkStart w:id="61" w:name="_Toc243510521"/>
+      <w:bookmarkStart w:id="61" w:name="_Toc243518132"/>
       <w:r>
         <w:lastRenderedPageBreak/>
         <w:t>5.6.2. Вкладка «Мои курсы»</w:t>
@@ -32787,7 +32860,7 @@
       <w:pPr>
         <w:pStyle w:val="3"/>
       </w:pPr>
-      <w:bookmarkStart w:id="62" w:name="_Toc243510522"/>
+      <w:bookmarkStart w:id="62" w:name="_Toc243518133"/>
       <w:r>
         <w:t>5.6.3. Вкладка «Оценки»</w:t>
       </w:r>
@@ -32806,7 +32879,7 @@
       <w:pPr>
         <w:pStyle w:val="2"/>
       </w:pPr>
-      <w:bookmarkStart w:id="63" w:name="_Toc243510523"/>
+      <w:bookmarkStart w:id="63" w:name="_Toc243518134"/>
       <w:r>
         <w:t>5.7. Возможные проблемы и способы их устранения</w:t>
       </w:r>
@@ -33601,7 +33674,7 @@
       <w:pPr>
         <w:pStyle w:val="2"/>
       </w:pPr>
-      <w:bookmarkStart w:id="64" w:name="_Toc243510524"/>
+      <w:bookmarkStart w:id="64" w:name="_Toc243518135"/>
       <w:r>
         <w:t>5.8. Завершение работы</w:t>
       </w:r>
@@ -33620,7 +33693,7 @@
       <w:pPr>
         <w:pStyle w:val="3"/>
       </w:pPr>
-      <w:bookmarkStart w:id="65" w:name="_Toc243510525"/>
+      <w:bookmarkStart w:id="65" w:name="_Toc243518136"/>
       <w:r>
         <w:t>Выводы по главе 5</w:t>
       </w:r>
@@ -33648,7 +33721,7 @@
       <w:pPr>
         <w:pStyle w:val="1"/>
       </w:pPr>
-      <w:bookmarkStart w:id="66" w:name="_Toc243510526"/>
+      <w:bookmarkStart w:id="66" w:name="_Toc243518137"/>
       <w:r>
         <w:lastRenderedPageBreak/>
         <w:t>ЗАКЛЮЧЕНИЕ</w:t>
@@ -33725,7 +33798,7 @@
       <w:pPr>
         <w:pStyle w:val="1"/>
       </w:pPr>
-      <w:bookmarkStart w:id="67" w:name="_Toc243510527"/>
+      <w:bookmarkStart w:id="67" w:name="_Toc243518138"/>
       <w:r>
         <w:lastRenderedPageBreak/>
         <w:t>СПИСОК ЛИТЕРАТУРЫ</w:t>
@@ -33958,7 +34031,7 @@
       <w:pPr>
         <w:pStyle w:val="1"/>
       </w:pPr>
-      <w:bookmarkStart w:id="68" w:name="_Toc243510528"/>
+      <w:bookmarkStart w:id="68" w:name="_Toc243518139"/>
       <w:r>
         <w:lastRenderedPageBreak/>
         <w:t>ПРИЛОЖЕНИЕ А</w:t>
@@ -33969,7 +34042,7 @@
       <w:pPr>
         <w:pStyle w:val="2"/>
       </w:pPr>
-      <w:bookmarkStart w:id="69" w:name="_Toc243510529"/>
+      <w:bookmarkStart w:id="69" w:name="_Toc243518140"/>
       <w:r>
         <w:t>А.1. Состав поставляемого программного продукта</w:t>
       </w:r>
@@ -34033,7 +34106,7 @@
       <w:pPr>
         <w:pStyle w:val="2"/>
       </w:pPr>
-      <w:bookmarkStart w:id="70" w:name="_Toc243510530"/>
+      <w:bookmarkStart w:id="70" w:name="_Toc243518141"/>
       <w:r>
         <w:t>А.2. Порядок установки и запуска</w:t>
       </w:r>
@@ -34091,7 +34164,7 @@
       <w:pPr>
         <w:pStyle w:val="2"/>
       </w:pPr>
-      <w:bookmarkStart w:id="71" w:name="_Toc243510531"/>
+      <w:bookmarkStart w:id="71" w:name="_Toc243518142"/>
       <w:r>
         <w:t>А.3. Восстановление демонстрационных данных</w:t>
       </w:r>
@@ -34124,9 +34197,124 @@
         <w:t>Примечание — демонстрационные данные используются исключительно для проверки работоспособности и демонстрации возможностей системы. В рабочей эксплуатации база данных наполняется реальными сведениями средствами импорта из xml-файлов либо вручную через форму регистрации.</w:t>
       </w:r>
     </w:p>
+    <w:p>
+      <w:pPr>
+        <w:pStyle w:val="2"/>
+      </w:pPr>
+      <w:bookmarkStart w:id="72" w:name="_Toc243518143"/>
+      <w:r>
+        <w:t>А.4. Доступ к системе контроля версий</w:t>
+      </w:r>
+      <w:bookmarkEnd w:id="72"/>
+    </w:p>
+    <w:p>
+      <w:pPr>
+        <w:ind w:firstLine="709"/>
+        <w:jc w:val="both"/>
+      </w:pPr>
+      <w:r>
+        <w:t>Полный код проекта, собранный исполняемый файл, пояснительная записка, презентация к защите и скрипты развёртывания базы данных размещены в репозитории системы контроля версий. Доступ к репозиторию осуществляется по QR-коду, приведённому на рисунке 28.</w:t>
+      </w:r>
+    </w:p>
+    <w:p>
+      <w:pPr>
+        <w:spacing w:before="180" w:after="60" w:line="240" w:lineRule="auto"/>
+        <w:jc w:val="center"/>
+      </w:pPr>
+      <w:r>
+        <w:rPr>
+          <w:noProof/>
+        </w:rPr>
+        <w:lastRenderedPageBreak/>
+        <w:drawing>
+          <wp:inline distT="0" distB="0" distL="0" distR="0" wp14:anchorId="7A900620" wp14:editId="02480179">
+            <wp:extent cx="5759999" cy="5759999"/>
+            <wp:effectExtent l="0" t="0" r="0" b="0"/>
+            <wp:docPr id="27" name="Рисунок 27"/>
+            <wp:cNvGraphicFramePr>
+              <a:graphicFrameLocks xmlns:a="http://schemas.openxmlformats.org/drawingml/2006/main" noChangeAspect="1"/>
+            </wp:cNvGraphicFramePr>
+            <a:graphic xmlns:a="http://schemas.openxmlformats.org/drawingml/2006/main">
+              <a:graphicData uri="http://schemas.openxmlformats.org/drawingml/2006/picture">
+                <pic:pic xmlns:pic="http://schemas.openxmlformats.org/drawingml/2006/picture">
+                  <pic:nvPicPr>
+                    <pic:cNvPr id="27" name="qr-repo.png"/>
+                    <pic:cNvPicPr/>
+                  </pic:nvPicPr>
+                  <pic:blipFill>
+                    <a:blip r:embed="rId33"/>
+                    <a:stretch>
+                      <a:fillRect/>
+                    </a:stretch>
+                  </pic:blipFill>
+                  <pic:spPr>
+                    <a:xfrm>
+                      <a:off x="0" y="0"/>
+                      <a:ext cx="5759999" cy="5759999"/>
+                    </a:xfrm>
+                    <a:prstGeom prst="rect">
+                      <a:avLst/>
+                    </a:prstGeom>
+                  </pic:spPr>
+                </pic:pic>
+              </a:graphicData>
+            </a:graphic>
+          </wp:inline>
+        </w:drawing>
+      </w:r>
+    </w:p>
+    <w:p>
+      <w:pPr>
+        <w:spacing w:after="240" w:line="240" w:lineRule="auto"/>
+        <w:jc w:val="center"/>
+      </w:pPr>
+      <w:r>
+        <w:rPr>
+          <w:sz w:val="26"/>
+        </w:rPr>
+        <w:t>Рисунок 28 - QR-код для доступа к репозиторию с исходным кодом проекта</w:t>
+      </w:r>
+    </w:p>
+    <w:p>
+      <w:pPr>
+        <w:ind w:firstLine="709"/>
+        <w:jc w:val="both"/>
+      </w:pPr>
+      <w:r>
+        <w:t>Адрес репозитория: https://github.com/CoBa-3325/up03-uchebnye-kursy</w:t>
+      </w:r>
+    </w:p>
+    <w:p>
+      <w:pPr>
+        <w:ind w:firstLine="709"/>
+        <w:jc w:val="both"/>
+      </w:pPr>
+      <w:r>
+        <w:t>Репозиторий содержит: исходные тексты приложения на языке C#, готовый исполняемый файл WpfApp1.exe, пояснительную записку, презентацию к защите, демонстрационное видео, скрипт развёртывания базы данных и скрипт наполнения демонстрационными данными.</w:t>
+      </w:r>
+    </w:p>
+    <w:p>
+      <w:pPr>
+        <w:spacing w:line="240" w:lineRule="auto"/>
+        <w:ind w:firstLine="709"/>
+        <w:jc w:val="both"/>
+      </w:pPr>
+      <w:r>
+        <w:rPr>
+          <w:i/>
+          <w:sz w:val="24"/>
+        </w:rPr>
+        <w:t>Примечание — действующие параметры подключения к базе данных в репозиторий не включены: в файле App.config пароль заменён на значение CHANGE_ME, а реальные параметры задаются в локальном файле App.config.local, который не отслеживается системой контроля версий. Порядок настройки описан в файле README.md.</w:t>
+      </w:r>
+    </w:p>
+    <w:p>
+      <w:r>
+        <w:br w:type="page"/>
+      </w:r>
+    </w:p>
     <w:sectPr>
-      <w:footerReference w:type="default" r:id="rId33"/>
-      <w:footerReference w:type="first" r:id="rId34"/>
+      <w:footerReference w:type="default" r:id="rId34"/>
+      <w:footerReference w:type="first" r:id="rId35"/>
       <w:pgSz w:w="11906" w:h="16838"/>
       <w:pgMar w:top="1134" w:right="567" w:bottom="1134" w:left="1701" w:header="709" w:footer="709" w:gutter="0"/>
       <w:cols w:space="720"/>
@@ -34225,265 +34413,265 @@
 <file path=word/numbering.xml><?xml version="1.0" encoding="utf-8"?>
 <w:numbering xmlns:wpc="http://schemas.microsoft.com/office/word/2010/wordprocessingCanvas" xmlns:cx="http://schemas.microsoft.com/office/drawing/2014/chartex" xmlns:cx1="http://schemas.microsoft.com/office/drawing/2015/9/8/chartex" xmlns:cx2="http://schemas.microsoft.com/office/drawing/2015/10/21/chartex" xmlns:cx3="http://schemas.microsoft.com/office/drawing/2016/5/9/chartex" xmlns:cx4="http://schemas.microsoft.com/office/drawing/2016/5/10/chartex" xmlns:cx5="http://schemas.microsoft.com/office/drawing/2016/5/11/chartex" xmlns:cx6="http://schemas.microsoft.com/office/drawing/2016/5/12/chartex" xmlns:cx7="http://schemas.microsoft.com/office/drawing/2016/5/13/chartex" xmlns:cx8="http://schemas.microsoft.com/office/drawing/2016/5/14/chartex" xmlns:mc="http://schemas.openxmlformats.org/markup-compatibility/2006" xmlns:aink="http://schemas.microsoft.com/office/drawing/2016/ink" xmlns:am3d="http://schemas.microsoft.com/office/drawing/2017/model3d" xmlns:o="urn:schemas-microsoft-com:office:office" xmlns:oel="http://schemas.microsoft.com/office/2019/extlst" xmlns:r="http://schemas.openxmlformats.org/officeDocument/2006/relationships" xmlns:m="http://schemas.openxmlformats.org/officeDocument/2006/math" xmlns:v="urn:schemas-microsoft-com:vml" xmlns:wp14="http://schemas.microsoft.com/office/word/2010/wordprocessingDrawing" xmlns:wp="http://schemas.openxmlformats.org/drawingml/2006/wordprocessingDrawing" xmlns:w10="urn:schemas-microsoft-com:office:word" xmlns:w="http://schemas.openxmlformats.org/wordprocessingml/2006/main" xmlns:w14="http://schemas.microsoft.com/office/word/2010/wordml" xmlns:w15="http://schemas.microsoft.com/office/word/2012/wordml" xmlns:w16cex="http://schemas.microsoft.com/office/word/2018/wordml/cex" xmlns:w16cid="http://schemas.microsoft.com/office/word/2016/wordml/cid" xmlns:w16="http://schemas.microsoft.com/office/word/2018/wordml" xmlns:w16sdtdh="http://schemas.microsoft.com/office/word/2020/wordml/sdtdatahash" xmlns:w16se="http://schemas.microsoft.com/office/word/2015/wordml/symex" xmlns:wpg="http://schemas.microsoft.com/office/word/2010/wordprocessingGroup" xmlns:wpi="http://schemas.microsoft.com/office/word/2010/wordprocessingInk" xmlns:wne="http://schemas.microsoft.com/office/word/2006/wordml" xmlns:wps="http://schemas.microsoft.com/office/word/2010/wordprocessingShape" mc:Ignorable="w14 w15 w16se w16cid w16 w16cex w16sdtdh wp14">
   <w:abstractNum w:abstractNumId="0" w15:restartNumberingAfterBreak="0">
-    <w:nsid w:val="0B20770C"/>
+    <w:nsid w:val="08901C98"/>
     <w:multiLevelType w:val="hybridMultilevel"/>
-    <w:tmpl w:val="97AE5414"/>
-    <w:lvl w:ilvl="0" w:tplc="103AFE04">
+    <w:tmpl w:val="5B62486E"/>
+    <w:lvl w:ilvl="0" w:tplc="FC6E9248">
       <w:start w:val="1"/>
-      <w:numFmt w:val="bullet"/>
-      <w:lvlText w:val=""/>
+      <w:numFmt w:val="decimal"/>
+      <w:lvlText w:val="%1."/>
       <w:lvlJc w:val="left"/>
       <w:pPr>
-        <w:ind w:left="709" w:hanging="284"/>
+        <w:ind w:left="0" w:firstLine="709"/>
       </w:pPr>
       <w:rPr>
-        <w:rFonts w:ascii="Symbol" w:hAnsi="Symbol" w:hint="default"/>
+        <w:rFonts w:ascii="Times New Roman" w:hAnsi="Times New Roman" w:hint="default"/>
       </w:rPr>
     </w:lvl>
-    <w:lvl w:ilvl="1" w:tplc="646E66F2">
+    <w:lvl w:ilvl="1" w:tplc="78B67F88">
       <w:numFmt w:val="decimal"/>
       <w:lvlText w:val=""/>
       <w:lvlJc w:val="left"/>
     </w:lvl>
-    <w:lvl w:ilvl="2" w:tplc="E0FA5CFC">
+    <w:lvl w:ilvl="2" w:tplc="0D220FB2">
       <w:numFmt w:val="decimal"/>
       <w:lvlText w:val=""/>
       <w:lvlJc w:val="left"/>
     </w:lvl>
-    <w:lvl w:ilvl="3" w:tplc="B484B596">
+    <w:lvl w:ilvl="3" w:tplc="A6629388">
       <w:numFmt w:val="decimal"/>
       <w:lvlText w:val=""/>
       <w:lvlJc w:val="left"/>
     </w:lvl>
-    <w:lvl w:ilvl="4" w:tplc="E958541C">
+    <w:lvl w:ilvl="4" w:tplc="6AC8102A">
       <w:numFmt w:val="decimal"/>
       <w:lvlText w:val=""/>
       <w:lvlJc w:val="left"/>
     </w:lvl>
-    <w:lvl w:ilvl="5" w:tplc="0C00C760">
+    <w:lvl w:ilvl="5" w:tplc="5CAED256">
       <w:numFmt w:val="decimal"/>
       <w:lvlText w:val=""/>
       <w:lvlJc w:val="left"/>
     </w:lvl>
-    <w:lvl w:ilvl="6" w:tplc="3C003778">
+    <w:lvl w:ilvl="6" w:tplc="AF7E1A48">
       <w:numFmt w:val="decimal"/>
       <w:lvlText w:val=""/>
       <w:lvlJc w:val="left"/>
     </w:lvl>
-    <w:lvl w:ilvl="7" w:tplc="49500A40">
+    <w:lvl w:ilvl="7" w:tplc="9EC6AB3C">
       <w:numFmt w:val="decimal"/>
       <w:lvlText w:val=""/>
       <w:lvlJc w:val="left"/>
     </w:lvl>
-    <w:lvl w:ilvl="8" w:tplc="B7E094D6">
+    <w:lvl w:ilvl="8" w:tplc="ABE036DA">
       <w:numFmt w:val="decimal"/>
       <w:lvlText w:val=""/>
       <w:lvlJc w:val="left"/>
     </w:lvl>
   </w:abstractNum>
   <w:abstractNum w:abstractNumId="1" w15:restartNumberingAfterBreak="0">
-    <w:nsid w:val="6745133C"/>
+    <w:nsid w:val="7999224F"/>
     <w:multiLevelType w:val="hybridMultilevel"/>
-    <w:tmpl w:val="2F2C2C52"/>
-    <w:lvl w:ilvl="0" w:tplc="A5D6A8CA">
+    <w:tmpl w:val="EEF00530"/>
+    <w:lvl w:ilvl="0" w:tplc="6456D184">
       <w:start w:val="1"/>
-      <w:numFmt w:val="decimal"/>
-      <w:lvlText w:val="%1."/>
+      <w:numFmt w:val="bullet"/>
+      <w:lvlText w:val=""/>
       <w:lvlJc w:val="left"/>
       <w:pPr>
-        <w:ind w:left="0" w:firstLine="709"/>
+        <w:ind w:left="709" w:hanging="284"/>
       </w:pPr>
       <w:rPr>
-        <w:rFonts w:ascii="Times New Roman" w:hAnsi="Times New Roman" w:hint="default"/>
+        <w:rFonts w:ascii="Symbol" w:hAnsi="Symbol" w:hint="default"/>
       </w:rPr>
     </w:lvl>
-    <w:lvl w:ilvl="1" w:tplc="F4B09298">
+    <w:lvl w:ilvl="1" w:tplc="58BA65CA">
       <w:numFmt w:val="decimal"/>
       <w:lvlText w:val=""/>
       <w:lvlJc w:val="left"/>
     </w:lvl>
-    <w:lvl w:ilvl="2" w:tplc="501800EA">
+    <w:lvl w:ilvl="2" w:tplc="51907310">
       <w:numFmt w:val="decimal"/>
       <w:lvlText w:val=""/>
       <w:lvlJc w:val="left"/>
     </w:lvl>
-    <w:lvl w:ilvl="3" w:tplc="7CC4040E">
+    <w:lvl w:ilvl="3" w:tplc="A1FCE766">
       <w:numFmt w:val="decimal"/>
       <w:lvlText w:val=""/>
       <w:lvlJc w:val="left"/>
     </w:lvl>
-    <w:lvl w:ilvl="4" w:tplc="E9F85800">
+    <w:lvl w:ilvl="4" w:tplc="B63238E6">
       <w:numFmt w:val="decimal"/>
       <w:lvlText w:val=""/>
       <w:lvlJc w:val="left"/>
     </w:lvl>
-    <w:lvl w:ilvl="5" w:tplc="6A465DC8">
+    <w:lvl w:ilvl="5" w:tplc="445A7DF6">
       <w:numFmt w:val="decimal"/>
       <w:lvlText w:val=""/>
       <w:lvlJc w:val="left"/>
     </w:lvl>
-    <w:lvl w:ilvl="6" w:tplc="5EAA16B0">
+    <w:lvl w:ilvl="6" w:tplc="D12E71C2">
       <w:numFmt w:val="decimal"/>
       <w:lvlText w:val=""/>
       <w:lvlJc w:val="left"/>
     </w:lvl>
-    <w:lvl w:ilvl="7" w:tplc="AE709B30">
+    <w:lvl w:ilvl="7" w:tplc="ACD297EA">
       <w:numFmt w:val="decimal"/>
       <w:lvlText w:val=""/>
       <w:lvlJc w:val="left"/>
     </w:lvl>
-    <w:lvl w:ilvl="8" w:tplc="FD3225A4">
+    <w:lvl w:ilvl="8" w:tplc="9BA6AA7A">
       <w:numFmt w:val="decimal"/>
       <w:lvlText w:val=""/>
       <w:lvlJc w:val="left"/>
     </w:lvl>
   </w:abstractNum>
-  <w:num w:numId="1" w16cid:durableId="1746679216">
+  <w:num w:numId="1" w16cid:durableId="377975669">
+    <w:abstractNumId w:val="0"/>
+    <w:lvlOverride w:ilvl="0">
+      <w:startOverride w:val="1"/>
+    </w:lvlOverride>
+  </w:num>
+  <w:num w:numId="2" w16cid:durableId="119106632">
     <w:abstractNumId w:val="1"/>
     <w:lvlOverride w:ilvl="0">
       <w:startOverride w:val="1"/>
     </w:lvlOverride>
   </w:num>
-  <w:num w:numId="2" w16cid:durableId="661012323">
+  <w:num w:numId="3" w16cid:durableId="1471441322">
+    <w:abstractNumId w:val="1"/>
+    <w:lvlOverride w:ilvl="0">
+      <w:startOverride w:val="1"/>
+    </w:lvlOverride>
+  </w:num>
+  <w:num w:numId="4" w16cid:durableId="2096978309">
+    <w:abstractNumId w:val="1"/>
+    <w:lvlOverride w:ilvl="0">
+      <w:startOverride w:val="1"/>
+    </w:lvlOverride>
+  </w:num>
+  <w:num w:numId="5" w16cid:durableId="1320381276">
+    <w:abstractNumId w:val="1"/>
+    <w:lvlOverride w:ilvl="0">
+      <w:startOverride w:val="1"/>
+    </w:lvlOverride>
+  </w:num>
+  <w:num w:numId="6" w16cid:durableId="965233744">
+    <w:abstractNumId w:val="1"/>
+    <w:lvlOverride w:ilvl="0">
+      <w:startOverride w:val="1"/>
+    </w:lvlOverride>
+  </w:num>
+  <w:num w:numId="7" w16cid:durableId="993922225">
+    <w:abstractNumId w:val="1"/>
+    <w:lvlOverride w:ilvl="0">
+      <w:startOverride w:val="1"/>
+    </w:lvlOverride>
+  </w:num>
+  <w:num w:numId="8" w16cid:durableId="1024021631">
+    <w:abstractNumId w:val="1"/>
+    <w:lvlOverride w:ilvl="0">
+      <w:startOverride w:val="1"/>
+    </w:lvlOverride>
+  </w:num>
+  <w:num w:numId="9" w16cid:durableId="1666130525">
+    <w:abstractNumId w:val="1"/>
+    <w:lvlOverride w:ilvl="0">
+      <w:startOverride w:val="1"/>
+    </w:lvlOverride>
+  </w:num>
+  <w:num w:numId="10" w16cid:durableId="820392865">
+    <w:abstractNumId w:val="1"/>
+    <w:lvlOverride w:ilvl="0">
+      <w:startOverride w:val="1"/>
+    </w:lvlOverride>
+  </w:num>
+  <w:num w:numId="11" w16cid:durableId="667171303">
+    <w:abstractNumId w:val="1"/>
+    <w:lvlOverride w:ilvl="0">
+      <w:startOverride w:val="1"/>
+    </w:lvlOverride>
+  </w:num>
+  <w:num w:numId="12" w16cid:durableId="1323509335">
+    <w:abstractNumId w:val="1"/>
+    <w:lvlOverride w:ilvl="0">
+      <w:startOverride w:val="1"/>
+    </w:lvlOverride>
+  </w:num>
+  <w:num w:numId="13" w16cid:durableId="86969203">
+    <w:abstractNumId w:val="1"/>
+    <w:lvlOverride w:ilvl="0">
+      <w:startOverride w:val="1"/>
+    </w:lvlOverride>
+  </w:num>
+  <w:num w:numId="14" w16cid:durableId="1194221848">
+    <w:abstractNumId w:val="1"/>
+    <w:lvlOverride w:ilvl="0">
+      <w:startOverride w:val="1"/>
+    </w:lvlOverride>
+  </w:num>
+  <w:num w:numId="15" w16cid:durableId="295992818">
+    <w:abstractNumId w:val="1"/>
+    <w:lvlOverride w:ilvl="0">
+      <w:startOverride w:val="1"/>
+    </w:lvlOverride>
+  </w:num>
+  <w:num w:numId="16" w16cid:durableId="834341392">
+    <w:abstractNumId w:val="1"/>
+    <w:lvlOverride w:ilvl="0">
+      <w:startOverride w:val="1"/>
+    </w:lvlOverride>
+  </w:num>
+  <w:num w:numId="17" w16cid:durableId="1346706300">
+    <w:abstractNumId w:val="1"/>
+    <w:lvlOverride w:ilvl="0">
+      <w:startOverride w:val="1"/>
+    </w:lvlOverride>
+  </w:num>
+  <w:num w:numId="18" w16cid:durableId="608119629">
+    <w:abstractNumId w:val="1"/>
+    <w:lvlOverride w:ilvl="0">
+      <w:startOverride w:val="1"/>
+    </w:lvlOverride>
+  </w:num>
+  <w:num w:numId="19" w16cid:durableId="1480153564">
+    <w:abstractNumId w:val="1"/>
+    <w:lvlOverride w:ilvl="0">
+      <w:startOverride w:val="1"/>
+    </w:lvlOverride>
+  </w:num>
+  <w:num w:numId="20" w16cid:durableId="1476021041">
+    <w:abstractNumId w:val="1"/>
+    <w:lvlOverride w:ilvl="0">
+      <w:startOverride w:val="1"/>
+    </w:lvlOverride>
+  </w:num>
+  <w:num w:numId="21" w16cid:durableId="1607738043">
+    <w:abstractNumId w:val="1"/>
+    <w:lvlOverride w:ilvl="0">
+      <w:startOverride w:val="1"/>
+    </w:lvlOverride>
+  </w:num>
+  <w:num w:numId="22" w16cid:durableId="626157272">
+    <w:abstractNumId w:val="1"/>
+    <w:lvlOverride w:ilvl="0">
+      <w:startOverride w:val="1"/>
+    </w:lvlOverride>
+  </w:num>
+  <w:num w:numId="23" w16cid:durableId="208616759">
     <w:abstractNumId w:val="0"/>
     <w:lvlOverride w:ilvl="0">
       <w:startOverride w:val="1"/>
     </w:lvlOverride>
   </w:num>
-  <w:num w:numId="3" w16cid:durableId="1250037918">
-    <w:abstractNumId w:val="0"/>
-    <w:lvlOverride w:ilvl="0">
-      <w:startOverride w:val="1"/>
-    </w:lvlOverride>
-  </w:num>
-  <w:num w:numId="4" w16cid:durableId="1891526476">
-    <w:abstractNumId w:val="0"/>
-    <w:lvlOverride w:ilvl="0">
-      <w:startOverride w:val="1"/>
-    </w:lvlOverride>
-  </w:num>
-  <w:num w:numId="5" w16cid:durableId="796680015">
-    <w:abstractNumId w:val="0"/>
-    <w:lvlOverride w:ilvl="0">
-      <w:startOverride w:val="1"/>
-    </w:lvlOverride>
-  </w:num>
-  <w:num w:numId="6" w16cid:durableId="1902061556">
-    <w:abstractNumId w:val="0"/>
-    <w:lvlOverride w:ilvl="0">
-      <w:startOverride w:val="1"/>
-    </w:lvlOverride>
-  </w:num>
-  <w:num w:numId="7" w16cid:durableId="922376413">
-    <w:abstractNumId w:val="0"/>
-    <w:lvlOverride w:ilvl="0">
-      <w:startOverride w:val="1"/>
-    </w:lvlOverride>
-  </w:num>
-  <w:num w:numId="8" w16cid:durableId="119492418">
-    <w:abstractNumId w:val="0"/>
-    <w:lvlOverride w:ilvl="0">
-      <w:startOverride w:val="1"/>
-    </w:lvlOverride>
-  </w:num>
-  <w:num w:numId="9" w16cid:durableId="1721900460">
-    <w:abstractNumId w:val="0"/>
-    <w:lvlOverride w:ilvl="0">
-      <w:startOverride w:val="1"/>
-    </w:lvlOverride>
-  </w:num>
-  <w:num w:numId="10" w16cid:durableId="896360961">
-    <w:abstractNumId w:val="0"/>
-    <w:lvlOverride w:ilvl="0">
-      <w:startOverride w:val="1"/>
-    </w:lvlOverride>
-  </w:num>
-  <w:num w:numId="11" w16cid:durableId="1846937611">
-    <w:abstractNumId w:val="0"/>
-    <w:lvlOverride w:ilvl="0">
-      <w:startOverride w:val="1"/>
-    </w:lvlOverride>
-  </w:num>
-  <w:num w:numId="12" w16cid:durableId="1967657675">
-    <w:abstractNumId w:val="0"/>
-    <w:lvlOverride w:ilvl="0">
-      <w:startOverride w:val="1"/>
-    </w:lvlOverride>
-  </w:num>
-  <w:num w:numId="13" w16cid:durableId="1532035987">
-    <w:abstractNumId w:val="0"/>
-    <w:lvlOverride w:ilvl="0">
-      <w:startOverride w:val="1"/>
-    </w:lvlOverride>
-  </w:num>
-  <w:num w:numId="14" w16cid:durableId="1335186117">
-    <w:abstractNumId w:val="0"/>
-    <w:lvlOverride w:ilvl="0">
-      <w:startOverride w:val="1"/>
-    </w:lvlOverride>
-  </w:num>
-  <w:num w:numId="15" w16cid:durableId="453063877">
-    <w:abstractNumId w:val="0"/>
-    <w:lvlOverride w:ilvl="0">
-      <w:startOverride w:val="1"/>
-    </w:lvlOverride>
-  </w:num>
-  <w:num w:numId="16" w16cid:durableId="2062485671">
-    <w:abstractNumId w:val="0"/>
-    <w:lvlOverride w:ilvl="0">
-      <w:startOverride w:val="1"/>
-    </w:lvlOverride>
-  </w:num>
-  <w:num w:numId="17" w16cid:durableId="1892375022">
-    <w:abstractNumId w:val="0"/>
-    <w:lvlOverride w:ilvl="0">
-      <w:startOverride w:val="1"/>
-    </w:lvlOverride>
-  </w:num>
-  <w:num w:numId="18" w16cid:durableId="313025088">
-    <w:abstractNumId w:val="0"/>
-    <w:lvlOverride w:ilvl="0">
-      <w:startOverride w:val="1"/>
-    </w:lvlOverride>
-  </w:num>
-  <w:num w:numId="19" w16cid:durableId="1352224439">
-    <w:abstractNumId w:val="0"/>
-    <w:lvlOverride w:ilvl="0">
-      <w:startOverride w:val="1"/>
-    </w:lvlOverride>
-  </w:num>
-  <w:num w:numId="20" w16cid:durableId="643700695">
-    <w:abstractNumId w:val="0"/>
-    <w:lvlOverride w:ilvl="0">
-      <w:startOverride w:val="1"/>
-    </w:lvlOverride>
-  </w:num>
-  <w:num w:numId="21" w16cid:durableId="742680380">
-    <w:abstractNumId w:val="0"/>
-    <w:lvlOverride w:ilvl="0">
-      <w:startOverride w:val="1"/>
-    </w:lvlOverride>
-  </w:num>
-  <w:num w:numId="22" w16cid:durableId="1547984983">
-    <w:abstractNumId w:val="0"/>
-    <w:lvlOverride w:ilvl="0">
-      <w:startOverride w:val="1"/>
-    </w:lvlOverride>
-  </w:num>
-  <w:num w:numId="23" w16cid:durableId="533738530">
+  <w:num w:numId="24" w16cid:durableId="877007861">
     <w:abstractNumId w:val="1"/>
     <w:lvlOverride w:ilvl="0">
       <w:startOverride w:val="1"/>
     </w:lvlOverride>
   </w:num>
-  <w:num w:numId="24" w16cid:durableId="1739671930">
+  <w:num w:numId="25" w16cid:durableId="508374015">
     <w:abstractNumId w:val="0"/>
-    <w:lvlOverride w:ilvl="0">
-      <w:startOverride w:val="1"/>
-    </w:lvlOverride>
-  </w:num>
-  <w:num w:numId="25" w16cid:durableId="1372419192">
-    <w:abstractNumId w:val="1"/>
     <w:lvlOverride w:ilvl="0">
       <w:startOverride w:val="1"/>
     </w:lvlOverride>

--- a/Пояснительная записка 3 глава.docx
+++ b/Пояснительная записка 3 глава.docx
@@ -312,7 +312,7 @@
       <w:r>
         <w:fldChar w:fldCharType="separate"/>
       </w:r>
-      <w:hyperlink w:anchor="_Toc243518071" w:history="1">
+      <w:hyperlink w:anchor="_Toc243604077" w:history="1">
         <w:r>
           <w:rPr>
             <w:rStyle w:val="a4"/>
@@ -339,7 +339,7 @@
             <w:noProof/>
             <w:webHidden/>
           </w:rPr>
-          <w:instrText xml:space="preserve"> PAGEREF _Toc243518071 \h </w:instrText>
+          <w:instrText xml:space="preserve"> PAGEREF _Toc243604077 \h </w:instrText>
         </w:r>
         <w:r>
           <w:rPr>
@@ -385,7 +385,7 @@
           <w14:ligatures w14:val="standardContextual"/>
         </w:rPr>
       </w:pPr>
-      <w:hyperlink w:anchor="_Toc243518072" w:history="1">
+      <w:hyperlink w:anchor="_Toc243604078" w:history="1">
         <w:r>
           <w:rPr>
             <w:rStyle w:val="a4"/>
@@ -412,7 +412,7 @@
             <w:noProof/>
             <w:webHidden/>
           </w:rPr>
-          <w:instrText xml:space="preserve"> PAGEREF _Toc243518072 \h </w:instrText>
+          <w:instrText xml:space="preserve"> PAGEREF _Toc243604078 \h </w:instrText>
         </w:r>
         <w:r>
           <w:rPr>
@@ -458,7 +458,7 @@
           <w14:ligatures w14:val="standardContextual"/>
         </w:rPr>
       </w:pPr>
-      <w:hyperlink w:anchor="_Toc243518073" w:history="1">
+      <w:hyperlink w:anchor="_Toc243604079" w:history="1">
         <w:r>
           <w:rPr>
             <w:rStyle w:val="a4"/>
@@ -485,7 +485,7 @@
             <w:noProof/>
             <w:webHidden/>
           </w:rPr>
-          <w:instrText xml:space="preserve"> PAGEREF _Toc243518073 \h </w:instrText>
+          <w:instrText xml:space="preserve"> PAGEREF _Toc243604079 \h </w:instrText>
         </w:r>
         <w:r>
           <w:rPr>
@@ -531,7 +531,7 @@
           <w14:ligatures w14:val="standardContextual"/>
         </w:rPr>
       </w:pPr>
-      <w:hyperlink w:anchor="_Toc243518074" w:history="1">
+      <w:hyperlink w:anchor="_Toc243604080" w:history="1">
         <w:r>
           <w:rPr>
             <w:rStyle w:val="a4"/>
@@ -558,7 +558,7 @@
             <w:noProof/>
             <w:webHidden/>
           </w:rPr>
-          <w:instrText xml:space="preserve"> PAGEREF _Toc243518074 \h </w:instrText>
+          <w:instrText xml:space="preserve"> PAGEREF _Toc243604080 \h </w:instrText>
         </w:r>
         <w:r>
           <w:rPr>
@@ -604,7 +604,7 @@
           <w14:ligatures w14:val="standardContextual"/>
         </w:rPr>
       </w:pPr>
-      <w:hyperlink w:anchor="_Toc243518075" w:history="1">
+      <w:hyperlink w:anchor="_Toc243604081" w:history="1">
         <w:r>
           <w:rPr>
             <w:rStyle w:val="a4"/>
@@ -631,7 +631,7 @@
             <w:noProof/>
             <w:webHidden/>
           </w:rPr>
-          <w:instrText xml:space="preserve"> PAGEREF _Toc243518075 \h </w:instrText>
+          <w:instrText xml:space="preserve"> PAGEREF _Toc243604081 \h </w:instrText>
         </w:r>
         <w:r>
           <w:rPr>
@@ -677,7 +677,7 @@
           <w14:ligatures w14:val="standardContextual"/>
         </w:rPr>
       </w:pPr>
-      <w:hyperlink w:anchor="_Toc243518076" w:history="1">
+      <w:hyperlink w:anchor="_Toc243604082" w:history="1">
         <w:r>
           <w:rPr>
             <w:rStyle w:val="a4"/>
@@ -704,7 +704,7 @@
             <w:noProof/>
             <w:webHidden/>
           </w:rPr>
-          <w:instrText xml:space="preserve"> PAGEREF _Toc243518076 \h </w:instrText>
+          <w:instrText xml:space="preserve"> PAGEREF _Toc243604082 \h </w:instrText>
         </w:r>
         <w:r>
           <w:rPr>
@@ -750,7 +750,7 @@
           <w14:ligatures w14:val="standardContextual"/>
         </w:rPr>
       </w:pPr>
-      <w:hyperlink w:anchor="_Toc243518077" w:history="1">
+      <w:hyperlink w:anchor="_Toc243604083" w:history="1">
         <w:r>
           <w:rPr>
             <w:rStyle w:val="a4"/>
@@ -777,7 +777,7 @@
             <w:noProof/>
             <w:webHidden/>
           </w:rPr>
-          <w:instrText xml:space="preserve"> PAGEREF _Toc243518077 \h </w:instrText>
+          <w:instrText xml:space="preserve"> PAGEREF _Toc243604083 \h </w:instrText>
         </w:r>
         <w:r>
           <w:rPr>
@@ -823,7 +823,7 @@
           <w14:ligatures w14:val="standardContextual"/>
         </w:rPr>
       </w:pPr>
-      <w:hyperlink w:anchor="_Toc243518078" w:history="1">
+      <w:hyperlink w:anchor="_Toc243604084" w:history="1">
         <w:r>
           <w:rPr>
             <w:rStyle w:val="a4"/>
@@ -850,7 +850,7 @@
             <w:noProof/>
             <w:webHidden/>
           </w:rPr>
-          <w:instrText xml:space="preserve"> PAGEREF _Toc243518078 \h </w:instrText>
+          <w:instrText xml:space="preserve"> PAGEREF _Toc243604084 \h </w:instrText>
         </w:r>
         <w:r>
           <w:rPr>
@@ -896,7 +896,7 @@
           <w14:ligatures w14:val="standardContextual"/>
         </w:rPr>
       </w:pPr>
-      <w:hyperlink w:anchor="_Toc243518079" w:history="1">
+      <w:hyperlink w:anchor="_Toc243604085" w:history="1">
         <w:r>
           <w:rPr>
             <w:rStyle w:val="a4"/>
@@ -923,7 +923,7 @@
             <w:noProof/>
             <w:webHidden/>
           </w:rPr>
-          <w:instrText xml:space="preserve"> PAGEREF _Toc243518079 \h </w:instrText>
+          <w:instrText xml:space="preserve"> PAGEREF _Toc243604085 \h </w:instrText>
         </w:r>
         <w:r>
           <w:rPr>
@@ -969,7 +969,7 @@
           <w14:ligatures w14:val="standardContextual"/>
         </w:rPr>
       </w:pPr>
-      <w:hyperlink w:anchor="_Toc243518080" w:history="1">
+      <w:hyperlink w:anchor="_Toc243604086" w:history="1">
         <w:r>
           <w:rPr>
             <w:rStyle w:val="a4"/>
@@ -996,7 +996,7 @@
             <w:noProof/>
             <w:webHidden/>
           </w:rPr>
-          <w:instrText xml:space="preserve"> PAGEREF _Toc243518080 \h </w:instrText>
+          <w:instrText xml:space="preserve"> PAGEREF _Toc243604086 \h </w:instrText>
         </w:r>
         <w:r>
           <w:rPr>
@@ -1042,7 +1042,7 @@
           <w14:ligatures w14:val="standardContextual"/>
         </w:rPr>
       </w:pPr>
-      <w:hyperlink w:anchor="_Toc243518081" w:history="1">
+      <w:hyperlink w:anchor="_Toc243604087" w:history="1">
         <w:r>
           <w:rPr>
             <w:rStyle w:val="a4"/>
@@ -1069,7 +1069,7 @@
             <w:noProof/>
             <w:webHidden/>
           </w:rPr>
-          <w:instrText xml:space="preserve"> PAGEREF _Toc243518081 \h </w:instrText>
+          <w:instrText xml:space="preserve"> PAGEREF _Toc243604087 \h </w:instrText>
         </w:r>
         <w:r>
           <w:rPr>
@@ -1115,7 +1115,7 @@
           <w14:ligatures w14:val="standardContextual"/>
         </w:rPr>
       </w:pPr>
-      <w:hyperlink w:anchor="_Toc243518082" w:history="1">
+      <w:hyperlink w:anchor="_Toc243604088" w:history="1">
         <w:r>
           <w:rPr>
             <w:rStyle w:val="a4"/>
@@ -1142,7 +1142,7 @@
             <w:noProof/>
             <w:webHidden/>
           </w:rPr>
-          <w:instrText xml:space="preserve"> PAGEREF _Toc243518082 \h </w:instrText>
+          <w:instrText xml:space="preserve"> PAGEREF _Toc243604088 \h </w:instrText>
         </w:r>
         <w:r>
           <w:rPr>
@@ -1188,7 +1188,7 @@
           <w14:ligatures w14:val="standardContextual"/>
         </w:rPr>
       </w:pPr>
-      <w:hyperlink w:anchor="_Toc243518083" w:history="1">
+      <w:hyperlink w:anchor="_Toc243604089" w:history="1">
         <w:r>
           <w:rPr>
             <w:rStyle w:val="a4"/>
@@ -1215,7 +1215,7 @@
             <w:noProof/>
             <w:webHidden/>
           </w:rPr>
-          <w:instrText xml:space="preserve"> PAGEREF _Toc243518083 \h </w:instrText>
+          <w:instrText xml:space="preserve"> PAGEREF _Toc243604089 \h </w:instrText>
         </w:r>
         <w:r>
           <w:rPr>
@@ -1261,7 +1261,7 @@
           <w14:ligatures w14:val="standardContextual"/>
         </w:rPr>
       </w:pPr>
-      <w:hyperlink w:anchor="_Toc243518084" w:history="1">
+      <w:hyperlink w:anchor="_Toc243604090" w:history="1">
         <w:r>
           <w:rPr>
             <w:rStyle w:val="a4"/>
@@ -1288,7 +1288,7 @@
             <w:noProof/>
             <w:webHidden/>
           </w:rPr>
-          <w:instrText xml:space="preserve"> PAGEREF _Toc243518084 \h </w:instrText>
+          <w:instrText xml:space="preserve"> PAGEREF _Toc243604090 \h </w:instrText>
         </w:r>
         <w:r>
           <w:rPr>
@@ -1334,7 +1334,7 @@
           <w14:ligatures w14:val="standardContextual"/>
         </w:rPr>
       </w:pPr>
-      <w:hyperlink w:anchor="_Toc243518085" w:history="1">
+      <w:hyperlink w:anchor="_Toc243604091" w:history="1">
         <w:r>
           <w:rPr>
             <w:rStyle w:val="a4"/>
@@ -1361,7 +1361,7 @@
             <w:noProof/>
             <w:webHidden/>
           </w:rPr>
-          <w:instrText xml:space="preserve"> PAGEREF _Toc243518085 \h </w:instrText>
+          <w:instrText xml:space="preserve"> PAGEREF _Toc243604091 \h </w:instrText>
         </w:r>
         <w:r>
           <w:rPr>
@@ -1407,7 +1407,7 @@
           <w14:ligatures w14:val="standardContextual"/>
         </w:rPr>
       </w:pPr>
-      <w:hyperlink w:anchor="_Toc243518086" w:history="1">
+      <w:hyperlink w:anchor="_Toc243604092" w:history="1">
         <w:r>
           <w:rPr>
             <w:rStyle w:val="a4"/>
@@ -1434,7 +1434,7 @@
             <w:noProof/>
             <w:webHidden/>
           </w:rPr>
-          <w:instrText xml:space="preserve"> PAGEREF _Toc243518086 \h </w:instrText>
+          <w:instrText xml:space="preserve"> PAGEREF _Toc243604092 \h </w:instrText>
         </w:r>
         <w:r>
           <w:rPr>
@@ -1480,7 +1480,7 @@
           <w14:ligatures w14:val="standardContextual"/>
         </w:rPr>
       </w:pPr>
-      <w:hyperlink w:anchor="_Toc243518087" w:history="1">
+      <w:hyperlink w:anchor="_Toc243604093" w:history="1">
         <w:r>
           <w:rPr>
             <w:rStyle w:val="a4"/>
@@ -1507,7 +1507,7 @@
             <w:noProof/>
             <w:webHidden/>
           </w:rPr>
-          <w:instrText xml:space="preserve"> PAGEREF _Toc243518087 \h </w:instrText>
+          <w:instrText xml:space="preserve"> PAGEREF _Toc243604093 \h </w:instrText>
         </w:r>
         <w:r>
           <w:rPr>
@@ -1553,7 +1553,7 @@
           <w14:ligatures w14:val="standardContextual"/>
         </w:rPr>
       </w:pPr>
-      <w:hyperlink w:anchor="_Toc243518088" w:history="1">
+      <w:hyperlink w:anchor="_Toc243604094" w:history="1">
         <w:r>
           <w:rPr>
             <w:rStyle w:val="a4"/>
@@ -1580,7 +1580,7 @@
             <w:noProof/>
             <w:webHidden/>
           </w:rPr>
-          <w:instrText xml:space="preserve"> PAGEREF _Toc243518088 \h </w:instrText>
+          <w:instrText xml:space="preserve"> PAGEREF _Toc243604094 \h </w:instrText>
         </w:r>
         <w:r>
           <w:rPr>
@@ -1626,7 +1626,7 @@
           <w14:ligatures w14:val="standardContextual"/>
         </w:rPr>
       </w:pPr>
-      <w:hyperlink w:anchor="_Toc243518089" w:history="1">
+      <w:hyperlink w:anchor="_Toc243604095" w:history="1">
         <w:r>
           <w:rPr>
             <w:rStyle w:val="a4"/>
@@ -1653,7 +1653,7 @@
             <w:noProof/>
             <w:webHidden/>
           </w:rPr>
-          <w:instrText xml:space="preserve"> PAGEREF _Toc243518089 \h </w:instrText>
+          <w:instrText xml:space="preserve"> PAGEREF _Toc243604095 \h </w:instrText>
         </w:r>
         <w:r>
           <w:rPr>
@@ -1699,7 +1699,7 @@
           <w14:ligatures w14:val="standardContextual"/>
         </w:rPr>
       </w:pPr>
-      <w:hyperlink w:anchor="_Toc243518090" w:history="1">
+      <w:hyperlink w:anchor="_Toc243604096" w:history="1">
         <w:r>
           <w:rPr>
             <w:rStyle w:val="a4"/>
@@ -1726,7 +1726,7 @@
             <w:noProof/>
             <w:webHidden/>
           </w:rPr>
-          <w:instrText xml:space="preserve"> PAGEREF _Toc243518090 \h </w:instrText>
+          <w:instrText xml:space="preserve"> PAGEREF _Toc243604096 \h </w:instrText>
         </w:r>
         <w:r>
           <w:rPr>
@@ -1772,7 +1772,7 @@
           <w14:ligatures w14:val="standardContextual"/>
         </w:rPr>
       </w:pPr>
-      <w:hyperlink w:anchor="_Toc243518091" w:history="1">
+      <w:hyperlink w:anchor="_Toc243604097" w:history="1">
         <w:r>
           <w:rPr>
             <w:rStyle w:val="a4"/>
@@ -1799,7 +1799,7 @@
             <w:noProof/>
             <w:webHidden/>
           </w:rPr>
-          <w:instrText xml:space="preserve"> PAGEREF _Toc243518091 \h </w:instrText>
+          <w:instrText xml:space="preserve"> PAGEREF _Toc243604097 \h </w:instrText>
         </w:r>
         <w:r>
           <w:rPr>
@@ -1845,7 +1845,7 @@
           <w14:ligatures w14:val="standardContextual"/>
         </w:rPr>
       </w:pPr>
-      <w:hyperlink w:anchor="_Toc243518092" w:history="1">
+      <w:hyperlink w:anchor="_Toc243604098" w:history="1">
         <w:r>
           <w:rPr>
             <w:rStyle w:val="a4"/>
@@ -1872,7 +1872,7 @@
             <w:noProof/>
             <w:webHidden/>
           </w:rPr>
-          <w:instrText xml:space="preserve"> PAGEREF _Toc243518092 \h </w:instrText>
+          <w:instrText xml:space="preserve"> PAGEREF _Toc243604098 \h </w:instrText>
         </w:r>
         <w:r>
           <w:rPr>
@@ -1918,7 +1918,7 @@
           <w14:ligatures w14:val="standardContextual"/>
         </w:rPr>
       </w:pPr>
-      <w:hyperlink w:anchor="_Toc243518093" w:history="1">
+      <w:hyperlink w:anchor="_Toc243604099" w:history="1">
         <w:r>
           <w:rPr>
             <w:rStyle w:val="a4"/>
@@ -1945,7 +1945,7 @@
             <w:noProof/>
             <w:webHidden/>
           </w:rPr>
-          <w:instrText xml:space="preserve"> PAGEREF _Toc243518093 \h </w:instrText>
+          <w:instrText xml:space="preserve"> PAGEREF _Toc243604099 \h </w:instrText>
         </w:r>
         <w:r>
           <w:rPr>
@@ -1991,7 +1991,7 @@
           <w14:ligatures w14:val="standardContextual"/>
         </w:rPr>
       </w:pPr>
-      <w:hyperlink w:anchor="_Toc243518094" w:history="1">
+      <w:hyperlink w:anchor="_Toc243604100" w:history="1">
         <w:r>
           <w:rPr>
             <w:rStyle w:val="a4"/>
@@ -2018,7 +2018,7 @@
             <w:noProof/>
             <w:webHidden/>
           </w:rPr>
-          <w:instrText xml:space="preserve"> PAGEREF _Toc243518094 \h </w:instrText>
+          <w:instrText xml:space="preserve"> PAGEREF _Toc243604100 \h </w:instrText>
         </w:r>
         <w:r>
           <w:rPr>
@@ -2064,7 +2064,7 @@
           <w14:ligatures w14:val="standardContextual"/>
         </w:rPr>
       </w:pPr>
-      <w:hyperlink w:anchor="_Toc243518095" w:history="1">
+      <w:hyperlink w:anchor="_Toc243604101" w:history="1">
         <w:r>
           <w:rPr>
             <w:rStyle w:val="a4"/>
@@ -2091,7 +2091,7 @@
             <w:noProof/>
             <w:webHidden/>
           </w:rPr>
-          <w:instrText xml:space="preserve"> PAGEREF _Toc243518095 \h </w:instrText>
+          <w:instrText xml:space="preserve"> PAGEREF _Toc243604101 \h </w:instrText>
         </w:r>
         <w:r>
           <w:rPr>
@@ -2137,7 +2137,7 @@
           <w14:ligatures w14:val="standardContextual"/>
         </w:rPr>
       </w:pPr>
-      <w:hyperlink w:anchor="_Toc243518096" w:history="1">
+      <w:hyperlink w:anchor="_Toc243604102" w:history="1">
         <w:r>
           <w:rPr>
             <w:rStyle w:val="a4"/>
@@ -2164,7 +2164,7 @@
             <w:noProof/>
             <w:webHidden/>
           </w:rPr>
-          <w:instrText xml:space="preserve"> PAGEREF _Toc243518096 \h </w:instrText>
+          <w:instrText xml:space="preserve"> PAGEREF _Toc243604102 \h </w:instrText>
         </w:r>
         <w:r>
           <w:rPr>
@@ -2210,7 +2210,7 @@
           <w14:ligatures w14:val="standardContextual"/>
         </w:rPr>
       </w:pPr>
-      <w:hyperlink w:anchor="_Toc243518097" w:history="1">
+      <w:hyperlink w:anchor="_Toc243604103" w:history="1">
         <w:r>
           <w:rPr>
             <w:rStyle w:val="a4"/>
@@ -2237,7 +2237,7 @@
             <w:noProof/>
             <w:webHidden/>
           </w:rPr>
-          <w:instrText xml:space="preserve"> PAGEREF _Toc243518097 \h </w:instrText>
+          <w:instrText xml:space="preserve"> PAGEREF _Toc243604103 \h </w:instrText>
         </w:r>
         <w:r>
           <w:rPr>
@@ -2283,7 +2283,7 @@
           <w14:ligatures w14:val="standardContextual"/>
         </w:rPr>
       </w:pPr>
-      <w:hyperlink w:anchor="_Toc243518098" w:history="1">
+      <w:hyperlink w:anchor="_Toc243604104" w:history="1">
         <w:r>
           <w:rPr>
             <w:rStyle w:val="a4"/>
@@ -2310,7 +2310,7 @@
             <w:noProof/>
             <w:webHidden/>
           </w:rPr>
-          <w:instrText xml:space="preserve"> PAGEREF _Toc243518098 \h </w:instrText>
+          <w:instrText xml:space="preserve"> PAGEREF _Toc243604104 \h </w:instrText>
         </w:r>
         <w:r>
           <w:rPr>
@@ -2356,7 +2356,7 @@
           <w14:ligatures w14:val="standardContextual"/>
         </w:rPr>
       </w:pPr>
-      <w:hyperlink w:anchor="_Toc243518099" w:history="1">
+      <w:hyperlink w:anchor="_Toc243604105" w:history="1">
         <w:r>
           <w:rPr>
             <w:rStyle w:val="a4"/>
@@ -2383,7 +2383,7 @@
             <w:noProof/>
             <w:webHidden/>
           </w:rPr>
-          <w:instrText xml:space="preserve"> PAGEREF _Toc243518099 \h </w:instrText>
+          <w:instrText xml:space="preserve"> PAGEREF _Toc243604105 \h </w:instrText>
         </w:r>
         <w:r>
           <w:rPr>
@@ -2429,7 +2429,7 @@
           <w14:ligatures w14:val="standardContextual"/>
         </w:rPr>
       </w:pPr>
-      <w:hyperlink w:anchor="_Toc243518100" w:history="1">
+      <w:hyperlink w:anchor="_Toc243604106" w:history="1">
         <w:r>
           <w:rPr>
             <w:rStyle w:val="a4"/>
@@ -2456,7 +2456,7 @@
             <w:noProof/>
             <w:webHidden/>
           </w:rPr>
-          <w:instrText xml:space="preserve"> PAGEREF _Toc243518100 \h </w:instrText>
+          <w:instrText xml:space="preserve"> PAGEREF _Toc243604106 \h </w:instrText>
         </w:r>
         <w:r>
           <w:rPr>
@@ -2502,7 +2502,7 @@
           <w14:ligatures w14:val="standardContextual"/>
         </w:rPr>
       </w:pPr>
-      <w:hyperlink w:anchor="_Toc243518101" w:history="1">
+      <w:hyperlink w:anchor="_Toc243604107" w:history="1">
         <w:r>
           <w:rPr>
             <w:rStyle w:val="a4"/>
@@ -2529,7 +2529,7 @@
             <w:noProof/>
             <w:webHidden/>
           </w:rPr>
-          <w:instrText xml:space="preserve"> PAGEREF _Toc243518101 \h </w:instrText>
+          <w:instrText xml:space="preserve"> PAGEREF _Toc243604107 \h </w:instrText>
         </w:r>
         <w:r>
           <w:rPr>
@@ -2575,7 +2575,7 @@
           <w14:ligatures w14:val="standardContextual"/>
         </w:rPr>
       </w:pPr>
-      <w:hyperlink w:anchor="_Toc243518102" w:history="1">
+      <w:hyperlink w:anchor="_Toc243604108" w:history="1">
         <w:r>
           <w:rPr>
             <w:rStyle w:val="a4"/>
@@ -2602,7 +2602,7 @@
             <w:noProof/>
             <w:webHidden/>
           </w:rPr>
-          <w:instrText xml:space="preserve"> PAGEREF _Toc243518102 \h </w:instrText>
+          <w:instrText xml:space="preserve"> PAGEREF _Toc243604108 \h </w:instrText>
         </w:r>
         <w:r>
           <w:rPr>
@@ -2648,7 +2648,7 @@
           <w14:ligatures w14:val="standardContextual"/>
         </w:rPr>
       </w:pPr>
-      <w:hyperlink w:anchor="_Toc243518103" w:history="1">
+      <w:hyperlink w:anchor="_Toc243604109" w:history="1">
         <w:r>
           <w:rPr>
             <w:rStyle w:val="a4"/>
@@ -2675,7 +2675,7 @@
             <w:noProof/>
             <w:webHidden/>
           </w:rPr>
-          <w:instrText xml:space="preserve"> PAGEREF _Toc243518103 \h </w:instrText>
+          <w:instrText xml:space="preserve"> PAGEREF _Toc243604109 \h </w:instrText>
         </w:r>
         <w:r>
           <w:rPr>
@@ -2721,7 +2721,7 @@
           <w14:ligatures w14:val="standardContextual"/>
         </w:rPr>
       </w:pPr>
-      <w:hyperlink w:anchor="_Toc243518104" w:history="1">
+      <w:hyperlink w:anchor="_Toc243604110" w:history="1">
         <w:r>
           <w:rPr>
             <w:rStyle w:val="a4"/>
@@ -2748,7 +2748,7 @@
             <w:noProof/>
             <w:webHidden/>
           </w:rPr>
-          <w:instrText xml:space="preserve"> PAGEREF _Toc243518104 \h </w:instrText>
+          <w:instrText xml:space="preserve"> PAGEREF _Toc243604110 \h </w:instrText>
         </w:r>
         <w:r>
           <w:rPr>
@@ -2794,7 +2794,7 @@
           <w14:ligatures w14:val="standardContextual"/>
         </w:rPr>
       </w:pPr>
-      <w:hyperlink w:anchor="_Toc243518105" w:history="1">
+      <w:hyperlink w:anchor="_Toc243604111" w:history="1">
         <w:r>
           <w:rPr>
             <w:rStyle w:val="a4"/>
@@ -2821,7 +2821,7 @@
             <w:noProof/>
             <w:webHidden/>
           </w:rPr>
-          <w:instrText xml:space="preserve"> PAGEREF _Toc243518105 \h </w:instrText>
+          <w:instrText xml:space="preserve"> PAGEREF _Toc243604111 \h </w:instrText>
         </w:r>
         <w:r>
           <w:rPr>
@@ -2867,7 +2867,7 @@
           <w14:ligatures w14:val="standardContextual"/>
         </w:rPr>
       </w:pPr>
-      <w:hyperlink w:anchor="_Toc243518106" w:history="1">
+      <w:hyperlink w:anchor="_Toc243604112" w:history="1">
         <w:r>
           <w:rPr>
             <w:rStyle w:val="a4"/>
@@ -2894,7 +2894,7 @@
             <w:noProof/>
             <w:webHidden/>
           </w:rPr>
-          <w:instrText xml:space="preserve"> PAGEREF _Toc243518106 \h </w:instrText>
+          <w:instrText xml:space="preserve"> PAGEREF _Toc243604112 \h </w:instrText>
         </w:r>
         <w:r>
           <w:rPr>
@@ -2940,7 +2940,7 @@
           <w14:ligatures w14:val="standardContextual"/>
         </w:rPr>
       </w:pPr>
-      <w:hyperlink w:anchor="_Toc243518107" w:history="1">
+      <w:hyperlink w:anchor="_Toc243604113" w:history="1">
         <w:r>
           <w:rPr>
             <w:rStyle w:val="a4"/>
@@ -2967,7 +2967,7 @@
             <w:noProof/>
             <w:webHidden/>
           </w:rPr>
-          <w:instrText xml:space="preserve"> PAGEREF _Toc243518107 \h </w:instrText>
+          <w:instrText xml:space="preserve"> PAGEREF _Toc243604113 \h </w:instrText>
         </w:r>
         <w:r>
           <w:rPr>
@@ -3013,7 +3013,7 @@
           <w14:ligatures w14:val="standardContextual"/>
         </w:rPr>
       </w:pPr>
-      <w:hyperlink w:anchor="_Toc243518108" w:history="1">
+      <w:hyperlink w:anchor="_Toc243604114" w:history="1">
         <w:r>
           <w:rPr>
             <w:rStyle w:val="a4"/>
@@ -3040,7 +3040,7 @@
             <w:noProof/>
             <w:webHidden/>
           </w:rPr>
-          <w:instrText xml:space="preserve"> PAGEREF _Toc243518108 \h </w:instrText>
+          <w:instrText xml:space="preserve"> PAGEREF _Toc243604114 \h </w:instrText>
         </w:r>
         <w:r>
           <w:rPr>
@@ -3086,7 +3086,7 @@
           <w14:ligatures w14:val="standardContextual"/>
         </w:rPr>
       </w:pPr>
-      <w:hyperlink w:anchor="_Toc243518109" w:history="1">
+      <w:hyperlink w:anchor="_Toc243604115" w:history="1">
         <w:r>
           <w:rPr>
             <w:rStyle w:val="a4"/>
@@ -3113,7 +3113,7 @@
             <w:noProof/>
             <w:webHidden/>
           </w:rPr>
-          <w:instrText xml:space="preserve"> PAGEREF _Toc243518109 \h </w:instrText>
+          <w:instrText xml:space="preserve"> PAGEREF _Toc243604115 \h </w:instrText>
         </w:r>
         <w:r>
           <w:rPr>
@@ -3159,7 +3159,7 @@
           <w14:ligatures w14:val="standardContextual"/>
         </w:rPr>
       </w:pPr>
-      <w:hyperlink w:anchor="_Toc243518110" w:history="1">
+      <w:hyperlink w:anchor="_Toc243604116" w:history="1">
         <w:r>
           <w:rPr>
             <w:rStyle w:val="a4"/>
@@ -3186,7 +3186,7 @@
             <w:noProof/>
             <w:webHidden/>
           </w:rPr>
-          <w:instrText xml:space="preserve"> PAGEREF _Toc243518110 \h </w:instrText>
+          <w:instrText xml:space="preserve"> PAGEREF _Toc243604116 \h </w:instrText>
         </w:r>
         <w:r>
           <w:rPr>
@@ -3232,7 +3232,7 @@
           <w14:ligatures w14:val="standardContextual"/>
         </w:rPr>
       </w:pPr>
-      <w:hyperlink w:anchor="_Toc243518111" w:history="1">
+      <w:hyperlink w:anchor="_Toc243604117" w:history="1">
         <w:r>
           <w:rPr>
             <w:rStyle w:val="a4"/>
@@ -3259,7 +3259,7 @@
             <w:noProof/>
             <w:webHidden/>
           </w:rPr>
-          <w:instrText xml:space="preserve"> PAGEREF _Toc243518111 \h </w:instrText>
+          <w:instrText xml:space="preserve"> PAGEREF _Toc243604117 \h </w:instrText>
         </w:r>
         <w:r>
           <w:rPr>
@@ -3305,7 +3305,7 @@
           <w14:ligatures w14:val="standardContextual"/>
         </w:rPr>
       </w:pPr>
-      <w:hyperlink w:anchor="_Toc243518112" w:history="1">
+      <w:hyperlink w:anchor="_Toc243604118" w:history="1">
         <w:r>
           <w:rPr>
             <w:rStyle w:val="a4"/>
@@ -3332,7 +3332,7 @@
             <w:noProof/>
             <w:webHidden/>
           </w:rPr>
-          <w:instrText xml:space="preserve"> PAGEREF _Toc243518112 \h </w:instrText>
+          <w:instrText xml:space="preserve"> PAGEREF _Toc243604118 \h </w:instrText>
         </w:r>
         <w:r>
           <w:rPr>
@@ -3378,7 +3378,7 @@
           <w14:ligatures w14:val="standardContextual"/>
         </w:rPr>
       </w:pPr>
-      <w:hyperlink w:anchor="_Toc243518113" w:history="1">
+      <w:hyperlink w:anchor="_Toc243604119" w:history="1">
         <w:r>
           <w:rPr>
             <w:rStyle w:val="a4"/>
@@ -3405,7 +3405,7 @@
             <w:noProof/>
             <w:webHidden/>
           </w:rPr>
-          <w:instrText xml:space="preserve"> PAGEREF _Toc243518113 \h </w:instrText>
+          <w:instrText xml:space="preserve"> PAGEREF _Toc243604119 \h </w:instrText>
         </w:r>
         <w:r>
           <w:rPr>
@@ -3451,7 +3451,7 @@
           <w14:ligatures w14:val="standardContextual"/>
         </w:rPr>
       </w:pPr>
-      <w:hyperlink w:anchor="_Toc243518114" w:history="1">
+      <w:hyperlink w:anchor="_Toc243604120" w:history="1">
         <w:r>
           <w:rPr>
             <w:rStyle w:val="a4"/>
@@ -3478,7 +3478,7 @@
             <w:noProof/>
             <w:webHidden/>
           </w:rPr>
-          <w:instrText xml:space="preserve"> PAGEREF _Toc243518114 \h </w:instrText>
+          <w:instrText xml:space="preserve"> PAGEREF _Toc243604120 \h </w:instrText>
         </w:r>
         <w:r>
           <w:rPr>
@@ -3524,7 +3524,7 @@
           <w14:ligatures w14:val="standardContextual"/>
         </w:rPr>
       </w:pPr>
-      <w:hyperlink w:anchor="_Toc243518115" w:history="1">
+      <w:hyperlink w:anchor="_Toc243604121" w:history="1">
         <w:r>
           <w:rPr>
             <w:rStyle w:val="a4"/>
@@ -3551,7 +3551,7 @@
             <w:noProof/>
             <w:webHidden/>
           </w:rPr>
-          <w:instrText xml:space="preserve"> PAGEREF _Toc243518115 \h </w:instrText>
+          <w:instrText xml:space="preserve"> PAGEREF _Toc243604121 \h </w:instrText>
         </w:r>
         <w:r>
           <w:rPr>
@@ -3597,7 +3597,7 @@
           <w14:ligatures w14:val="standardContextual"/>
         </w:rPr>
       </w:pPr>
-      <w:hyperlink w:anchor="_Toc243518116" w:history="1">
+      <w:hyperlink w:anchor="_Toc243604122" w:history="1">
         <w:r>
           <w:rPr>
             <w:rStyle w:val="a4"/>
@@ -3624,7 +3624,7 @@
             <w:noProof/>
             <w:webHidden/>
           </w:rPr>
-          <w:instrText xml:space="preserve"> PAGEREF _Toc243518116 \h </w:instrText>
+          <w:instrText xml:space="preserve"> PAGEREF _Toc243604122 \h </w:instrText>
         </w:r>
         <w:r>
           <w:rPr>
@@ -3670,7 +3670,7 @@
           <w14:ligatures w14:val="standardContextual"/>
         </w:rPr>
       </w:pPr>
-      <w:hyperlink w:anchor="_Toc243518117" w:history="1">
+      <w:hyperlink w:anchor="_Toc243604123" w:history="1">
         <w:r>
           <w:rPr>
             <w:rStyle w:val="a4"/>
@@ -3697,7 +3697,7 @@
             <w:noProof/>
             <w:webHidden/>
           </w:rPr>
-          <w:instrText xml:space="preserve"> PAGEREF _Toc243518117 \h </w:instrText>
+          <w:instrText xml:space="preserve"> PAGEREF _Toc243604123 \h </w:instrText>
         </w:r>
         <w:r>
           <w:rPr>
@@ -3743,7 +3743,7 @@
           <w14:ligatures w14:val="standardContextual"/>
         </w:rPr>
       </w:pPr>
-      <w:hyperlink w:anchor="_Toc243518118" w:history="1">
+      <w:hyperlink w:anchor="_Toc243604124" w:history="1">
         <w:r>
           <w:rPr>
             <w:rStyle w:val="a4"/>
@@ -3770,7 +3770,7 @@
             <w:noProof/>
             <w:webHidden/>
           </w:rPr>
-          <w:instrText xml:space="preserve"> PAGEREF _Toc243518118 \h </w:instrText>
+          <w:instrText xml:space="preserve"> PAGEREF _Toc243604124 \h </w:instrText>
         </w:r>
         <w:r>
           <w:rPr>
@@ -3816,7 +3816,7 @@
           <w14:ligatures w14:val="standardContextual"/>
         </w:rPr>
       </w:pPr>
-      <w:hyperlink w:anchor="_Toc243518119" w:history="1">
+      <w:hyperlink w:anchor="_Toc243604125" w:history="1">
         <w:r>
           <w:rPr>
             <w:rStyle w:val="a4"/>
@@ -3843,7 +3843,7 @@
             <w:noProof/>
             <w:webHidden/>
           </w:rPr>
-          <w:instrText xml:space="preserve"> PAGEREF _Toc243518119 \h </w:instrText>
+          <w:instrText xml:space="preserve"> PAGEREF _Toc243604125 \h </w:instrText>
         </w:r>
         <w:r>
           <w:rPr>
@@ -3889,7 +3889,7 @@
           <w14:ligatures w14:val="standardContextual"/>
         </w:rPr>
       </w:pPr>
-      <w:hyperlink w:anchor="_Toc243518120" w:history="1">
+      <w:hyperlink w:anchor="_Toc243604126" w:history="1">
         <w:r>
           <w:rPr>
             <w:rStyle w:val="a4"/>
@@ -3916,7 +3916,7 @@
             <w:noProof/>
             <w:webHidden/>
           </w:rPr>
-          <w:instrText xml:space="preserve"> PAGEREF _Toc243518120 \h </w:instrText>
+          <w:instrText xml:space="preserve"> PAGEREF _Toc243604126 \h </w:instrText>
         </w:r>
         <w:r>
           <w:rPr>
@@ -3962,7 +3962,7 @@
           <w14:ligatures w14:val="standardContextual"/>
         </w:rPr>
       </w:pPr>
-      <w:hyperlink w:anchor="_Toc243518121" w:history="1">
+      <w:hyperlink w:anchor="_Toc243604127" w:history="1">
         <w:r>
           <w:rPr>
             <w:rStyle w:val="a4"/>
@@ -3989,7 +3989,7 @@
             <w:noProof/>
             <w:webHidden/>
           </w:rPr>
-          <w:instrText xml:space="preserve"> PAGEREF _Toc243518121 \h </w:instrText>
+          <w:instrText xml:space="preserve"> PAGEREF _Toc243604127 \h </w:instrText>
         </w:r>
         <w:r>
           <w:rPr>
@@ -4035,7 +4035,7 @@
           <w14:ligatures w14:val="standardContextual"/>
         </w:rPr>
       </w:pPr>
-      <w:hyperlink w:anchor="_Toc243518122" w:history="1">
+      <w:hyperlink w:anchor="_Toc243604128" w:history="1">
         <w:r>
           <w:rPr>
             <w:rStyle w:val="a4"/>
@@ -4062,7 +4062,7 @@
             <w:noProof/>
             <w:webHidden/>
           </w:rPr>
-          <w:instrText xml:space="preserve"> PAGEREF _Toc243518122 \h </w:instrText>
+          <w:instrText xml:space="preserve"> PAGEREF _Toc243604128 \h </w:instrText>
         </w:r>
         <w:r>
           <w:rPr>
@@ -4108,7 +4108,7 @@
           <w14:ligatures w14:val="standardContextual"/>
         </w:rPr>
       </w:pPr>
-      <w:hyperlink w:anchor="_Toc243518123" w:history="1">
+      <w:hyperlink w:anchor="_Toc243604129" w:history="1">
         <w:r>
           <w:rPr>
             <w:rStyle w:val="a4"/>
@@ -4135,7 +4135,7 @@
             <w:noProof/>
             <w:webHidden/>
           </w:rPr>
-          <w:instrText xml:space="preserve"> PAGEREF _Toc243518123 \h </w:instrText>
+          <w:instrText xml:space="preserve"> PAGEREF _Toc243604129 \h </w:instrText>
         </w:r>
         <w:r>
           <w:rPr>
@@ -4181,7 +4181,7 @@
           <w14:ligatures w14:val="standardContextual"/>
         </w:rPr>
       </w:pPr>
-      <w:hyperlink w:anchor="_Toc243518124" w:history="1">
+      <w:hyperlink w:anchor="_Toc243604130" w:history="1">
         <w:r>
           <w:rPr>
             <w:rStyle w:val="a4"/>
@@ -4208,7 +4208,7 @@
             <w:noProof/>
             <w:webHidden/>
           </w:rPr>
-          <w:instrText xml:space="preserve"> PAGEREF _Toc243518124 \h </w:instrText>
+          <w:instrText xml:space="preserve"> PAGEREF _Toc243604130 \h </w:instrText>
         </w:r>
         <w:r>
           <w:rPr>
@@ -4254,7 +4254,7 @@
           <w14:ligatures w14:val="standardContextual"/>
         </w:rPr>
       </w:pPr>
-      <w:hyperlink w:anchor="_Toc243518125" w:history="1">
+      <w:hyperlink w:anchor="_Toc243604131" w:history="1">
         <w:r>
           <w:rPr>
             <w:rStyle w:val="a4"/>
@@ -4281,7 +4281,7 @@
             <w:noProof/>
             <w:webHidden/>
           </w:rPr>
-          <w:instrText xml:space="preserve"> PAGEREF _Toc243518125 \h </w:instrText>
+          <w:instrText xml:space="preserve"> PAGEREF _Toc243604131 \h </w:instrText>
         </w:r>
         <w:r>
           <w:rPr>
@@ -4327,7 +4327,7 @@
           <w14:ligatures w14:val="standardContextual"/>
         </w:rPr>
       </w:pPr>
-      <w:hyperlink w:anchor="_Toc243518126" w:history="1">
+      <w:hyperlink w:anchor="_Toc243604132" w:history="1">
         <w:r>
           <w:rPr>
             <w:rStyle w:val="a4"/>
@@ -4354,7 +4354,7 @@
             <w:noProof/>
             <w:webHidden/>
           </w:rPr>
-          <w:instrText xml:space="preserve"> PAGEREF _Toc243518126 \h </w:instrText>
+          <w:instrText xml:space="preserve"> PAGEREF _Toc243604132 \h </w:instrText>
         </w:r>
         <w:r>
           <w:rPr>
@@ -4400,7 +4400,7 @@
           <w14:ligatures w14:val="standardContextual"/>
         </w:rPr>
       </w:pPr>
-      <w:hyperlink w:anchor="_Toc243518127" w:history="1">
+      <w:hyperlink w:anchor="_Toc243604133" w:history="1">
         <w:r>
           <w:rPr>
             <w:rStyle w:val="a4"/>
@@ -4427,7 +4427,7 @@
             <w:noProof/>
             <w:webHidden/>
           </w:rPr>
-          <w:instrText xml:space="preserve"> PAGEREF _Toc243518127 \h </w:instrText>
+          <w:instrText xml:space="preserve"> PAGEREF _Toc243604133 \h </w:instrText>
         </w:r>
         <w:r>
           <w:rPr>
@@ -4473,7 +4473,7 @@
           <w14:ligatures w14:val="standardContextual"/>
         </w:rPr>
       </w:pPr>
-      <w:hyperlink w:anchor="_Toc243518128" w:history="1">
+      <w:hyperlink w:anchor="_Toc243604134" w:history="1">
         <w:r>
           <w:rPr>
             <w:rStyle w:val="a4"/>
@@ -4500,7 +4500,7 @@
             <w:noProof/>
             <w:webHidden/>
           </w:rPr>
-          <w:instrText xml:space="preserve"> PAGEREF _Toc243518128 \h </w:instrText>
+          <w:instrText xml:space="preserve"> PAGEREF _Toc243604134 \h </w:instrText>
         </w:r>
         <w:r>
           <w:rPr>
@@ -4546,7 +4546,7 @@
           <w14:ligatures w14:val="standardContextual"/>
         </w:rPr>
       </w:pPr>
-      <w:hyperlink w:anchor="_Toc243518129" w:history="1">
+      <w:hyperlink w:anchor="_Toc243604135" w:history="1">
         <w:r>
           <w:rPr>
             <w:rStyle w:val="a4"/>
@@ -4573,7 +4573,7 @@
             <w:noProof/>
             <w:webHidden/>
           </w:rPr>
-          <w:instrText xml:space="preserve"> PAGEREF _Toc243518129 \h </w:instrText>
+          <w:instrText xml:space="preserve"> PAGEREF _Toc243604135 \h </w:instrText>
         </w:r>
         <w:r>
           <w:rPr>
@@ -4619,7 +4619,7 @@
           <w14:ligatures w14:val="standardContextual"/>
         </w:rPr>
       </w:pPr>
-      <w:hyperlink w:anchor="_Toc243518130" w:history="1">
+      <w:hyperlink w:anchor="_Toc243604136" w:history="1">
         <w:r>
           <w:rPr>
             <w:rStyle w:val="a4"/>
@@ -4646,7 +4646,7 @@
             <w:noProof/>
             <w:webHidden/>
           </w:rPr>
-          <w:instrText xml:space="preserve"> PAGEREF _Toc243518130 \h </w:instrText>
+          <w:instrText xml:space="preserve"> PAGEREF _Toc243604136 \h </w:instrText>
         </w:r>
         <w:r>
           <w:rPr>
@@ -4692,7 +4692,7 @@
           <w14:ligatures w14:val="standardContextual"/>
         </w:rPr>
       </w:pPr>
-      <w:hyperlink w:anchor="_Toc243518131" w:history="1">
+      <w:hyperlink w:anchor="_Toc243604137" w:history="1">
         <w:r>
           <w:rPr>
             <w:rStyle w:val="a4"/>
@@ -4719,7 +4719,7 @@
             <w:noProof/>
             <w:webHidden/>
           </w:rPr>
-          <w:instrText xml:space="preserve"> PAGEREF _Toc243518131 \h </w:instrText>
+          <w:instrText xml:space="preserve"> PAGEREF _Toc243604137 \h </w:instrText>
         </w:r>
         <w:r>
           <w:rPr>
@@ -4765,7 +4765,7 @@
           <w14:ligatures w14:val="standardContextual"/>
         </w:rPr>
       </w:pPr>
-      <w:hyperlink w:anchor="_Toc243518132" w:history="1">
+      <w:hyperlink w:anchor="_Toc243604138" w:history="1">
         <w:r>
           <w:rPr>
             <w:rStyle w:val="a4"/>
@@ -4792,7 +4792,7 @@
             <w:noProof/>
             <w:webHidden/>
           </w:rPr>
-          <w:instrText xml:space="preserve"> PAGEREF _Toc243518132 \h </w:instrText>
+          <w:instrText xml:space="preserve"> PAGEREF _Toc243604138 \h </w:instrText>
         </w:r>
         <w:r>
           <w:rPr>
@@ -4838,7 +4838,7 @@
           <w14:ligatures w14:val="standardContextual"/>
         </w:rPr>
       </w:pPr>
-      <w:hyperlink w:anchor="_Toc243518133" w:history="1">
+      <w:hyperlink w:anchor="_Toc243604139" w:history="1">
         <w:r>
           <w:rPr>
             <w:rStyle w:val="a4"/>
@@ -4865,7 +4865,7 @@
             <w:noProof/>
             <w:webHidden/>
           </w:rPr>
-          <w:instrText xml:space="preserve"> PAGEREF _Toc243518133 \h </w:instrText>
+          <w:instrText xml:space="preserve"> PAGEREF _Toc243604139 \h </w:instrText>
         </w:r>
         <w:r>
           <w:rPr>
@@ -4911,7 +4911,7 @@
           <w14:ligatures w14:val="standardContextual"/>
         </w:rPr>
       </w:pPr>
-      <w:hyperlink w:anchor="_Toc243518134" w:history="1">
+      <w:hyperlink w:anchor="_Toc243604140" w:history="1">
         <w:r>
           <w:rPr>
             <w:rStyle w:val="a4"/>
@@ -4938,7 +4938,7 @@
             <w:noProof/>
             <w:webHidden/>
           </w:rPr>
-          <w:instrText xml:space="preserve"> PAGEREF _Toc243518134 \h </w:instrText>
+          <w:instrText xml:space="preserve"> PAGEREF _Toc243604140 \h </w:instrText>
         </w:r>
         <w:r>
           <w:rPr>
@@ -4984,7 +4984,7 @@
           <w14:ligatures w14:val="standardContextual"/>
         </w:rPr>
       </w:pPr>
-      <w:hyperlink w:anchor="_Toc243518135" w:history="1">
+      <w:hyperlink w:anchor="_Toc243604141" w:history="1">
         <w:r>
           <w:rPr>
             <w:rStyle w:val="a4"/>
@@ -5011,7 +5011,7 @@
             <w:noProof/>
             <w:webHidden/>
           </w:rPr>
-          <w:instrText xml:space="preserve"> PAGEREF _Toc243518135 \h </w:instrText>
+          <w:instrText xml:space="preserve"> PAGEREF _Toc243604141 \h </w:instrText>
         </w:r>
         <w:r>
           <w:rPr>
@@ -5057,7 +5057,7 @@
           <w14:ligatures w14:val="standardContextual"/>
         </w:rPr>
       </w:pPr>
-      <w:hyperlink w:anchor="_Toc243518136" w:history="1">
+      <w:hyperlink w:anchor="_Toc243604142" w:history="1">
         <w:r>
           <w:rPr>
             <w:rStyle w:val="a4"/>
@@ -5084,7 +5084,7 @@
             <w:noProof/>
             <w:webHidden/>
           </w:rPr>
-          <w:instrText xml:space="preserve"> PAGEREF _Toc243518136 \h </w:instrText>
+          <w:instrText xml:space="preserve"> PAGEREF _Toc243604142 \h </w:instrText>
         </w:r>
         <w:r>
           <w:rPr>
@@ -5130,7 +5130,7 @@
           <w14:ligatures w14:val="standardContextual"/>
         </w:rPr>
       </w:pPr>
-      <w:hyperlink w:anchor="_Toc243518137" w:history="1">
+      <w:hyperlink w:anchor="_Toc243604143" w:history="1">
         <w:r>
           <w:rPr>
             <w:rStyle w:val="a4"/>
@@ -5157,7 +5157,7 @@
             <w:noProof/>
             <w:webHidden/>
           </w:rPr>
-          <w:instrText xml:space="preserve"> PAGEREF _Toc243518137 \h </w:instrText>
+          <w:instrText xml:space="preserve"> PAGEREF _Toc243604143 \h </w:instrText>
         </w:r>
         <w:r>
           <w:rPr>
@@ -5203,7 +5203,7 @@
           <w14:ligatures w14:val="standardContextual"/>
         </w:rPr>
       </w:pPr>
-      <w:hyperlink w:anchor="_Toc243518138" w:history="1">
+      <w:hyperlink w:anchor="_Toc243604144" w:history="1">
         <w:r>
           <w:rPr>
             <w:rStyle w:val="a4"/>
@@ -5230,7 +5230,7 @@
             <w:noProof/>
             <w:webHidden/>
           </w:rPr>
-          <w:instrText xml:space="preserve"> PAGEREF _Toc243518138 \h </w:instrText>
+          <w:instrText xml:space="preserve"> PAGEREF _Toc243604144 \h </w:instrText>
         </w:r>
         <w:r>
           <w:rPr>
@@ -5276,7 +5276,7 @@
           <w14:ligatures w14:val="standardContextual"/>
         </w:rPr>
       </w:pPr>
-      <w:hyperlink w:anchor="_Toc243518139" w:history="1">
+      <w:hyperlink w:anchor="_Toc243604145" w:history="1">
         <w:r>
           <w:rPr>
             <w:rStyle w:val="a4"/>
@@ -5303,7 +5303,7 @@
             <w:noProof/>
             <w:webHidden/>
           </w:rPr>
-          <w:instrText xml:space="preserve"> PAGEREF _Toc243518139 \h </w:instrText>
+          <w:instrText xml:space="preserve"> PAGEREF _Toc243604145 \h </w:instrText>
         </w:r>
         <w:r>
           <w:rPr>
@@ -5349,7 +5349,7 @@
           <w14:ligatures w14:val="standardContextual"/>
         </w:rPr>
       </w:pPr>
-      <w:hyperlink w:anchor="_Toc243518140" w:history="1">
+      <w:hyperlink w:anchor="_Toc243604146" w:history="1">
         <w:r>
           <w:rPr>
             <w:rStyle w:val="a4"/>
@@ -5376,7 +5376,7 @@
             <w:noProof/>
             <w:webHidden/>
           </w:rPr>
-          <w:instrText xml:space="preserve"> PAGEREF _Toc243518140 \h </w:instrText>
+          <w:instrText xml:space="preserve"> PAGEREF _Toc243604146 \h </w:instrText>
         </w:r>
         <w:r>
           <w:rPr>
@@ -5422,7 +5422,7 @@
           <w14:ligatures w14:val="standardContextual"/>
         </w:rPr>
       </w:pPr>
-      <w:hyperlink w:anchor="_Toc243518141" w:history="1">
+      <w:hyperlink w:anchor="_Toc243604147" w:history="1">
         <w:r>
           <w:rPr>
             <w:rStyle w:val="a4"/>
@@ -5449,7 +5449,7 @@
             <w:noProof/>
             <w:webHidden/>
           </w:rPr>
-          <w:instrText xml:space="preserve"> PAGEREF _Toc243518141 \h </w:instrText>
+          <w:instrText xml:space="preserve"> PAGEREF _Toc243604147 \h </w:instrText>
         </w:r>
         <w:r>
           <w:rPr>
@@ -5495,7 +5495,7 @@
           <w14:ligatures w14:val="standardContextual"/>
         </w:rPr>
       </w:pPr>
-      <w:hyperlink w:anchor="_Toc243518142" w:history="1">
+      <w:hyperlink w:anchor="_Toc243604148" w:history="1">
         <w:r>
           <w:rPr>
             <w:rStyle w:val="a4"/>
@@ -5522,7 +5522,7 @@
             <w:noProof/>
             <w:webHidden/>
           </w:rPr>
-          <w:instrText xml:space="preserve"> PAGEREF _Toc243518142 \h </w:instrText>
+          <w:instrText xml:space="preserve"> PAGEREF _Toc243604148 \h </w:instrText>
         </w:r>
         <w:r>
           <w:rPr>
@@ -5568,7 +5568,7 @@
           <w14:ligatures w14:val="standardContextual"/>
         </w:rPr>
       </w:pPr>
-      <w:hyperlink w:anchor="_Toc243518143" w:history="1">
+      <w:hyperlink w:anchor="_Toc243604149" w:history="1">
         <w:r>
           <w:rPr>
             <w:rStyle w:val="a4"/>
@@ -5595,7 +5595,7 @@
             <w:noProof/>
             <w:webHidden/>
           </w:rPr>
-          <w:instrText xml:space="preserve"> PAGEREF _Toc243518143 \h </w:instrText>
+          <w:instrText xml:space="preserve"> PAGEREF _Toc243604149 \h </w:instrText>
         </w:r>
         <w:r>
           <w:rPr>
@@ -5643,7 +5643,7 @@
       <w:pPr>
         <w:pStyle w:val="1"/>
       </w:pPr>
-      <w:bookmarkStart w:id="0" w:name="_Toc243518071"/>
+      <w:bookmarkStart w:id="0" w:name="_Toc243604077"/>
       <w:r>
         <w:lastRenderedPageBreak/>
         <w:t>ВВЕДЕНИЕ</w:t>
@@ -5807,10 +5807,7 @@
         <w:jc w:val="both"/>
       </w:pPr>
       <w:r>
-        <w:t xml:space="preserve">В первом разделе проекта проводится анализ предметной области и формулируются требования к создаваемому приложению. Вторая глава посвящена обзору и сравнению существующих аналогов. В третьей главе детально рассматриваются вопросы проектирования, программирования, защиты информации и тестирования. Четвертая глава содержит описание необходимого аппаратного и программного обеспечения. В пятой главе приведены инструкции для пользователей различных категорий. В заключении подводятся итоги работы и формулируются </w:t>
-      </w:r>
-      <w:r>
-        <w:t>основные выводы.</w:t>
+        <w:t>В первом разделе проекта проводится анализ предметной области и формулируются требования к создаваемому приложению. Вторая глава посвящена обзору и сравнению существующих аналогов. В третьей главе детально рассматриваются вопросы проектирования, программирования, защиты информации и тестирования. Четвертая глава содержит описание необходимого аппаратного и программного обеспечения. В пятой главе приведены инструкции для пользователей различных категорий. В заключении подводятся итоги работы и формулируются основные выводы.</w:t>
       </w:r>
     </w:p>
     <w:p>
@@ -5822,7 +5819,7 @@
       <w:pPr>
         <w:pStyle w:val="1"/>
       </w:pPr>
-      <w:bookmarkStart w:id="1" w:name="_Toc243518072"/>
+      <w:bookmarkStart w:id="1" w:name="_Toc243604078"/>
       <w:r>
         <w:lastRenderedPageBreak/>
         <w:t>ГЛАВА 1. АНАЛИЗ ПРЕДМЕТНОЙ ОБЛАСТИ И ФОРМУЛИРОВКА ТРЕБОВАНИЙ</w:t>
@@ -5833,7 +5830,7 @@
       <w:pPr>
         <w:pStyle w:val="2"/>
       </w:pPr>
-      <w:bookmarkStart w:id="2" w:name="_Toc243518073"/>
+      <w:bookmarkStart w:id="2" w:name="_Toc243604079"/>
       <w:r>
         <w:t>1.1. Назначение, цели и задачи создания приложения</w:t>
       </w:r>
@@ -5945,7 +5942,7 @@
       <w:pPr>
         <w:pStyle w:val="2"/>
       </w:pPr>
-      <w:bookmarkStart w:id="3" w:name="_Toc243518074"/>
+      <w:bookmarkStart w:id="3" w:name="_Toc243604080"/>
       <w:r>
         <w:t>1.2. Возможности приложения</w:t>
       </w:r>
@@ -6073,7 +6070,7 @@
       <w:pPr>
         <w:pStyle w:val="2"/>
       </w:pPr>
-      <w:bookmarkStart w:id="4" w:name="_Toc243518075"/>
+      <w:bookmarkStart w:id="4" w:name="_Toc243604081"/>
       <w:r>
         <w:t>1.3. Виды пользователей и их возможности</w:t>
       </w:r>
@@ -7176,7 +7173,7 @@
       <w:pPr>
         <w:pStyle w:val="2"/>
       </w:pPr>
-      <w:bookmarkStart w:id="5" w:name="_Toc243518076"/>
+      <w:bookmarkStart w:id="5" w:name="_Toc243604082"/>
       <w:r>
         <w:t>1.4. Описание бизнес-процессов</w:t>
       </w:r>
@@ -7286,7 +7283,7 @@
           <w:noProof/>
         </w:rPr>
         <w:drawing>
-          <wp:inline distT="0" distB="0" distL="0" distR="0" wp14:anchorId="10401A94" wp14:editId="06486CCC">
+          <wp:inline distT="0" distB="0" distL="0" distR="0" wp14:anchorId="6148801F" wp14:editId="35681A27">
             <wp:extent cx="5759999" cy="4797280"/>
             <wp:effectExtent l="0" t="0" r="0" b="0"/>
             <wp:docPr id="1" name="Рисунок 1"/>
@@ -7347,7 +7344,7 @@
       <w:pPr>
         <w:pStyle w:val="3"/>
       </w:pPr>
-      <w:bookmarkStart w:id="6" w:name="_Toc243518077"/>
+      <w:bookmarkStart w:id="6" w:name="_Toc243604083"/>
       <w:r>
         <w:t>Выводы по главе 1</w:t>
       </w:r>
@@ -7375,7 +7372,7 @@
       <w:pPr>
         <w:pStyle w:val="1"/>
       </w:pPr>
-      <w:bookmarkStart w:id="7" w:name="_Toc243518078"/>
+      <w:bookmarkStart w:id="7" w:name="_Toc243604084"/>
       <w:r>
         <w:lastRenderedPageBreak/>
         <w:t>ГЛАВА 2. АНАЛИЗ АНАЛОГОВ И ПРОТОТИПОВ</w:t>
@@ -7917,7 +7914,7 @@
       <w:pPr>
         <w:pStyle w:val="2"/>
       </w:pPr>
-      <w:bookmarkStart w:id="8" w:name="_Toc243518079"/>
+      <w:bookmarkStart w:id="8" w:name="_Toc243604085"/>
       <w:r>
         <w:lastRenderedPageBreak/>
         <w:t>2.1. Аналог 1. Moodle</w:t>
@@ -7934,7 +7931,7 @@
           <w:noProof/>
         </w:rPr>
         <w:drawing>
-          <wp:inline distT="0" distB="0" distL="0" distR="0" wp14:anchorId="23827719" wp14:editId="5F1FBB45">
+          <wp:inline distT="0" distB="0" distL="0" distR="0" wp14:anchorId="75C00B6D" wp14:editId="63835CD1">
             <wp:extent cx="5759999" cy="5455170"/>
             <wp:effectExtent l="0" t="0" r="0" b="0"/>
             <wp:docPr id="2" name="Рисунок 2"/>
@@ -8014,7 +8011,7 @@
       <w:pPr>
         <w:pStyle w:val="2"/>
       </w:pPr>
-      <w:bookmarkStart w:id="9" w:name="_Toc243518080"/>
+      <w:bookmarkStart w:id="9" w:name="_Toc243604086"/>
       <w:r>
         <w:t>2.2. Аналог 2. Google Classroom</w:t>
       </w:r>
@@ -8030,7 +8027,7 @@
           <w:noProof/>
         </w:rPr>
         <w:drawing>
-          <wp:inline distT="0" distB="0" distL="0" distR="0" wp14:anchorId="5F6020F4" wp14:editId="05DD1725">
+          <wp:inline distT="0" distB="0" distL="0" distR="0" wp14:anchorId="418CA075" wp14:editId="4AF47CDF">
             <wp:extent cx="5759999" cy="6233165"/>
             <wp:effectExtent l="0" t="0" r="0" b="0"/>
             <wp:docPr id="3" name="Рисунок 3"/>
@@ -8113,7 +8110,7 @@
       <w:pPr>
         <w:pStyle w:val="2"/>
       </w:pPr>
-      <w:bookmarkStart w:id="10" w:name="_Toc243518081"/>
+      <w:bookmarkStart w:id="10" w:name="_Toc243604087"/>
       <w:r>
         <w:lastRenderedPageBreak/>
         <w:t>2.3. Аналог 3. iSpring Learn</w:t>
@@ -8130,7 +8127,7 @@
           <w:noProof/>
         </w:rPr>
         <w:drawing>
-          <wp:inline distT="0" distB="0" distL="0" distR="0" wp14:anchorId="0DCDAC81" wp14:editId="265F7DF9">
+          <wp:inline distT="0" distB="0" distL="0" distR="0" wp14:anchorId="20676515" wp14:editId="399DA9F3">
             <wp:extent cx="5759999" cy="6228395"/>
             <wp:effectExtent l="0" t="0" r="0" b="0"/>
             <wp:docPr id="4" name="Рисунок 4"/>
@@ -8213,7 +8210,7 @@
       <w:pPr>
         <w:pStyle w:val="2"/>
       </w:pPr>
-      <w:bookmarkStart w:id="11" w:name="_Toc243518082"/>
+      <w:bookmarkStart w:id="11" w:name="_Toc243604088"/>
       <w:r>
         <w:t>2.4. Аналог 4. LMS «АнтиТренинги»</w:t>
       </w:r>
@@ -8229,7 +8226,7 @@
           <w:noProof/>
         </w:rPr>
         <w:drawing>
-          <wp:inline distT="0" distB="0" distL="0" distR="0" wp14:anchorId="38707A45" wp14:editId="4E0F877A">
+          <wp:inline distT="0" distB="0" distL="0" distR="0" wp14:anchorId="708DA884" wp14:editId="0586B69C">
             <wp:extent cx="5759999" cy="6161860"/>
             <wp:effectExtent l="0" t="0" r="0" b="0"/>
             <wp:docPr id="5" name="Рисунок 5"/>
@@ -8309,7 +8306,7 @@
       <w:pPr>
         <w:pStyle w:val="2"/>
       </w:pPr>
-      <w:bookmarkStart w:id="12" w:name="_Toc243518083"/>
+      <w:bookmarkStart w:id="12" w:name="_Toc243604089"/>
       <w:r>
         <w:t>2.5. Выводы по результатам анализа аналогов</w:t>
       </w:r>
@@ -8339,10 +8336,7 @@
         <w:jc w:val="both"/>
       </w:pPr>
       <w:r>
-        <w:t>Исходя из этого, при разработке собственной системы важно сделать акцент на простоте и удобстве использования. Следует предусмотреть загрузку данных через xml-файлы, чтобы администратор мог быстро наполнить систему информацией. Три роли (администратор, учитель и ученик) должны быть чётко разделены, при этом каждая роль должна получать доступ только к тем функциям, которые ей действительно нужны. Также необходимо реализовать хранение изображений для курсов и формирование печатных форм для ведомостей и отчёто</w:t>
-      </w:r>
-      <w:r>
-        <w:t>в.</w:t>
+        <w:t>Исходя из этого, при разработке собственной системы важно сделать акцент на простоте и удобстве использования. Следует предусмотреть загрузку данных через xml-файлы, чтобы администратор мог быстро наполнить систему информацией. Три роли (администратор, учитель и ученик) должны быть чётко разделены, при этом каждая роль должна получать доступ только к тем функциям, которые ей действительно нужны. Также необходимо реализовать хранение изображений для курсов и формирование печатных форм для ведомостей и отчётов.</w:t>
       </w:r>
     </w:p>
     <w:p>
@@ -8362,7 +8356,7 @@
       <w:pPr>
         <w:pStyle w:val="3"/>
       </w:pPr>
-      <w:bookmarkStart w:id="13" w:name="_Toc243518084"/>
+      <w:bookmarkStart w:id="13" w:name="_Toc243604090"/>
       <w:r>
         <w:t>Выводы по главе 2</w:t>
       </w:r>
@@ -8386,7 +8380,7 @@
       <w:pPr>
         <w:pStyle w:val="1"/>
       </w:pPr>
-      <w:bookmarkStart w:id="14" w:name="_Toc243518085"/>
+      <w:bookmarkStart w:id="14" w:name="_Toc243604091"/>
       <w:r>
         <w:lastRenderedPageBreak/>
         <w:t>ГЛАВА 3. ПРОЕКТИРОВАНИЕ И ПРОГРАММИРОВАНИЕ</w:t>
@@ -8397,7 +8391,7 @@
       <w:pPr>
         <w:pStyle w:val="2"/>
       </w:pPr>
-      <w:bookmarkStart w:id="15" w:name="_Toc243518086"/>
+      <w:bookmarkStart w:id="15" w:name="_Toc243604092"/>
       <w:r>
         <w:t>3.1. Описание интерфейса и архитектуры разрабатываемого продукта</w:t>
       </w:r>
@@ -8416,7 +8410,7 @@
       <w:pPr>
         <w:pStyle w:val="3"/>
       </w:pPr>
-      <w:bookmarkStart w:id="16" w:name="_Toc243518087"/>
+      <w:bookmarkStart w:id="16" w:name="_Toc243604093"/>
       <w:r>
         <w:t>3.1.1. Цветовая схема</w:t>
       </w:r>
@@ -9036,7 +9030,7 @@
       <w:pPr>
         <w:pStyle w:val="3"/>
       </w:pPr>
-      <w:bookmarkStart w:id="17" w:name="_Toc243518088"/>
+      <w:bookmarkStart w:id="17" w:name="_Toc243604094"/>
       <w:r>
         <w:lastRenderedPageBreak/>
         <w:t>3.1.2. Шрифтовая схема</w:t>
@@ -9113,7 +9107,7 @@
       <w:pPr>
         <w:pStyle w:val="3"/>
       </w:pPr>
-      <w:bookmarkStart w:id="18" w:name="_Toc243518089"/>
+      <w:bookmarkStart w:id="18" w:name="_Toc243604095"/>
       <w:r>
         <w:t>3.1.3. Общие принципы интерфейса</w:t>
       </w:r>
@@ -9213,7 +9207,7 @@
       <w:pPr>
         <w:pStyle w:val="3"/>
       </w:pPr>
-      <w:bookmarkStart w:id="19" w:name="_Toc243518090"/>
+      <w:bookmarkStart w:id="19" w:name="_Toc243604096"/>
       <w:r>
         <w:t>3.1.4. Макеты форм</w:t>
       </w:r>
@@ -9239,7 +9233,7 @@
         </w:rPr>
         <w:lastRenderedPageBreak/>
         <w:drawing>
-          <wp:inline distT="0" distB="0" distL="0" distR="0" wp14:anchorId="44CD2810" wp14:editId="0D86D85D">
+          <wp:inline distT="0" distB="0" distL="0" distR="0" wp14:anchorId="1C182C75" wp14:editId="666E374E">
             <wp:extent cx="5759999" cy="7039999"/>
             <wp:effectExtent l="0" t="0" r="0" b="0"/>
             <wp:docPr id="6" name="Рисунок 6"/>
@@ -9307,7 +9301,7 @@
         </w:rPr>
         <w:lastRenderedPageBreak/>
         <w:drawing>
-          <wp:inline distT="0" distB="0" distL="0" distR="0" wp14:anchorId="09272681" wp14:editId="3DFCD79D">
+          <wp:inline distT="0" distB="0" distL="0" distR="0" wp14:anchorId="2D4C8B05" wp14:editId="6C7E16EE">
             <wp:extent cx="5759999" cy="9304615"/>
             <wp:effectExtent l="0" t="0" r="0" b="0"/>
             <wp:docPr id="7" name="Рисунок 7"/>
@@ -9367,7 +9361,7 @@
         </w:rPr>
         <w:lastRenderedPageBreak/>
         <w:drawing>
-          <wp:inline distT="0" distB="0" distL="0" distR="0" wp14:anchorId="27E87715" wp14:editId="1C2D1A54">
+          <wp:inline distT="0" distB="0" distL="0" distR="0" wp14:anchorId="3C4299AE" wp14:editId="620E6D5E">
             <wp:extent cx="5759999" cy="9304615"/>
             <wp:effectExtent l="0" t="0" r="0" b="0"/>
             <wp:docPr id="8" name="Рисунок 8"/>
@@ -9435,7 +9429,7 @@
           <w:noProof/>
         </w:rPr>
         <w:drawing>
-          <wp:inline distT="0" distB="0" distL="0" distR="0" wp14:anchorId="0957B6C0" wp14:editId="050A9A01">
+          <wp:inline distT="0" distB="0" distL="0" distR="0" wp14:anchorId="5E86A216" wp14:editId="6E051841">
             <wp:extent cx="5759999" cy="3506086"/>
             <wp:effectExtent l="0" t="0" r="0" b="0"/>
             <wp:docPr id="9" name="Рисунок 9"/>
@@ -9512,7 +9506,7 @@
         </w:rPr>
         <w:lastRenderedPageBreak/>
         <w:drawing>
-          <wp:inline distT="0" distB="0" distL="0" distR="0" wp14:anchorId="02C2B8F6" wp14:editId="033E695F">
+          <wp:inline distT="0" distB="0" distL="0" distR="0" wp14:anchorId="548075E4" wp14:editId="5F378477">
             <wp:extent cx="5759999" cy="3506086"/>
             <wp:effectExtent l="0" t="0" r="0" b="0"/>
             <wp:docPr id="10" name="Рисунок 10"/>
@@ -9579,7 +9573,7 @@
           <w:noProof/>
         </w:rPr>
         <w:drawing>
-          <wp:inline distT="0" distB="0" distL="0" distR="0" wp14:anchorId="0C5D173E" wp14:editId="6A5152B3">
+          <wp:inline distT="0" distB="0" distL="0" distR="0" wp14:anchorId="6FE1C4DC" wp14:editId="434A20E3">
             <wp:extent cx="5759999" cy="3506086"/>
             <wp:effectExtent l="0" t="0" r="0" b="0"/>
             <wp:docPr id="11" name="Рисунок 11"/>
@@ -9647,7 +9641,7 @@
           <w:noProof/>
         </w:rPr>
         <w:drawing>
-          <wp:inline distT="0" distB="0" distL="0" distR="0" wp14:anchorId="4CDE838C" wp14:editId="0F69766B">
+          <wp:inline distT="0" distB="0" distL="0" distR="0" wp14:anchorId="0DDC6CC6" wp14:editId="5C45A645">
             <wp:extent cx="5759999" cy="3506086"/>
             <wp:effectExtent l="0" t="0" r="0" b="0"/>
             <wp:docPr id="12" name="Рисунок 12"/>
@@ -9715,7 +9709,7 @@
         </w:rPr>
         <w:lastRenderedPageBreak/>
         <w:drawing>
-          <wp:inline distT="0" distB="0" distL="0" distR="0" wp14:anchorId="5BF09134" wp14:editId="36FF69C8">
+          <wp:inline distT="0" distB="0" distL="0" distR="0" wp14:anchorId="770883B3" wp14:editId="1CB153AE">
             <wp:extent cx="5759999" cy="3506086"/>
             <wp:effectExtent l="0" t="0" r="0" b="0"/>
             <wp:docPr id="13" name="Рисунок 13"/>
@@ -9782,7 +9776,7 @@
           <w:noProof/>
         </w:rPr>
         <w:drawing>
-          <wp:inline distT="0" distB="0" distL="0" distR="0" wp14:anchorId="7F89FB17" wp14:editId="6B728E99">
+          <wp:inline distT="0" distB="0" distL="0" distR="0" wp14:anchorId="59E3F22E" wp14:editId="18CEC2DA">
             <wp:extent cx="5759999" cy="3506086"/>
             <wp:effectExtent l="0" t="0" r="0" b="0"/>
             <wp:docPr id="14" name="Рисунок 14"/>
@@ -9850,7 +9844,7 @@
           <w:noProof/>
         </w:rPr>
         <w:drawing>
-          <wp:inline distT="0" distB="0" distL="0" distR="0" wp14:anchorId="24D57D7E" wp14:editId="2D3C12A2">
+          <wp:inline distT="0" distB="0" distL="0" distR="0" wp14:anchorId="4F15ED80" wp14:editId="17452C35">
             <wp:extent cx="5759999" cy="3506086"/>
             <wp:effectExtent l="0" t="0" r="0" b="0"/>
             <wp:docPr id="15" name="Рисунок 15"/>
@@ -9918,7 +9912,7 @@
         </w:rPr>
         <w:lastRenderedPageBreak/>
         <w:drawing>
-          <wp:inline distT="0" distB="0" distL="0" distR="0" wp14:anchorId="74A38BBE" wp14:editId="4134EF62">
+          <wp:inline distT="0" distB="0" distL="0" distR="0" wp14:anchorId="53BDA586" wp14:editId="2D83EF54">
             <wp:extent cx="5759999" cy="3506086"/>
             <wp:effectExtent l="0" t="0" r="0" b="0"/>
             <wp:docPr id="16" name="Рисунок 16"/>
@@ -9985,7 +9979,7 @@
           <w:noProof/>
         </w:rPr>
         <w:drawing>
-          <wp:inline distT="0" distB="0" distL="0" distR="0" wp14:anchorId="26D06A14" wp14:editId="24825530">
+          <wp:inline distT="0" distB="0" distL="0" distR="0" wp14:anchorId="398147B4" wp14:editId="2FA8843B">
             <wp:extent cx="5759999" cy="3506086"/>
             <wp:effectExtent l="0" t="0" r="0" b="0"/>
             <wp:docPr id="17" name="Рисунок 17"/>
@@ -10053,7 +10047,7 @@
           <w:noProof/>
         </w:rPr>
         <w:drawing>
-          <wp:inline distT="0" distB="0" distL="0" distR="0" wp14:anchorId="370AD6B3" wp14:editId="35DB56B6">
+          <wp:inline distT="0" distB="0" distL="0" distR="0" wp14:anchorId="6EE59BFB" wp14:editId="799DD022">
             <wp:extent cx="5759999" cy="3506086"/>
             <wp:effectExtent l="0" t="0" r="0" b="0"/>
             <wp:docPr id="18" name="Рисунок 18"/>
@@ -10121,7 +10115,7 @@
         </w:rPr>
         <w:lastRenderedPageBreak/>
         <w:drawing>
-          <wp:inline distT="0" distB="0" distL="0" distR="0" wp14:anchorId="3A9A5B1C" wp14:editId="4EA61697">
+          <wp:inline distT="0" distB="0" distL="0" distR="0" wp14:anchorId="3646B48B" wp14:editId="51890CA4">
             <wp:extent cx="5759999" cy="3506086"/>
             <wp:effectExtent l="0" t="0" r="0" b="0"/>
             <wp:docPr id="19" name="Рисунок 19"/>
@@ -10188,7 +10182,7 @@
           <w:noProof/>
         </w:rPr>
         <w:drawing>
-          <wp:inline distT="0" distB="0" distL="0" distR="0" wp14:anchorId="54BD7B64" wp14:editId="043391AF">
+          <wp:inline distT="0" distB="0" distL="0" distR="0" wp14:anchorId="11B6C8BF" wp14:editId="2C4000B5">
             <wp:extent cx="5759999" cy="3606260"/>
             <wp:effectExtent l="0" t="0" r="0" b="0"/>
             <wp:docPr id="20" name="Рисунок 20"/>
@@ -10256,7 +10250,7 @@
           <w:noProof/>
         </w:rPr>
         <w:drawing>
-          <wp:inline distT="0" distB="0" distL="0" distR="0" wp14:anchorId="49689EB2" wp14:editId="4D9CEE60">
+          <wp:inline distT="0" distB="0" distL="0" distR="0" wp14:anchorId="2E67F7DF" wp14:editId="659CF0DD">
             <wp:extent cx="5759999" cy="3606260"/>
             <wp:effectExtent l="0" t="0" r="0" b="0"/>
             <wp:docPr id="21" name="Рисунок 21"/>
@@ -10324,7 +10318,7 @@
         </w:rPr>
         <w:lastRenderedPageBreak/>
         <w:drawing>
-          <wp:inline distT="0" distB="0" distL="0" distR="0" wp14:anchorId="1871BF4E" wp14:editId="5EC4D26D">
+          <wp:inline distT="0" distB="0" distL="0" distR="0" wp14:anchorId="50D139BB" wp14:editId="05A0A6E9">
             <wp:extent cx="5759999" cy="3606260"/>
             <wp:effectExtent l="0" t="0" r="0" b="0"/>
             <wp:docPr id="22" name="Рисунок 22"/>
@@ -10376,7 +10370,7 @@
       <w:pPr>
         <w:pStyle w:val="3"/>
       </w:pPr>
-      <w:bookmarkStart w:id="20" w:name="_Toc243518091"/>
+      <w:bookmarkStart w:id="20" w:name="_Toc243604097"/>
       <w:r>
         <w:t>3.1.5. Архитектура и функциональная структура продукта</w:t>
       </w:r>
@@ -10402,7 +10396,7 @@
         </w:rPr>
         <w:lastRenderedPageBreak/>
         <w:drawing>
-          <wp:inline distT="0" distB="0" distL="0" distR="0" wp14:anchorId="3FC97730" wp14:editId="2EEE533E">
+          <wp:inline distT="0" distB="0" distL="0" distR="0" wp14:anchorId="7F2FE24D" wp14:editId="6B09A3DF">
             <wp:extent cx="5759999" cy="3763199"/>
             <wp:effectExtent l="0" t="0" r="0" b="0"/>
             <wp:docPr id="23" name="Рисунок 23"/>
@@ -10463,7 +10457,7 @@
       <w:pPr>
         <w:pStyle w:val="3"/>
       </w:pPr>
-      <w:bookmarkStart w:id="21" w:name="_Toc243518092"/>
+      <w:bookmarkStart w:id="21" w:name="_Toc243604098"/>
       <w:r>
         <w:t>3.1.6. Модель базы данных</w:t>
       </w:r>
@@ -10489,7 +10483,7 @@
         </w:rPr>
         <w:lastRenderedPageBreak/>
         <w:drawing>
-          <wp:inline distT="0" distB="0" distL="0" distR="0" wp14:anchorId="07FC2D18" wp14:editId="705AB4B4">
+          <wp:inline distT="0" distB="0" distL="0" distR="0" wp14:anchorId="6BE0A49C" wp14:editId="2417E597">
             <wp:extent cx="5759999" cy="3659294"/>
             <wp:effectExtent l="0" t="0" r="0" b="0"/>
             <wp:docPr id="24" name="Рисунок 24"/>
@@ -10948,10 +10942,14 @@
           <w:p>
             <w:pPr>
               <w:spacing w:before="40" w:after="40" w:line="240" w:lineRule="auto"/>
-            </w:pPr>
-            <w:r>
-              <w:rPr>
-                <w:sz w:val="24"/>
+              <w:rPr>
+                <w:lang w:val="en-US"/>
+              </w:rPr>
+            </w:pPr>
+            <w:r>
+              <w:rPr>
+                <w:sz w:val="24"/>
+                <w:lang w:val="en-US"/>
               </w:rPr>
               <w:t>NOT NULL, CHECK (admin, teacher, student)</w:t>
             </w:r>
@@ -14385,10 +14383,14 @@
           <w:p>
             <w:pPr>
               <w:spacing w:before="40" w:after="40" w:line="240" w:lineRule="auto"/>
-            </w:pPr>
-            <w:r>
-              <w:rPr>
-                <w:sz w:val="24"/>
+              <w:rPr>
+                <w:lang w:val="en-US"/>
+              </w:rPr>
+            </w:pPr>
+            <w:r>
+              <w:rPr>
+                <w:sz w:val="24"/>
+                <w:lang w:val="en-US"/>
               </w:rPr>
               <w:t>NOT NULL, CHECK (aktivna, zavershena, otmena)</w:t>
             </w:r>
@@ -15055,10 +15057,14 @@
           <w:p>
             <w:pPr>
               <w:spacing w:before="40" w:after="40" w:line="240" w:lineRule="auto"/>
-            </w:pPr>
-            <w:r>
-              <w:rPr>
-                <w:sz w:val="24"/>
+              <w:rPr>
+                <w:lang w:val="en-US"/>
+              </w:rPr>
+            </w:pPr>
+            <w:r>
+              <w:rPr>
+                <w:sz w:val="24"/>
+                <w:lang w:val="en-US"/>
               </w:rPr>
               <w:t>NOT NULL, CHECK (otpravleno, provereno, naznacheno)</w:t>
             </w:r>
@@ -15614,7 +15620,7 @@
       <w:pPr>
         <w:pStyle w:val="2"/>
       </w:pPr>
-      <w:bookmarkStart w:id="22" w:name="_Toc243518093"/>
+      <w:bookmarkStart w:id="22" w:name="_Toc243604099"/>
       <w:r>
         <w:lastRenderedPageBreak/>
         <w:t>3.2. Разработка внутренней структуры и программирование</w:t>
@@ -15625,7 +15631,7 @@
       <w:pPr>
         <w:pStyle w:val="3"/>
       </w:pPr>
-      <w:bookmarkStart w:id="23" w:name="_Toc243518094"/>
+      <w:bookmarkStart w:id="23" w:name="_Toc243604100"/>
       <w:r>
         <w:t>3.2.1. Физическая структура проекта</w:t>
       </w:r>
@@ -15780,10 +15786,14 @@
           <w:p>
             <w:pPr>
               <w:spacing w:before="40" w:after="40" w:line="240" w:lineRule="auto"/>
-            </w:pPr>
-            <w:r>
-              <w:rPr>
-                <w:sz w:val="24"/>
+              <w:rPr>
+                <w:lang w:val="en-US"/>
+              </w:rPr>
+            </w:pPr>
+            <w:r>
+              <w:rPr>
+                <w:sz w:val="24"/>
+                <w:lang w:val="en-US"/>
               </w:rPr>
               <w:t>WpfApp1\App.xaml, App.xaml.cs</w:t>
             </w:r>
@@ -16220,10 +16230,14 @@
           <w:p>
             <w:pPr>
               <w:spacing w:before="40" w:after="40" w:line="240" w:lineRule="auto"/>
-            </w:pPr>
-            <w:r>
-              <w:rPr>
-                <w:sz w:val="24"/>
+              <w:rPr>
+                <w:lang w:val="en-US"/>
+              </w:rPr>
+            </w:pPr>
+            <w:r>
+              <w:rPr>
+                <w:sz w:val="24"/>
+                <w:lang w:val="en-US"/>
               </w:rPr>
               <w:t>WpfApp1\bin\Debug\WpfApp1.exe</w:t>
             </w:r>
@@ -16264,10 +16278,14 @@
           <w:p>
             <w:pPr>
               <w:spacing w:before="40" w:after="40" w:line="240" w:lineRule="auto"/>
-            </w:pPr>
-            <w:r>
-              <w:rPr>
-                <w:sz w:val="24"/>
+              <w:rPr>
+                <w:lang w:val="en-US"/>
+              </w:rPr>
+            </w:pPr>
+            <w:r>
+              <w:rPr>
+                <w:sz w:val="24"/>
+                <w:lang w:val="en-US"/>
               </w:rPr>
               <w:t>WpfApp1\bin\Debug\WpfApp1.exe.config</w:t>
             </w:r>
@@ -16301,7 +16319,7 @@
       <w:pPr>
         <w:pStyle w:val="3"/>
       </w:pPr>
-      <w:bookmarkStart w:id="24" w:name="_Toc243518095"/>
+      <w:bookmarkStart w:id="24" w:name="_Toc243604101"/>
       <w:r>
         <w:t>3.2.2. Средства программирования</w:t>
       </w:r>
@@ -16333,7 +16351,7 @@
       <w:pPr>
         <w:pStyle w:val="3"/>
       </w:pPr>
-      <w:bookmarkStart w:id="25" w:name="_Toc243518096"/>
+      <w:bookmarkStart w:id="25" w:name="_Toc243604102"/>
       <w:r>
         <w:t>3.2.3. Алгоритм работы приложения</w:t>
       </w:r>
@@ -16358,7 +16376,7 @@
           <w:noProof/>
         </w:rPr>
         <w:drawing>
-          <wp:inline distT="0" distB="0" distL="0" distR="0" wp14:anchorId="62D34610" wp14:editId="5E33CA93">
+          <wp:inline distT="0" distB="0" distL="0" distR="0" wp14:anchorId="43CFA181" wp14:editId="0F73AEED">
             <wp:extent cx="5759999" cy="4712727"/>
             <wp:effectExtent l="0" t="0" r="0" b="0"/>
             <wp:docPr id="25" name="Рисунок 25"/>
@@ -16426,7 +16444,7 @@
         </w:rPr>
         <w:lastRenderedPageBreak/>
         <w:drawing>
-          <wp:inline distT="0" distB="0" distL="0" distR="0" wp14:anchorId="03EF3F6D" wp14:editId="0C60D9CB">
+          <wp:inline distT="0" distB="0" distL="0" distR="0" wp14:anchorId="640A8480" wp14:editId="028A0A81">
             <wp:extent cx="5759999" cy="4147199"/>
             <wp:effectExtent l="0" t="0" r="0" b="0"/>
             <wp:docPr id="26" name="Рисунок 26"/>
@@ -16478,7 +16496,7 @@
       <w:pPr>
         <w:pStyle w:val="3"/>
       </w:pPr>
-      <w:bookmarkStart w:id="26" w:name="_Toc243518097"/>
+      <w:bookmarkStart w:id="26" w:name="_Toc243604103"/>
       <w:r>
         <w:t>3.2.4. Разбор ключевых подсистем</w:t>
       </w:r>
@@ -16516,244 +16534,437 @@
         <w:shd w:val="clear" w:color="auto" w:fill="F4F4F4"/>
         <w:spacing w:line="240" w:lineRule="auto"/>
         <w:ind w:left="284"/>
+        <w:rPr>
+          <w:lang w:val="en-US"/>
+        </w:rPr>
       </w:pPr>
       <w:r>
         <w:rPr>
           <w:rFonts w:ascii="Consolas" w:hAnsi="Consolas" w:cs="Consolas"/>
           <w:sz w:val="20"/>
+          <w:lang w:val="en-US"/>
         </w:rPr>
         <w:t>public static bool Verify(string password, string stored)</w:t>
       </w:r>
       <w:r>
+        <w:rPr>
+          <w:lang w:val="en-US"/>
+        </w:rPr>
         <w:br/>
       </w:r>
       <w:r>
         <w:rPr>
           <w:rFonts w:ascii="Consolas" w:hAnsi="Consolas" w:cs="Consolas"/>
           <w:sz w:val="20"/>
+          <w:lang w:val="en-US"/>
         </w:rPr>
         <w:t>{</w:t>
       </w:r>
       <w:r>
+        <w:rPr>
+          <w:lang w:val="en-US"/>
+        </w:rPr>
         <w:br/>
       </w:r>
       <w:r>
         <w:rPr>
           <w:rFonts w:ascii="Consolas" w:hAnsi="Consolas" w:cs="Consolas"/>
           <w:sz w:val="20"/>
+          <w:lang w:val="en-US"/>
         </w:rPr>
         <w:t xml:space="preserve">    if (password == null || string.IsNullOrEmpty(stored)) return false;</w:t>
       </w:r>
       <w:r>
+        <w:rPr>
+          <w:lang w:val="en-US"/>
+        </w:rPr>
         <w:br/>
       </w:r>
       <w:r>
+        <w:rPr>
+          <w:lang w:val="en-US"/>
+        </w:rPr>
         <w:br/>
       </w:r>
       <w:r>
         <w:rPr>
           <w:rFonts w:ascii="Consolas" w:hAnsi="Consolas" w:cs="Consolas"/>
           <w:sz w:val="20"/>
+          <w:lang w:val="en-US"/>
         </w:rPr>
         <w:t xml:space="preserve">    if (!IsHashed(stored))</w:t>
       </w:r>
       <w:r>
+        <w:rPr>
+          <w:lang w:val="en-US"/>
+        </w:rPr>
         <w:br/>
       </w:r>
       <w:r>
         <w:rPr>
           <w:rFonts w:ascii="Consolas" w:hAnsi="Consolas" w:cs="Consolas"/>
           <w:sz w:val="20"/>
+          <w:lang w:val="en-US"/>
         </w:rPr>
         <w:t xml:space="preserve">    {</w:t>
       </w:r>
       <w:r>
+        <w:rPr>
+          <w:lang w:val="en-US"/>
+        </w:rPr>
         <w:br/>
       </w:r>
       <w:r>
         <w:rPr>
           <w:rFonts w:ascii="Consolas" w:hAnsi="Consolas" w:cs="Consolas"/>
           <w:sz w:val="20"/>
-        </w:rPr>
-        <w:t xml:space="preserve">        // учётная запись создана до перехода на хеширование</w:t>
-      </w:r>
-      <w:r>
-        <w:br/>
+          <w:lang w:val="en-US"/>
+        </w:rPr>
+        <w:t xml:space="preserve">        // </w:t>
       </w:r>
       <w:r>
         <w:rPr>
           <w:rFonts w:ascii="Consolas" w:hAnsi="Consolas" w:cs="Consolas"/>
           <w:sz w:val="20"/>
         </w:rPr>
-        <w:t xml:space="preserve">        return string.Equals(password, stored, StringComparison.Ordinal);</w:t>
-      </w:r>
-      <w:r>
-        <w:br/>
+        <w:t>учётная</w:t>
       </w:r>
       <w:r>
         <w:rPr>
           <w:rFonts w:ascii="Consolas" w:hAnsi="Consolas" w:cs="Consolas"/>
           <w:sz w:val="20"/>
-        </w:rPr>
-        <w:t xml:space="preserve">    }</w:t>
-      </w:r>
-      <w:r>
-        <w:br/>
-      </w:r>
-      <w:r>
-        <w:br/>
+          <w:lang w:val="en-US"/>
+        </w:rPr>
+        <w:t xml:space="preserve"> </w:t>
       </w:r>
       <w:r>
         <w:rPr>
           <w:rFonts w:ascii="Consolas" w:hAnsi="Consolas" w:cs="Consolas"/>
           <w:sz w:val="20"/>
         </w:rPr>
-        <w:t xml:space="preserve">    string[] parts = stored.Split('$');</w:t>
-      </w:r>
-      <w:r>
-        <w:br/>
+        <w:t>запись</w:t>
       </w:r>
       <w:r>
         <w:rPr>
           <w:rFonts w:ascii="Consolas" w:hAnsi="Consolas" w:cs="Consolas"/>
           <w:sz w:val="20"/>
-        </w:rPr>
-        <w:t xml:space="preserve">    if (parts.Length != 4) return false;</w:t>
-      </w:r>
-      <w:r>
-        <w:br/>
-      </w:r>
-      <w:r>
-        <w:br/>
+          <w:lang w:val="en-US"/>
+        </w:rPr>
+        <w:t xml:space="preserve"> </w:t>
       </w:r>
       <w:r>
         <w:rPr>
           <w:rFonts w:ascii="Consolas" w:hAnsi="Consolas" w:cs="Consolas"/>
           <w:sz w:val="20"/>
         </w:rPr>
+        <w:t>создана</w:t>
+      </w:r>
+      <w:r>
+        <w:rPr>
+          <w:rFonts w:ascii="Consolas" w:hAnsi="Consolas" w:cs="Consolas"/>
+          <w:sz w:val="20"/>
+          <w:lang w:val="en-US"/>
+        </w:rPr>
+        <w:t xml:space="preserve"> </w:t>
+      </w:r>
+      <w:r>
+        <w:rPr>
+          <w:rFonts w:ascii="Consolas" w:hAnsi="Consolas" w:cs="Consolas"/>
+          <w:sz w:val="20"/>
+        </w:rPr>
+        <w:t>до</w:t>
+      </w:r>
+      <w:r>
+        <w:rPr>
+          <w:rFonts w:ascii="Consolas" w:hAnsi="Consolas" w:cs="Consolas"/>
+          <w:sz w:val="20"/>
+          <w:lang w:val="en-US"/>
+        </w:rPr>
+        <w:t xml:space="preserve"> </w:t>
+      </w:r>
+      <w:r>
+        <w:rPr>
+          <w:rFonts w:ascii="Consolas" w:hAnsi="Consolas" w:cs="Consolas"/>
+          <w:sz w:val="20"/>
+        </w:rPr>
+        <w:t>перехода</w:t>
+      </w:r>
+      <w:r>
+        <w:rPr>
+          <w:rFonts w:ascii="Consolas" w:hAnsi="Consolas" w:cs="Consolas"/>
+          <w:sz w:val="20"/>
+          <w:lang w:val="en-US"/>
+        </w:rPr>
+        <w:t xml:space="preserve"> </w:t>
+      </w:r>
+      <w:r>
+        <w:rPr>
+          <w:rFonts w:ascii="Consolas" w:hAnsi="Consolas" w:cs="Consolas"/>
+          <w:sz w:val="20"/>
+        </w:rPr>
+        <w:t>на</w:t>
+      </w:r>
+      <w:r>
+        <w:rPr>
+          <w:rFonts w:ascii="Consolas" w:hAnsi="Consolas" w:cs="Consolas"/>
+          <w:sz w:val="20"/>
+          <w:lang w:val="en-US"/>
+        </w:rPr>
+        <w:t xml:space="preserve"> </w:t>
+      </w:r>
+      <w:r>
+        <w:rPr>
+          <w:rFonts w:ascii="Consolas" w:hAnsi="Consolas" w:cs="Consolas"/>
+          <w:sz w:val="20"/>
+        </w:rPr>
+        <w:t>хеширование</w:t>
+      </w:r>
+      <w:r>
+        <w:rPr>
+          <w:lang w:val="en-US"/>
+        </w:rPr>
+        <w:br/>
+      </w:r>
+      <w:r>
+        <w:rPr>
+          <w:rFonts w:ascii="Consolas" w:hAnsi="Consolas" w:cs="Consolas"/>
+          <w:sz w:val="20"/>
+          <w:lang w:val="en-US"/>
+        </w:rPr>
+        <w:t xml:space="preserve">        return string.Equals(password, stored, StringComparison.Ordinal);</w:t>
+      </w:r>
+      <w:r>
+        <w:rPr>
+          <w:lang w:val="en-US"/>
+        </w:rPr>
+        <w:br/>
+      </w:r>
+      <w:r>
+        <w:rPr>
+          <w:rFonts w:ascii="Consolas" w:hAnsi="Consolas" w:cs="Consolas"/>
+          <w:sz w:val="20"/>
+          <w:lang w:val="en-US"/>
+        </w:rPr>
+        <w:t xml:space="preserve">    }</w:t>
+      </w:r>
+      <w:r>
+        <w:rPr>
+          <w:lang w:val="en-US"/>
+        </w:rPr>
+        <w:br/>
+      </w:r>
+      <w:r>
+        <w:rPr>
+          <w:lang w:val="en-US"/>
+        </w:rPr>
+        <w:br/>
+      </w:r>
+      <w:r>
+        <w:rPr>
+          <w:rFonts w:ascii="Consolas" w:hAnsi="Consolas" w:cs="Consolas"/>
+          <w:sz w:val="20"/>
+          <w:lang w:val="en-US"/>
+        </w:rPr>
+        <w:t xml:space="preserve">    string[] parts = stored.Split('$');</w:t>
+      </w:r>
+      <w:r>
+        <w:rPr>
+          <w:lang w:val="en-US"/>
+        </w:rPr>
+        <w:br/>
+      </w:r>
+      <w:r>
+        <w:rPr>
+          <w:rFonts w:ascii="Consolas" w:hAnsi="Consolas" w:cs="Consolas"/>
+          <w:sz w:val="20"/>
+          <w:lang w:val="en-US"/>
+        </w:rPr>
+        <w:t xml:space="preserve">    if (parts.Length != 4) return false;</w:t>
+      </w:r>
+      <w:r>
+        <w:rPr>
+          <w:lang w:val="en-US"/>
+        </w:rPr>
+        <w:br/>
+      </w:r>
+      <w:r>
+        <w:rPr>
+          <w:lang w:val="en-US"/>
+        </w:rPr>
+        <w:br/>
+      </w:r>
+      <w:r>
+        <w:rPr>
+          <w:rFonts w:ascii="Consolas" w:hAnsi="Consolas" w:cs="Consolas"/>
+          <w:sz w:val="20"/>
+          <w:lang w:val="en-US"/>
+        </w:rPr>
         <w:lastRenderedPageBreak/>
         <w:t xml:space="preserve">    int iterations;</w:t>
       </w:r>
       <w:r>
+        <w:rPr>
+          <w:lang w:val="en-US"/>
+        </w:rPr>
         <w:br/>
       </w:r>
       <w:r>
         <w:rPr>
           <w:rFonts w:ascii="Consolas" w:hAnsi="Consolas" w:cs="Consolas"/>
           <w:sz w:val="20"/>
+          <w:lang w:val="en-US"/>
         </w:rPr>
         <w:t xml:space="preserve">    if (!int.TryParse(parts[1], out iterations) || iterations &lt;= 0) return false;</w:t>
       </w:r>
       <w:r>
+        <w:rPr>
+          <w:lang w:val="en-US"/>
+        </w:rPr>
         <w:br/>
       </w:r>
       <w:r>
+        <w:rPr>
+          <w:lang w:val="en-US"/>
+        </w:rPr>
         <w:br/>
       </w:r>
       <w:r>
         <w:rPr>
           <w:rFonts w:ascii="Consolas" w:hAnsi="Consolas" w:cs="Consolas"/>
           <w:sz w:val="20"/>
+          <w:lang w:val="en-US"/>
         </w:rPr>
         <w:t xml:space="preserve">    byte[] salt, expected;</w:t>
       </w:r>
       <w:r>
+        <w:rPr>
+          <w:lang w:val="en-US"/>
+        </w:rPr>
         <w:br/>
       </w:r>
       <w:r>
         <w:rPr>
           <w:rFonts w:ascii="Consolas" w:hAnsi="Consolas" w:cs="Consolas"/>
           <w:sz w:val="20"/>
+          <w:lang w:val="en-US"/>
         </w:rPr>
         <w:t xml:space="preserve">    try</w:t>
       </w:r>
       <w:r>
+        <w:rPr>
+          <w:lang w:val="en-US"/>
+        </w:rPr>
         <w:br/>
       </w:r>
       <w:r>
         <w:rPr>
           <w:rFonts w:ascii="Consolas" w:hAnsi="Consolas" w:cs="Consolas"/>
           <w:sz w:val="20"/>
+          <w:lang w:val="en-US"/>
         </w:rPr>
         <w:t xml:space="preserve">    {</w:t>
       </w:r>
       <w:r>
+        <w:rPr>
+          <w:lang w:val="en-US"/>
+        </w:rPr>
         <w:br/>
       </w:r>
       <w:r>
         <w:rPr>
           <w:rFonts w:ascii="Consolas" w:hAnsi="Consolas" w:cs="Consolas"/>
           <w:sz w:val="20"/>
-        </w:rPr>
-        <w:t xml:space="preserve">        salt = Convert.FromBase64Strin</w:t>
+          <w:lang w:val="en-US"/>
+        </w:rPr>
+        <w:t xml:space="preserve">        salt = Convert.FromBase64String(parts[2]);</w:t>
+      </w:r>
+      <w:r>
+        <w:rPr>
+          <w:lang w:val="en-US"/>
+        </w:rPr>
+        <w:br/>
       </w:r>
       <w:r>
         <w:rPr>
           <w:rFonts w:ascii="Consolas" w:hAnsi="Consolas" w:cs="Consolas"/>
           <w:sz w:val="20"/>
-        </w:rPr>
-        <w:t>g(parts[2]);</w:t>
-      </w:r>
-      <w:r>
+          <w:lang w:val="en-US"/>
+        </w:rPr>
+        <w:t xml:space="preserve">        expected = Convert.FromBase64String(parts[3]);</w:t>
+      </w:r>
+      <w:r>
+        <w:rPr>
+          <w:lang w:val="en-US"/>
+        </w:rPr>
         <w:br/>
       </w:r>
       <w:r>
         <w:rPr>
           <w:rFonts w:ascii="Consolas" w:hAnsi="Consolas" w:cs="Consolas"/>
           <w:sz w:val="20"/>
-        </w:rPr>
-        <w:t xml:space="preserve">        expected = Convert.FromBase64String(parts[3]);</w:t>
-      </w:r>
-      <w:r>
+          <w:lang w:val="en-US"/>
+        </w:rPr>
+        <w:t xml:space="preserve">    }</w:t>
+      </w:r>
+      <w:r>
+        <w:rPr>
+          <w:lang w:val="en-US"/>
+        </w:rPr>
         <w:br/>
       </w:r>
       <w:r>
         <w:rPr>
           <w:rFonts w:ascii="Consolas" w:hAnsi="Consolas" w:cs="Consolas"/>
           <w:sz w:val="20"/>
-        </w:rPr>
-        <w:t xml:space="preserve">    }</w:t>
-      </w:r>
-      <w:r>
+          <w:lang w:val="en-US"/>
+        </w:rPr>
+        <w:t xml:space="preserve">    catch (FormatException) { return false; }</w:t>
+      </w:r>
+      <w:r>
+        <w:rPr>
+          <w:lang w:val="en-US"/>
+        </w:rPr>
+        <w:br/>
+      </w:r>
+      <w:r>
+        <w:rPr>
+          <w:lang w:val="en-US"/>
+        </w:rPr>
         <w:br/>
       </w:r>
       <w:r>
         <w:rPr>
           <w:rFonts w:ascii="Consolas" w:hAnsi="Consolas" w:cs="Consolas"/>
           <w:sz w:val="20"/>
-        </w:rPr>
-        <w:t xml:space="preserve">    catch (FormatException) { return false; }</w:t>
-      </w:r>
-      <w:r>
-        <w:br/>
-      </w:r>
-      <w:r>
+          <w:lang w:val="en-US"/>
+        </w:rPr>
+        <w:t xml:space="preserve">    byte[] actual = Derive(password, salt, iterations);</w:t>
+      </w:r>
+      <w:r>
+        <w:rPr>
+          <w:lang w:val="en-US"/>
+        </w:rPr>
         <w:br/>
       </w:r>
       <w:r>
         <w:rPr>
           <w:rFonts w:ascii="Consolas" w:hAnsi="Consolas" w:cs="Consolas"/>
           <w:sz w:val="20"/>
-        </w:rPr>
-        <w:t xml:space="preserve">    byte[] actual = Derive(password, salt, iterations);</w:t>
-      </w:r>
-      <w:r>
+          <w:lang w:val="en-US"/>
+        </w:rPr>
+        <w:t xml:space="preserve">    return FixedTimeEquals(expected, actual);</w:t>
+      </w:r>
+      <w:r>
+        <w:rPr>
+          <w:lang w:val="en-US"/>
+        </w:rPr>
         <w:br/>
       </w:r>
       <w:r>
         <w:rPr>
           <w:rFonts w:ascii="Consolas" w:hAnsi="Consolas" w:cs="Consolas"/>
           <w:sz w:val="20"/>
-        </w:rPr>
-        <w:t xml:space="preserve">    return FixedTimeEquals(expected, actual);</w:t>
-      </w:r>
-      <w:r>
-        <w:br/>
-      </w:r>
-      <w:r>
-        <w:rPr>
-          <w:rFonts w:ascii="Consolas" w:hAnsi="Consolas" w:cs="Consolas"/>
-          <w:sz w:val="20"/>
+          <w:lang w:val="en-US"/>
         </w:rPr>
         <w:t>}</w:t>
       </w:r>
@@ -16790,198 +17001,432 @@
         <w:shd w:val="clear" w:color="auto" w:fill="F4F4F4"/>
         <w:spacing w:line="240" w:lineRule="auto"/>
         <w:ind w:left="284"/>
+        <w:rPr>
+          <w:lang w:val="en-US"/>
+        </w:rPr>
       </w:pPr>
       <w:r>
         <w:rPr>
           <w:rFonts w:ascii="Consolas" w:hAnsi="Consolas" w:cs="Consolas"/>
           <w:sz w:val="20"/>
+          <w:lang w:val="en-US"/>
         </w:rPr>
         <w:t>public static string ConnectionString</w:t>
       </w:r>
       <w:r>
+        <w:rPr>
+          <w:lang w:val="en-US"/>
+        </w:rPr>
         <w:br/>
       </w:r>
       <w:r>
         <w:rPr>
           <w:rFonts w:ascii="Consolas" w:hAnsi="Consolas" w:cs="Consolas"/>
           <w:sz w:val="20"/>
+          <w:lang w:val="en-US"/>
         </w:rPr>
         <w:t>{</w:t>
       </w:r>
       <w:r>
+        <w:rPr>
+          <w:lang w:val="en-US"/>
+        </w:rPr>
         <w:br/>
       </w:r>
       <w:r>
         <w:rPr>
           <w:rFonts w:ascii="Consolas" w:hAnsi="Consolas" w:cs="Consolas"/>
           <w:sz w:val="20"/>
+          <w:lang w:val="en-US"/>
         </w:rPr>
         <w:t xml:space="preserve">    get</w:t>
       </w:r>
       <w:r>
+        <w:rPr>
+          <w:lang w:val="en-US"/>
+        </w:rPr>
         <w:br/>
       </w:r>
       <w:r>
         <w:rPr>
           <w:rFonts w:ascii="Consolas" w:hAnsi="Consolas" w:cs="Consolas"/>
           <w:sz w:val="20"/>
+          <w:lang w:val="en-US"/>
         </w:rPr>
         <w:t xml:space="preserve">    {</w:t>
       </w:r>
       <w:r>
+        <w:rPr>
+          <w:lang w:val="en-US"/>
+        </w:rPr>
         <w:br/>
       </w:r>
       <w:r>
         <w:rPr>
           <w:rFonts w:ascii="Consolas" w:hAnsi="Consolas" w:cs="Consolas"/>
           <w:sz w:val="20"/>
+          <w:lang w:val="en-US"/>
         </w:rPr>
         <w:t xml:space="preserve">        if (_connectionString == null)</w:t>
       </w:r>
       <w:r>
+        <w:rPr>
+          <w:lang w:val="en-US"/>
+        </w:rPr>
         <w:br/>
       </w:r>
       <w:r>
         <w:rPr>
           <w:rFonts w:ascii="Consolas" w:hAnsi="Consolas" w:cs="Consolas"/>
           <w:sz w:val="20"/>
+          <w:lang w:val="en-US"/>
         </w:rPr>
         <w:t xml:space="preserve">        {</w:t>
       </w:r>
       <w:r>
+        <w:rPr>
+          <w:lang w:val="en-US"/>
+        </w:rPr>
         <w:br/>
       </w:r>
       <w:r>
         <w:rPr>
           <w:rFonts w:ascii="Consolas" w:hAnsi="Consolas" w:cs="Consolas"/>
           <w:sz w:val="20"/>
+          <w:lang w:val="en-US"/>
         </w:rPr>
         <w:t xml:space="preserve">            ConnectionStringSettings settings =</w:t>
       </w:r>
       <w:r>
+        <w:rPr>
+          <w:lang w:val="en-US"/>
+        </w:rPr>
         <w:br/>
       </w:r>
       <w:r>
         <w:rPr>
           <w:rFonts w:ascii="Consolas" w:hAnsi="Consolas" w:cs="Consolas"/>
           <w:sz w:val="20"/>
+          <w:lang w:val="en-US"/>
         </w:rPr>
         <w:t xml:space="preserve">                ConfigurationManager.ConnectionStrings["DefaultConnection"];</w:t>
       </w:r>
       <w:r>
+        <w:rPr>
+          <w:lang w:val="en-US"/>
+        </w:rPr>
         <w:br/>
       </w:r>
       <w:r>
         <w:rPr>
           <w:rFonts w:ascii="Consolas" w:hAnsi="Consolas" w:cs="Consolas"/>
           <w:sz w:val="20"/>
+          <w:lang w:val="en-US"/>
         </w:rPr>
         <w:t xml:space="preserve">            if (settings == null || string.IsNullOrWhiteSpace(settings.ConnectionString))</w:t>
       </w:r>
       <w:r>
+        <w:rPr>
+          <w:lang w:val="en-US"/>
+        </w:rPr>
         <w:br/>
       </w:r>
       <w:r>
         <w:rPr>
           <w:rFonts w:ascii="Consolas" w:hAnsi="Consolas" w:cs="Consolas"/>
           <w:sz w:val="20"/>
+          <w:lang w:val="en-US"/>
         </w:rPr>
         <w:t xml:space="preserve">            {</w:t>
       </w:r>
       <w:r>
+        <w:rPr>
+          <w:lang w:val="en-US"/>
+        </w:rPr>
         <w:br/>
       </w:r>
       <w:r>
         <w:rPr>
           <w:rFonts w:ascii="Consolas" w:hAnsi="Consolas" w:cs="Consolas"/>
           <w:sz w:val="20"/>
+          <w:lang w:val="en-US"/>
         </w:rPr>
         <w:t xml:space="preserve">                throw new ConfigurationErrorsException(</w:t>
       </w:r>
       <w:r>
+        <w:rPr>
+          <w:lang w:val="en-US"/>
+        </w:rPr>
         <w:br/>
       </w:r>
       <w:r>
         <w:rPr>
           <w:rFonts w:ascii="Consolas" w:hAnsi="Consolas" w:cs="Consolas"/>
           <w:sz w:val="20"/>
-        </w:rPr>
-        <w:t xml:space="preserve">                    "Строка подключения к базе данных не задана. " +</w:t>
-      </w:r>
-      <w:r>
-        <w:br/>
+          <w:lang w:val="en-US"/>
+        </w:rPr>
+        <w:t xml:space="preserve">                    "</w:t>
       </w:r>
       <w:r>
         <w:rPr>
           <w:rFonts w:ascii="Consolas" w:hAnsi="Consolas" w:cs="Consolas"/>
           <w:sz w:val="20"/>
         </w:rPr>
-        <w:t xml:space="preserve">                    "Проверьте раздел &lt;connectionStrings&gt; в файле WpfApp1.exe.config.");</w:t>
-      </w:r>
-      <w:r>
-        <w:br/>
+        <w:t>Строка</w:t>
       </w:r>
       <w:r>
         <w:rPr>
           <w:rFonts w:ascii="Consolas" w:hAnsi="Consolas" w:cs="Consolas"/>
           <w:sz w:val="20"/>
-        </w:rPr>
-        <w:t xml:space="preserve">   </w:t>
+          <w:lang w:val="en-US"/>
+        </w:rPr>
+        <w:t xml:space="preserve"> </w:t>
       </w:r>
       <w:r>
         <w:rPr>
           <w:rFonts w:ascii="Consolas" w:hAnsi="Consolas" w:cs="Consolas"/>
           <w:sz w:val="20"/>
         </w:rPr>
-        <w:t xml:space="preserve">         }</w:t>
-      </w:r>
-      <w:r>
-        <w:br/>
+        <w:t>подключения</w:t>
       </w:r>
       <w:r>
         <w:rPr>
           <w:rFonts w:ascii="Consolas" w:hAnsi="Consolas" w:cs="Consolas"/>
           <w:sz w:val="20"/>
-        </w:rPr>
-        <w:t xml:space="preserve">            _connectionString = settings.ConnectionString;</w:t>
-      </w:r>
-      <w:r>
-        <w:br/>
+          <w:lang w:val="en-US"/>
+        </w:rPr>
+        <w:t xml:space="preserve"> </w:t>
       </w:r>
       <w:r>
         <w:rPr>
           <w:rFonts w:ascii="Consolas" w:hAnsi="Consolas" w:cs="Consolas"/>
           <w:sz w:val="20"/>
         </w:rPr>
-        <w:t xml:space="preserve">        }</w:t>
-      </w:r>
-      <w:r>
-        <w:br/>
+        <w:t>к</w:t>
       </w:r>
       <w:r>
         <w:rPr>
           <w:rFonts w:ascii="Consolas" w:hAnsi="Consolas" w:cs="Consolas"/>
           <w:sz w:val="20"/>
-        </w:rPr>
-        <w:t xml:space="preserve">        return _connectionString;</w:t>
-      </w:r>
-      <w:r>
-        <w:br/>
+          <w:lang w:val="en-US"/>
+        </w:rPr>
+        <w:t xml:space="preserve"> </w:t>
       </w:r>
       <w:r>
         <w:rPr>
           <w:rFonts w:ascii="Consolas" w:hAnsi="Consolas" w:cs="Consolas"/>
           <w:sz w:val="20"/>
         </w:rPr>
-        <w:t xml:space="preserve">    }</w:t>
-      </w:r>
-      <w:r>
-        <w:br/>
+        <w:t>базе</w:t>
       </w:r>
       <w:r>
         <w:rPr>
           <w:rFonts w:ascii="Consolas" w:hAnsi="Consolas" w:cs="Consolas"/>
           <w:sz w:val="20"/>
+          <w:lang w:val="en-US"/>
+        </w:rPr>
+        <w:t xml:space="preserve"> </w:t>
+      </w:r>
+      <w:r>
+        <w:rPr>
+          <w:rFonts w:ascii="Consolas" w:hAnsi="Consolas" w:cs="Consolas"/>
+          <w:sz w:val="20"/>
+        </w:rPr>
+        <w:t>данных</w:t>
+      </w:r>
+      <w:r>
+        <w:rPr>
+          <w:rFonts w:ascii="Consolas" w:hAnsi="Consolas" w:cs="Consolas"/>
+          <w:sz w:val="20"/>
+          <w:lang w:val="en-US"/>
+        </w:rPr>
+        <w:t xml:space="preserve"> </w:t>
+      </w:r>
+      <w:r>
+        <w:rPr>
+          <w:rFonts w:ascii="Consolas" w:hAnsi="Consolas" w:cs="Consolas"/>
+          <w:sz w:val="20"/>
+        </w:rPr>
+        <w:t>не</w:t>
+      </w:r>
+      <w:r>
+        <w:rPr>
+          <w:rFonts w:ascii="Consolas" w:hAnsi="Consolas" w:cs="Consolas"/>
+          <w:sz w:val="20"/>
+          <w:lang w:val="en-US"/>
+        </w:rPr>
+        <w:t xml:space="preserve"> </w:t>
+      </w:r>
+      <w:r>
+        <w:rPr>
+          <w:rFonts w:ascii="Consolas" w:hAnsi="Consolas" w:cs="Consolas"/>
+          <w:sz w:val="20"/>
+        </w:rPr>
+        <w:t>задана</w:t>
+      </w:r>
+      <w:r>
+        <w:rPr>
+          <w:rFonts w:ascii="Consolas" w:hAnsi="Consolas" w:cs="Consolas"/>
+          <w:sz w:val="20"/>
+          <w:lang w:val="en-US"/>
+        </w:rPr>
+        <w:t>. " +</w:t>
+      </w:r>
+      <w:r>
+        <w:rPr>
+          <w:lang w:val="en-US"/>
+        </w:rPr>
+        <w:br/>
+      </w:r>
+      <w:r>
+        <w:rPr>
+          <w:rFonts w:ascii="Consolas" w:hAnsi="Consolas" w:cs="Consolas"/>
+          <w:sz w:val="20"/>
+          <w:lang w:val="en-US"/>
+        </w:rPr>
+        <w:t xml:space="preserve">                    "</w:t>
+      </w:r>
+      <w:r>
+        <w:rPr>
+          <w:rFonts w:ascii="Consolas" w:hAnsi="Consolas" w:cs="Consolas"/>
+          <w:sz w:val="20"/>
+        </w:rPr>
+        <w:t>Проверьте</w:t>
+      </w:r>
+      <w:r>
+        <w:rPr>
+          <w:rFonts w:ascii="Consolas" w:hAnsi="Consolas" w:cs="Consolas"/>
+          <w:sz w:val="20"/>
+          <w:lang w:val="en-US"/>
+        </w:rPr>
+        <w:t xml:space="preserve"> </w:t>
+      </w:r>
+      <w:r>
+        <w:rPr>
+          <w:rFonts w:ascii="Consolas" w:hAnsi="Consolas" w:cs="Consolas"/>
+          <w:sz w:val="20"/>
+        </w:rPr>
+        <w:t>раздел</w:t>
+      </w:r>
+      <w:r>
+        <w:rPr>
+          <w:rFonts w:ascii="Consolas" w:hAnsi="Consolas" w:cs="Consolas"/>
+          <w:sz w:val="20"/>
+          <w:lang w:val="en-US"/>
+        </w:rPr>
+        <w:t xml:space="preserve"> &lt;connectionStrings&gt; </w:t>
+      </w:r>
+      <w:r>
+        <w:rPr>
+          <w:rFonts w:ascii="Consolas" w:hAnsi="Consolas" w:cs="Consolas"/>
+          <w:sz w:val="20"/>
+        </w:rPr>
+        <w:t>в</w:t>
+      </w:r>
+      <w:r>
+        <w:rPr>
+          <w:rFonts w:ascii="Consolas" w:hAnsi="Consolas" w:cs="Consolas"/>
+          <w:sz w:val="20"/>
+          <w:lang w:val="en-US"/>
+        </w:rPr>
+        <w:t xml:space="preserve"> </w:t>
+      </w:r>
+      <w:r>
+        <w:rPr>
+          <w:rFonts w:ascii="Consolas" w:hAnsi="Consolas" w:cs="Consolas"/>
+          <w:sz w:val="20"/>
+        </w:rPr>
+        <w:t>файле</w:t>
+      </w:r>
+      <w:r>
+        <w:rPr>
+          <w:rFonts w:ascii="Consolas" w:hAnsi="Consolas" w:cs="Consolas"/>
+          <w:sz w:val="20"/>
+          <w:lang w:val="en-US"/>
+        </w:rPr>
+        <w:t xml:space="preserve"> WpfApp1.exe.config.");</w:t>
+      </w:r>
+      <w:r>
+        <w:rPr>
+          <w:lang w:val="en-US"/>
+        </w:rPr>
+        <w:br/>
+      </w:r>
+      <w:r>
+        <w:rPr>
+          <w:rFonts w:ascii="Consolas" w:hAnsi="Consolas" w:cs="Consolas"/>
+          <w:sz w:val="20"/>
+          <w:lang w:val="en-US"/>
+        </w:rPr>
+        <w:t xml:space="preserve">            }</w:t>
+      </w:r>
+      <w:r>
+        <w:rPr>
+          <w:lang w:val="en-US"/>
+        </w:rPr>
+        <w:br/>
+      </w:r>
+      <w:r>
+        <w:rPr>
+          <w:rFonts w:ascii="Consolas" w:hAnsi="Consolas" w:cs="Consolas"/>
+          <w:sz w:val="20"/>
+          <w:lang w:val="en-US"/>
+        </w:rPr>
+        <w:t xml:space="preserve">            _connectionString = settings.ConnectionString;</w:t>
+      </w:r>
+      <w:r>
+        <w:rPr>
+          <w:lang w:val="en-US"/>
+        </w:rPr>
+        <w:br/>
+      </w:r>
+      <w:r>
+        <w:rPr>
+          <w:rFonts w:ascii="Consolas" w:hAnsi="Consolas" w:cs="Consolas"/>
+          <w:sz w:val="20"/>
+          <w:lang w:val="en-US"/>
+        </w:rPr>
+        <w:t xml:space="preserve">        }</w:t>
+      </w:r>
+      <w:r>
+        <w:rPr>
+          <w:lang w:val="en-US"/>
+        </w:rPr>
+        <w:br/>
+      </w:r>
+      <w:r>
+        <w:rPr>
+          <w:rFonts w:ascii="Consolas" w:hAnsi="Consolas" w:cs="Consolas"/>
+          <w:sz w:val="20"/>
+          <w:lang w:val="en-US"/>
+        </w:rPr>
+        <w:t xml:space="preserve">        return _connectionString;</w:t>
+      </w:r>
+      <w:r>
+        <w:rPr>
+          <w:lang w:val="en-US"/>
+        </w:rPr>
+        <w:br/>
+      </w:r>
+      <w:r>
+        <w:rPr>
+          <w:rFonts w:ascii="Consolas" w:hAnsi="Consolas" w:cs="Consolas"/>
+          <w:sz w:val="20"/>
+          <w:lang w:val="en-US"/>
+        </w:rPr>
+        <w:t xml:space="preserve">    }</w:t>
+      </w:r>
+      <w:r>
+        <w:rPr>
+          <w:lang w:val="en-US"/>
+        </w:rPr>
+        <w:br/>
+      </w:r>
+      <w:r>
+        <w:rPr>
+          <w:rFonts w:ascii="Consolas" w:hAnsi="Consolas" w:cs="Consolas"/>
+          <w:sz w:val="20"/>
+          <w:lang w:val="en-US"/>
         </w:rPr>
         <w:t>}</w:t>
       </w:r>
@@ -17152,14 +17597,7 @@
           <w:rFonts w:ascii="Consolas" w:hAnsi="Consolas" w:cs="Consolas"/>
           <w:sz w:val="20"/>
         </w:rPr>
-        <w:t xml:space="preserve">        ExecNonQuery(conn, tx, "DELE</w:t>
-      </w:r>
-      <w:r>
-        <w:rPr>
-          <w:rFonts w:ascii="Consolas" w:hAnsi="Consolas" w:cs="Consolas"/>
-          <w:sz w:val="20"/>
-        </w:rPr>
-        <w:t>TE FROM [23_09ZapisNaKursy] WHERE [uchenik_id]=@id", uchenikId);</w:t>
+        <w:t xml:space="preserve">        ExecNonQuery(conn, tx, "DELETE FROM [23_09ZapisNaKursy] WHERE [uchenik_id]=@id", uchenikId);</w:t>
       </w:r>
       <w:r>
         <w:br/>
@@ -17320,6 +17758,9 @@
         <w:shd w:val="clear" w:color="auto" w:fill="F4F4F4"/>
         <w:spacing w:line="240" w:lineRule="auto"/>
         <w:ind w:left="284"/>
+        <w:rPr>
+          <w:lang w:val="en-US"/>
+        </w:rPr>
       </w:pPr>
       <w:r>
         <w:rPr>
@@ -17456,162 +17897,228 @@
           <w:rFonts w:ascii="Consolas" w:hAnsi="Consolas" w:cs="Consolas"/>
           <w:sz w:val="20"/>
         </w:rPr>
-        <w:t xml:space="preserve">    MessageBox.Show("Балл не может превышать максимальный балл по заданию (" + row.MaksBall + ")");</w:t>
-      </w:r>
-      <w:r>
-        <w:br/>
+        <w:t xml:space="preserve">    MessageBox.Show("Балл не может превышать максимальный балл по заданию </w:t>
       </w:r>
       <w:r>
         <w:rPr>
           <w:rFonts w:ascii="Consolas" w:hAnsi="Consolas" w:cs="Consolas"/>
           <w:sz w:val="20"/>
-        </w:rPr>
-        <w:t xml:space="preserve">    return;</w:t>
-      </w:r>
-      <w:r>
+          <w:lang w:val="en-US"/>
+        </w:rPr>
+        <w:t>(" + row.MaksBall + ")");</w:t>
+      </w:r>
+      <w:r>
+        <w:rPr>
+          <w:lang w:val="en-US"/>
+        </w:rPr>
         <w:br/>
       </w:r>
       <w:r>
         <w:rPr>
           <w:rFonts w:ascii="Consolas" w:hAnsi="Consolas" w:cs="Consolas"/>
           <w:sz w:val="20"/>
-        </w:rPr>
-        <w:t>}</w:t>
-      </w:r>
-      <w:r>
-        <w:br/>
-      </w:r>
-      <w:r>
+          <w:lang w:val="en-US"/>
+        </w:rPr>
+        <w:t xml:space="preserve">    return;</w:t>
+      </w:r>
+      <w:r>
+        <w:rPr>
+          <w:lang w:val="en-US"/>
+        </w:rPr>
         <w:br/>
       </w:r>
       <w:r>
         <w:rPr>
           <w:rFonts w:ascii="Consolas" w:hAnsi="Consolas" w:cs="Consolas"/>
           <w:sz w:val="20"/>
-        </w:rPr>
-        <w:t>string comment = CommentBOX.Text.Trim();</w:t>
-      </w:r>
-      <w:r>
+          <w:lang w:val="en-US"/>
+        </w:rPr>
+        <w:t>}</w:t>
+      </w:r>
+      <w:r>
+        <w:rPr>
+          <w:lang w:val="en-US"/>
+        </w:rPr>
         <w:br/>
       </w:r>
       <w:r>
+        <w:rPr>
+          <w:lang w:val="en-US"/>
+        </w:rPr>
         <w:br/>
       </w:r>
       <w:r>
         <w:rPr>
           <w:rFonts w:ascii="Consolas" w:hAnsi="Consolas" w:cs="Consolas"/>
           <w:sz w:val="20"/>
-        </w:rPr>
-        <w:t>SqlCommand ins = new SqlCommand(</w:t>
-      </w:r>
-      <w:r>
+          <w:lang w:val="en-US"/>
+        </w:rPr>
+        <w:t>string comment = CommentBOX.Text.Trim();</w:t>
+      </w:r>
+      <w:r>
+        <w:rPr>
+          <w:lang w:val="en-US"/>
+        </w:rPr>
+        <w:br/>
+      </w:r>
+      <w:r>
+        <w:rPr>
+          <w:lang w:val="en-US"/>
+        </w:rPr>
         <w:br/>
       </w:r>
       <w:r>
         <w:rPr>
           <w:rFonts w:ascii="Consolas" w:hAnsi="Consolas" w:cs="Consolas"/>
           <w:sz w:val="20"/>
-        </w:rPr>
-        <w:lastRenderedPageBreak/>
-        <w:t xml:space="preserve">    "INSERT INTO [23_09Ocenki] ([vypolnenie_id], [ball], [kommentariy]) VALUE</w:t>
+          <w:lang w:val="en-US"/>
+        </w:rPr>
+        <w:t>SqlCommand ins = new SqlCommand(</w:t>
+      </w:r>
+      <w:r>
+        <w:rPr>
+          <w:lang w:val="en-US"/>
+        </w:rPr>
+        <w:br/>
       </w:r>
       <w:r>
         <w:rPr>
           <w:rFonts w:ascii="Consolas" w:hAnsi="Consolas" w:cs="Consolas"/>
           <w:sz w:val="20"/>
-        </w:rPr>
-        <w:t>S (@v, @b, @k)", conn);</w:t>
-      </w:r>
-      <w:r>
+          <w:lang w:val="en-US"/>
+        </w:rPr>
+        <w:lastRenderedPageBreak/>
+        <w:t xml:space="preserve">    "INSERT INTO [23_09Ocenki] ([vypolnenie_id], [ball], [kommentariy]) VALUES (@v, @b, @k)", conn);</w:t>
+      </w:r>
+      <w:r>
+        <w:rPr>
+          <w:lang w:val="en-US"/>
+        </w:rPr>
         <w:br/>
       </w:r>
       <w:r>
         <w:rPr>
           <w:rFonts w:ascii="Consolas" w:hAnsi="Consolas" w:cs="Consolas"/>
           <w:sz w:val="20"/>
+          <w:lang w:val="en-US"/>
         </w:rPr>
         <w:t>ins.Parameters.AddWithValue("@v", row.Id);</w:t>
       </w:r>
       <w:r>
+        <w:rPr>
+          <w:lang w:val="en-US"/>
+        </w:rPr>
         <w:br/>
       </w:r>
       <w:r>
         <w:rPr>
           <w:rFonts w:ascii="Consolas" w:hAnsi="Consolas" w:cs="Consolas"/>
           <w:sz w:val="20"/>
+          <w:lang w:val="en-US"/>
         </w:rPr>
         <w:t>ins.Parameters.AddWithValue("@b", ball);</w:t>
       </w:r>
       <w:r>
+        <w:rPr>
+          <w:lang w:val="en-US"/>
+        </w:rPr>
         <w:br/>
       </w:r>
       <w:r>
         <w:rPr>
           <w:rFonts w:ascii="Consolas" w:hAnsi="Consolas" w:cs="Consolas"/>
           <w:sz w:val="20"/>
+          <w:lang w:val="en-US"/>
         </w:rPr>
         <w:t>ins.Parameters.AddWithValue("@k", comment);</w:t>
       </w:r>
       <w:r>
+        <w:rPr>
+          <w:lang w:val="en-US"/>
+        </w:rPr>
         <w:br/>
       </w:r>
       <w:r>
         <w:rPr>
           <w:rFonts w:ascii="Consolas" w:hAnsi="Consolas" w:cs="Consolas"/>
           <w:sz w:val="20"/>
+          <w:lang w:val="en-US"/>
         </w:rPr>
         <w:t>ins.ExecuteNonQuery();</w:t>
       </w:r>
       <w:r>
+        <w:rPr>
+          <w:lang w:val="en-US"/>
+        </w:rPr>
         <w:br/>
       </w:r>
       <w:r>
+        <w:rPr>
+          <w:lang w:val="en-US"/>
+        </w:rPr>
         <w:br/>
       </w:r>
       <w:r>
         <w:rPr>
           <w:rFonts w:ascii="Consolas" w:hAnsi="Consolas" w:cs="Consolas"/>
           <w:sz w:val="20"/>
+          <w:lang w:val="en-US"/>
         </w:rPr>
         <w:t>SqlCommand upd = new SqlCommand(</w:t>
       </w:r>
       <w:r>
+        <w:rPr>
+          <w:lang w:val="en-US"/>
+        </w:rPr>
         <w:br/>
       </w:r>
       <w:r>
         <w:rPr>
           <w:rFonts w:ascii="Consolas" w:hAnsi="Consolas" w:cs="Consolas"/>
           <w:sz w:val="20"/>
+          <w:lang w:val="en-US"/>
         </w:rPr>
         <w:t xml:space="preserve">    "UPDATE [23_09Vypolneniya] SET [status]=@s WHERE [vypolnenie_id]=@v", conn);</w:t>
       </w:r>
       <w:r>
+        <w:rPr>
+          <w:lang w:val="en-US"/>
+        </w:rPr>
         <w:br/>
       </w:r>
       <w:r>
         <w:rPr>
           <w:rFonts w:ascii="Consolas" w:hAnsi="Consolas" w:cs="Consolas"/>
           <w:sz w:val="20"/>
+          <w:lang w:val="en-US"/>
         </w:rPr>
         <w:t>upd.Parameters.AddWithValue("@s", WorkStatus.Provereno);</w:t>
       </w:r>
       <w:r>
+        <w:rPr>
+          <w:lang w:val="en-US"/>
+        </w:rPr>
         <w:br/>
       </w:r>
       <w:r>
         <w:rPr>
           <w:rFonts w:ascii="Consolas" w:hAnsi="Consolas" w:cs="Consolas"/>
           <w:sz w:val="20"/>
+          <w:lang w:val="en-US"/>
         </w:rPr>
         <w:t>upd.Parameters.AddWithValue("@v", row.Id);</w:t>
       </w:r>
       <w:r>
+        <w:rPr>
+          <w:lang w:val="en-US"/>
+        </w:rPr>
         <w:br/>
       </w:r>
       <w:r>
         <w:rPr>
           <w:rFonts w:ascii="Consolas" w:hAnsi="Consolas" w:cs="Consolas"/>
           <w:sz w:val="20"/>
+          <w:lang w:val="en-US"/>
         </w:rPr>
         <w:t>upd.ExecuteNonQuery();</w:t>
       </w:r>
@@ -17653,295 +18160,488 @@
         <w:rPr>
           <w:rFonts w:ascii="Consolas" w:hAnsi="Consolas" w:cs="Consolas"/>
           <w:sz w:val="20"/>
+          <w:lang w:val="en-US"/>
         </w:rPr>
         <w:t>int gruppaId = 0;</w:t>
       </w:r>
       <w:r>
+        <w:rPr>
+          <w:lang w:val="en-US"/>
+        </w:rPr>
         <w:br/>
       </w:r>
       <w:r>
         <w:rPr>
           <w:rFonts w:ascii="Consolas" w:hAnsi="Consolas" w:cs="Consolas"/>
           <w:sz w:val="20"/>
+          <w:lang w:val="en-US"/>
         </w:rPr>
         <w:t>if (rol == "student")</w:t>
       </w:r>
       <w:r>
+        <w:rPr>
+          <w:lang w:val="en-US"/>
+        </w:rPr>
         <w:br/>
       </w:r>
       <w:r>
         <w:rPr>
           <w:rFonts w:ascii="Consolas" w:hAnsi="Consolas" w:cs="Consolas"/>
           <w:sz w:val="20"/>
+          <w:lang w:val="en-US"/>
         </w:rPr>
         <w:t>{</w:t>
       </w:r>
       <w:r>
+        <w:rPr>
+          <w:lang w:val="en-US"/>
+        </w:rPr>
         <w:br/>
       </w:r>
       <w:r>
         <w:rPr>
           <w:rFonts w:ascii="Consolas" w:hAnsi="Consolas" w:cs="Consolas"/>
           <w:sz w:val="20"/>
+          <w:lang w:val="en-US"/>
         </w:rPr>
         <w:t xml:space="preserve">    if (GroupCMB.SelectedItem == null)</w:t>
       </w:r>
       <w:r>
+        <w:rPr>
+          <w:lang w:val="en-US"/>
+        </w:rPr>
         <w:br/>
       </w:r>
       <w:r>
         <w:rPr>
           <w:rFonts w:ascii="Consolas" w:hAnsi="Consolas" w:cs="Consolas"/>
           <w:sz w:val="20"/>
+          <w:lang w:val="en-US"/>
         </w:rPr>
         <w:t xml:space="preserve">    {</w:t>
       </w:r>
       <w:r>
+        <w:rPr>
+          <w:lang w:val="en-US"/>
+        </w:rPr>
         <w:br/>
       </w:r>
       <w:r>
         <w:rPr>
           <w:rFonts w:ascii="Consolas" w:hAnsi="Consolas" w:cs="Consolas"/>
           <w:sz w:val="20"/>
-        </w:rPr>
-        <w:t xml:space="preserve">        MessageBox.Show("Выберите группу");</w:t>
-      </w:r>
-      <w:r>
-        <w:br/>
+          <w:lang w:val="en-US"/>
+        </w:rPr>
+        <w:t xml:space="preserve">        MessageBox.Show("</w:t>
       </w:r>
       <w:r>
         <w:rPr>
           <w:rFonts w:ascii="Consolas" w:hAnsi="Consolas" w:cs="Consolas"/>
           <w:sz w:val="20"/>
         </w:rPr>
-        <w:t xml:space="preserve">        return;</w:t>
-      </w:r>
-      <w:r>
-        <w:br/>
+        <w:t>Выберите</w:t>
       </w:r>
       <w:r>
         <w:rPr>
           <w:rFonts w:ascii="Consolas" w:hAnsi="Consolas" w:cs="Consolas"/>
           <w:sz w:val="20"/>
-        </w:rPr>
-        <w:t xml:space="preserve">    }</w:t>
-      </w:r>
-      <w:r>
-        <w:br/>
+          <w:lang w:val="en-US"/>
+        </w:rPr>
+        <w:t xml:space="preserve"> </w:t>
       </w:r>
       <w:r>
         <w:rPr>
           <w:rFonts w:ascii="Consolas" w:hAnsi="Consolas" w:cs="Consolas"/>
           <w:sz w:val="20"/>
         </w:rPr>
-        <w:t xml:space="preserve">    gruppaId = int.Parse(((ComboBoxItem)GroupCMB.SelectedItem).Tag.ToString());</w:t>
-      </w:r>
-      <w:r>
-        <w:br/>
+        <w:t>группу</w:t>
       </w:r>
       <w:r>
         <w:rPr>
           <w:rFonts w:ascii="Consolas" w:hAnsi="Consolas" w:cs="Consolas"/>
           <w:sz w:val="20"/>
-        </w:rPr>
-        <w:t>}</w:t>
-      </w:r>
-      <w:r>
-        <w:br/>
-      </w:r>
-      <w:r>
+          <w:lang w:val="en-US"/>
+        </w:rPr>
+        <w:t>");</w:t>
+      </w:r>
+      <w:r>
+        <w:rPr>
+          <w:lang w:val="en-US"/>
+        </w:rPr>
         <w:br/>
       </w:r>
       <w:r>
         <w:rPr>
           <w:rFonts w:ascii="Consolas" w:hAnsi="Consolas" w:cs="Consolas"/>
           <w:sz w:val="20"/>
-        </w:rPr>
-        <w:t>SqlTransaction tx = conn.BeginTransaction();</w:t>
-      </w:r>
-      <w:r>
+          <w:lang w:val="en-US"/>
+        </w:rPr>
+        <w:t xml:space="preserve">        return;</w:t>
+      </w:r>
+      <w:r>
+        <w:rPr>
+          <w:lang w:val="en-US"/>
+        </w:rPr>
         <w:br/>
       </w:r>
       <w:r>
         <w:rPr>
           <w:rFonts w:ascii="Consolas" w:hAnsi="Consolas" w:cs="Consolas"/>
           <w:sz w:val="20"/>
-        </w:rPr>
-        <w:t>try</w:t>
-      </w:r>
-      <w:r>
+          <w:lang w:val="en-US"/>
+        </w:rPr>
+        <w:t xml:space="preserve">    }</w:t>
+      </w:r>
+      <w:r>
+        <w:rPr>
+          <w:lang w:val="en-US"/>
+        </w:rPr>
         <w:br/>
       </w:r>
       <w:r>
         <w:rPr>
           <w:rFonts w:ascii="Consolas" w:hAnsi="Consolas" w:cs="Consolas"/>
           <w:sz w:val="20"/>
-        </w:rPr>
-        <w:t>{</w:t>
-      </w:r>
-      <w:r>
+          <w:lang w:val="en-US"/>
+        </w:rPr>
+        <w:t xml:space="preserve">    gruppaId = int.Parse(((ComboBoxItem)GroupCMB.SelectedItem).Tag.ToString());</w:t>
+      </w:r>
+      <w:r>
+        <w:rPr>
+          <w:lang w:val="en-US"/>
+        </w:rPr>
         <w:br/>
       </w:r>
       <w:r>
         <w:rPr>
           <w:rFonts w:ascii="Consolas" w:hAnsi="Consolas" w:cs="Consolas"/>
           <w:sz w:val="20"/>
-        </w:rPr>
-        <w:t xml:space="preserve">    SqlCommand insUser = new SqlCommand(</w:t>
-      </w:r>
-      <w:r>
+          <w:lang w:val="en-US"/>
+        </w:rPr>
+        <w:t>}</w:t>
+      </w:r>
+      <w:r>
+        <w:rPr>
+          <w:lang w:val="en-US"/>
+        </w:rPr>
+        <w:br/>
+      </w:r>
+      <w:r>
+        <w:rPr>
+          <w:lang w:val="en-US"/>
+        </w:rPr>
         <w:br/>
       </w:r>
       <w:r>
         <w:rPr>
           <w:rFonts w:ascii="Consolas" w:hAnsi="Consolas" w:cs="Consolas"/>
           <w:sz w:val="20"/>
-        </w:rPr>
-        <w:t xml:space="preserve">        "INSERT INTO [23_09Polzovateli] ([login], [parol], [rol]) " +</w:t>
-      </w:r>
-      <w:r>
+          <w:lang w:val="en-US"/>
+        </w:rPr>
+        <w:t>SqlTransaction tx = conn.BeginTransaction();</w:t>
+      </w:r>
+      <w:r>
+        <w:rPr>
+          <w:lang w:val="en-US"/>
+        </w:rPr>
         <w:br/>
       </w:r>
       <w:r>
         <w:rPr>
           <w:rFonts w:ascii="Consolas" w:hAnsi="Consolas" w:cs="Consolas"/>
           <w:sz w:val="20"/>
-        </w:rPr>
-        <w:t xml:space="preserve">        "VALUES (@l, @p, @r); SELECT SCOPE_IDENTITY();", conn, tx);</w:t>
-      </w:r>
-      <w:r>
+          <w:lang w:val="en-US"/>
+        </w:rPr>
+        <w:t>try</w:t>
+      </w:r>
+      <w:r>
+        <w:rPr>
+          <w:lang w:val="en-US"/>
+        </w:rPr>
         <w:br/>
       </w:r>
       <w:r>
         <w:rPr>
           <w:rFonts w:ascii="Consolas" w:hAnsi="Consolas" w:cs="Consolas"/>
           <w:sz w:val="20"/>
-        </w:rPr>
-        <w:t xml:space="preserve">    insUser.Parameters.AddWithValue("@l", login);</w:t>
-      </w:r>
-      <w:r>
+          <w:lang w:val="en-US"/>
+        </w:rPr>
+        <w:t>{</w:t>
+      </w:r>
+      <w:r>
+        <w:rPr>
+          <w:lang w:val="en-US"/>
+        </w:rPr>
         <w:br/>
       </w:r>
       <w:r>
         <w:rPr>
           <w:rFonts w:ascii="Consolas" w:hAnsi="Consolas" w:cs="Consolas"/>
           <w:sz w:val="20"/>
-        </w:rPr>
-        <w:t xml:space="preserve">    insUser.P</w:t>
+          <w:lang w:val="en-US"/>
+        </w:rPr>
+        <w:t xml:space="preserve">    SqlCommand insUser = new SqlCommand(</w:t>
+      </w:r>
+      <w:r>
+        <w:rPr>
+          <w:lang w:val="en-US"/>
+        </w:rPr>
+        <w:br/>
       </w:r>
       <w:r>
         <w:rPr>
           <w:rFonts w:ascii="Consolas" w:hAnsi="Consolas" w:cs="Consolas"/>
           <w:sz w:val="20"/>
-        </w:rPr>
-        <w:t>arameters.AddWithValue("@p", PasswordHasher.Hash(password));</w:t>
-      </w:r>
-      <w:r>
+          <w:lang w:val="en-US"/>
+        </w:rPr>
+        <w:t xml:space="preserve">        "INSERT INTO [23_09Polzovateli] ([login], [parol], [rol]) " +</w:t>
+      </w:r>
+      <w:r>
+        <w:rPr>
+          <w:lang w:val="en-US"/>
+        </w:rPr>
         <w:br/>
       </w:r>
       <w:r>
         <w:rPr>
           <w:rFonts w:ascii="Consolas" w:hAnsi="Consolas" w:cs="Consolas"/>
           <w:sz w:val="20"/>
-        </w:rPr>
-        <w:t xml:space="preserve">    insUser.Parameters.AddWithValue("@r", rol);</w:t>
-      </w:r>
-      <w:r>
+          <w:lang w:val="en-US"/>
+        </w:rPr>
+        <w:t xml:space="preserve">        "VALUES (@l, @p, @r); SELECT SCOPE_IDENTITY();", conn, tx);</w:t>
+      </w:r>
+      <w:r>
+        <w:rPr>
+          <w:lang w:val="en-US"/>
+        </w:rPr>
         <w:br/>
       </w:r>
       <w:r>
         <w:rPr>
           <w:rFonts w:ascii="Consolas" w:hAnsi="Consolas" w:cs="Consolas"/>
           <w:sz w:val="20"/>
-        </w:rPr>
-        <w:t xml:space="preserve">    int newUserId = Convert.ToInt32(insUser.ExecuteScalar());</w:t>
-      </w:r>
-      <w:r>
+          <w:lang w:val="en-US"/>
+        </w:rPr>
+        <w:t xml:space="preserve">    insUser.Parameters.AddWithValue("@l", login);</w:t>
+      </w:r>
+      <w:r>
+        <w:rPr>
+          <w:lang w:val="en-US"/>
+        </w:rPr>
         <w:br/>
       </w:r>
       <w:r>
         <w:rPr>
           <w:rFonts w:ascii="Consolas" w:hAnsi="Consolas" w:cs="Consolas"/>
           <w:sz w:val="20"/>
-        </w:rPr>
-        <w:t xml:space="preserve">    // ... создание записи ученика или преподавателя ...</w:t>
-      </w:r>
-      <w:r>
+          <w:lang w:val="en-US"/>
+        </w:rPr>
+        <w:t xml:space="preserve">    insUser.Parameters.AddWithValue("@p", PasswordHasher.Hash(password));</w:t>
+      </w:r>
+      <w:r>
+        <w:rPr>
+          <w:lang w:val="en-US"/>
+        </w:rPr>
         <w:br/>
       </w:r>
       <w:r>
         <w:rPr>
           <w:rFonts w:ascii="Consolas" w:hAnsi="Consolas" w:cs="Consolas"/>
           <w:sz w:val="20"/>
-        </w:rPr>
-        <w:t xml:space="preserve">    tx.Commit();</w:t>
-      </w:r>
-      <w:r>
+          <w:lang w:val="en-US"/>
+        </w:rPr>
+        <w:t xml:space="preserve">    insUser.Parameters.AddWithValue("@r", rol);</w:t>
+      </w:r>
+      <w:r>
+        <w:rPr>
+          <w:lang w:val="en-US"/>
+        </w:rPr>
         <w:br/>
       </w:r>
       <w:r>
         <w:rPr>
           <w:rFonts w:ascii="Consolas" w:hAnsi="Consolas" w:cs="Consolas"/>
           <w:sz w:val="20"/>
-        </w:rPr>
-        <w:t>}</w:t>
-      </w:r>
-      <w:r>
+          <w:lang w:val="en-US"/>
+        </w:rPr>
+        <w:t xml:space="preserve">    int newUserId = Convert.ToInt32(insUser.ExecuteScalar());</w:t>
+      </w:r>
+      <w:r>
+        <w:rPr>
+          <w:lang w:val="en-US"/>
+        </w:rPr>
         <w:br/>
       </w:r>
       <w:r>
         <w:rPr>
           <w:rFonts w:ascii="Consolas" w:hAnsi="Consolas" w:cs="Consolas"/>
           <w:sz w:val="20"/>
-        </w:rPr>
-        <w:t>catch</w:t>
-      </w:r>
-      <w:r>
-        <w:br/>
+          <w:lang w:val="en-US"/>
+        </w:rPr>
+        <w:t xml:space="preserve">    // ... </w:t>
       </w:r>
       <w:r>
         <w:rPr>
           <w:rFonts w:ascii="Consolas" w:hAnsi="Consolas" w:cs="Consolas"/>
           <w:sz w:val="20"/>
         </w:rPr>
-        <w:t>{</w:t>
-      </w:r>
-      <w:r>
-        <w:br/>
+        <w:t>создание</w:t>
       </w:r>
       <w:r>
         <w:rPr>
           <w:rFonts w:ascii="Consolas" w:hAnsi="Consolas" w:cs="Consolas"/>
           <w:sz w:val="20"/>
-        </w:rPr>
-        <w:t xml:space="preserve">    tx.Rollback();</w:t>
-      </w:r>
-      <w:r>
-        <w:br/>
+          <w:lang w:val="en-US"/>
+        </w:rPr>
+        <w:t xml:space="preserve"> </w:t>
       </w:r>
       <w:r>
         <w:rPr>
           <w:rFonts w:ascii="Consolas" w:hAnsi="Consolas" w:cs="Consolas"/>
           <w:sz w:val="20"/>
         </w:rPr>
-        <w:t xml:space="preserve">    throw;</w:t>
-      </w:r>
-      <w:r>
-        <w:br/>
+        <w:t>записи</w:t>
       </w:r>
       <w:r>
         <w:rPr>
           <w:rFonts w:ascii="Consolas" w:hAnsi="Consolas" w:cs="Consolas"/>
           <w:sz w:val="20"/>
+          <w:lang w:val="en-US"/>
+        </w:rPr>
+        <w:t xml:space="preserve"> </w:t>
+      </w:r>
+      <w:r>
+        <w:rPr>
+          <w:rFonts w:ascii="Consolas" w:hAnsi="Consolas" w:cs="Consolas"/>
+          <w:sz w:val="20"/>
+        </w:rPr>
+        <w:t>ученика</w:t>
+      </w:r>
+      <w:r>
+        <w:rPr>
+          <w:rFonts w:ascii="Consolas" w:hAnsi="Consolas" w:cs="Consolas"/>
+          <w:sz w:val="20"/>
+          <w:lang w:val="en-US"/>
+        </w:rPr>
+        <w:t xml:space="preserve"> </w:t>
+      </w:r>
+      <w:r>
+        <w:rPr>
+          <w:rFonts w:ascii="Consolas" w:hAnsi="Consolas" w:cs="Consolas"/>
+          <w:sz w:val="20"/>
+        </w:rPr>
+        <w:t>или</w:t>
+      </w:r>
+      <w:r>
+        <w:rPr>
+          <w:rFonts w:ascii="Consolas" w:hAnsi="Consolas" w:cs="Consolas"/>
+          <w:sz w:val="20"/>
+          <w:lang w:val="en-US"/>
+        </w:rPr>
+        <w:t xml:space="preserve"> </w:t>
+      </w:r>
+      <w:r>
+        <w:rPr>
+          <w:rFonts w:ascii="Consolas" w:hAnsi="Consolas" w:cs="Consolas"/>
+          <w:sz w:val="20"/>
+        </w:rPr>
+        <w:t>преподавателя</w:t>
+      </w:r>
+      <w:r>
+        <w:rPr>
+          <w:rFonts w:ascii="Consolas" w:hAnsi="Consolas" w:cs="Consolas"/>
+          <w:sz w:val="20"/>
+          <w:lang w:val="en-US"/>
+        </w:rPr>
+        <w:t xml:space="preserve"> ...</w:t>
+      </w:r>
+      <w:r>
+        <w:rPr>
+          <w:lang w:val="en-US"/>
+        </w:rPr>
+        <w:br/>
+      </w:r>
+      <w:r>
+        <w:rPr>
+          <w:rFonts w:ascii="Consolas" w:hAnsi="Consolas" w:cs="Consolas"/>
+          <w:sz w:val="20"/>
+          <w:lang w:val="en-US"/>
+        </w:rPr>
+        <w:t xml:space="preserve">    </w:t>
+      </w:r>
+      <w:r>
+        <w:rPr>
+          <w:rFonts w:ascii="Consolas" w:hAnsi="Consolas" w:cs="Consolas"/>
+          <w:sz w:val="20"/>
+        </w:rPr>
+        <w:t>tx.Commit();</w:t>
+      </w:r>
+      <w:r>
+        <w:br/>
+      </w:r>
+      <w:r>
+        <w:rPr>
+          <w:rFonts w:ascii="Consolas" w:hAnsi="Consolas" w:cs="Consolas"/>
+          <w:sz w:val="20"/>
         </w:rPr>
         <w:t>}</w:t>
       </w:r>
+      <w:r>
+        <w:br/>
+      </w:r>
+      <w:r>
+        <w:rPr>
+          <w:rFonts w:ascii="Consolas" w:hAnsi="Consolas" w:cs="Consolas"/>
+          <w:sz w:val="20"/>
+        </w:rPr>
+        <w:t>catch</w:t>
+      </w:r>
+      <w:r>
+        <w:br/>
+      </w:r>
+      <w:r>
+        <w:rPr>
+          <w:rFonts w:ascii="Consolas" w:hAnsi="Consolas" w:cs="Consolas"/>
+          <w:sz w:val="20"/>
+        </w:rPr>
+        <w:t>{</w:t>
+      </w:r>
+      <w:r>
+        <w:br/>
+      </w:r>
+      <w:r>
+        <w:rPr>
+          <w:rFonts w:ascii="Consolas" w:hAnsi="Consolas" w:cs="Consolas"/>
+          <w:sz w:val="20"/>
+        </w:rPr>
+        <w:t xml:space="preserve">    tx.Rollback();</w:t>
+      </w:r>
+      <w:r>
+        <w:br/>
+      </w:r>
+      <w:r>
+        <w:rPr>
+          <w:rFonts w:ascii="Consolas" w:hAnsi="Consolas" w:cs="Consolas"/>
+          <w:sz w:val="20"/>
+        </w:rPr>
+        <w:t xml:space="preserve">    throw;</w:t>
+      </w:r>
+      <w:r>
+        <w:br/>
+      </w:r>
+      <w:r>
+        <w:rPr>
+          <w:rFonts w:ascii="Consolas" w:hAnsi="Consolas" w:cs="Consolas"/>
+          <w:sz w:val="20"/>
+        </w:rPr>
+        <w:t>}</w:t>
+      </w:r>
     </w:p>
     <w:p>
       <w:pPr>
         <w:pStyle w:val="3"/>
       </w:pPr>
-      <w:bookmarkStart w:id="27" w:name="_Toc243518098"/>
+      <w:bookmarkStart w:id="27" w:name="_Toc243604104"/>
       <w:r>
         <w:t>3.2.5. Элементы интерактивности</w:t>
       </w:r>
@@ -17964,7 +18664,7 @@
       <w:pPr>
         <w:pStyle w:val="2"/>
       </w:pPr>
-      <w:bookmarkStart w:id="28" w:name="_Toc243518099"/>
+      <w:bookmarkStart w:id="28" w:name="_Toc243604105"/>
       <w:r>
         <w:t>3.3. Обеспечение безопасности информации</w:t>
       </w:r>
@@ -17974,7 +18674,7 @@
       <w:pPr>
         <w:pStyle w:val="3"/>
       </w:pPr>
-      <w:bookmarkStart w:id="29" w:name="_Toc243518100"/>
+      <w:bookmarkStart w:id="29" w:name="_Toc243604106"/>
       <w:r>
         <w:t>3.3.1. Актуальность и перечень угроз</w:t>
       </w:r>
@@ -18647,7 +19347,7 @@
       <w:pPr>
         <w:pStyle w:val="3"/>
       </w:pPr>
-      <w:bookmarkStart w:id="30" w:name="_Toc243518101"/>
+      <w:bookmarkStart w:id="30" w:name="_Toc243604107"/>
       <w:r>
         <w:t>3.3.2. Способы защиты от несанкционированного доступа</w:t>
       </w:r>
@@ -19579,7 +20279,7 @@
       <w:pPr>
         <w:pStyle w:val="3"/>
       </w:pPr>
-      <w:bookmarkStart w:id="31" w:name="_Toc243518102"/>
+      <w:bookmarkStart w:id="31" w:name="_Toc243604108"/>
       <w:r>
         <w:t>3.3.3. Хранение паролей</w:t>
       </w:r>
@@ -19607,7 +20307,7 @@
       <w:pPr>
         <w:pStyle w:val="2"/>
       </w:pPr>
-      <w:bookmarkStart w:id="32" w:name="_Toc243518103"/>
+      <w:bookmarkStart w:id="32" w:name="_Toc243604109"/>
       <w:r>
         <w:t>3.4. Тестирование и проверка работоспособности</w:t>
       </w:r>
@@ -19617,7 +20317,7 @@
       <w:pPr>
         <w:pStyle w:val="3"/>
       </w:pPr>
-      <w:bookmarkStart w:id="33" w:name="_Toc243518104"/>
+      <w:bookmarkStart w:id="33" w:name="_Toc243604110"/>
       <w:r>
         <w:t>3.4.1. Тестовые данные</w:t>
       </w:r>
@@ -20206,7 +20906,7 @@
       <w:pPr>
         <w:pStyle w:val="3"/>
       </w:pPr>
-      <w:bookmarkStart w:id="34" w:name="_Toc243518105"/>
+      <w:bookmarkStart w:id="34" w:name="_Toc243604111"/>
       <w:r>
         <w:t>3.4.2. Тест-кейсы</w:t>
       </w:r>
@@ -29479,7 +30179,7 @@
       <w:pPr>
         <w:pStyle w:val="3"/>
       </w:pPr>
-      <w:bookmarkStart w:id="35" w:name="_Toc243518106"/>
+      <w:bookmarkStart w:id="35" w:name="_Toc243604112"/>
       <w:r>
         <w:t>3.4.3. Результаты тестирования</w:t>
       </w:r>
@@ -30404,17 +31104,14 @@
         <w:jc w:val="both"/>
       </w:pPr>
       <w:r>
-        <w:t>Проверка выполнялась на реальной базе данных Microsoft SQL Server с использованием подготовленного набора демонстрационных данных. Операции, изменяющие состав данных, выполнялись в откатываемых транзакциях, что позволило проверить все сценарии без потери исходного состояния базы. Дополнительно разработан автоматический стенд, выполняющий 48 проверок: тесты алгоритма хеширования, проверка чтения строки подключения из конфигурации, авторизация с автоматическим переводом пароля в хеш, переключение признака акт</w:t>
-      </w:r>
-      <w:r>
-        <w:t>ивности, каскадное удаление пользователя по всей цепочке внешних ключей и сквозной сценарий «отправка работы — проверка — выставление оценки — просмотр оценки». Все проверки завершились успешно.</w:t>
+        <w:t>Проверка выполнялась на реальной базе данных Microsoft SQL Server с использованием подготовленного набора демонстрационных данных. Операции, изменяющие состав данных, выполнялись в откатываемых транзакциях, что позволило проверить все сценарии без потери исходного состояния базы. Дополнительно разработан автоматический стенд, выполняющий 48 проверок: тесты алгоритма хеширования, проверка чтения строки подключения из конфигурации, авторизация с автоматическим переводом пароля в хеш, переключение признака активности, каскадное удаление пользователя по всей цепочке внешних ключей и сквозной сценарий «отправка работы — проверка — выставление оценки — просмотр оценки». Все проверки завершились успешно.</w:t>
       </w:r>
     </w:p>
     <w:p>
       <w:pPr>
         <w:pStyle w:val="3"/>
       </w:pPr>
-      <w:bookmarkStart w:id="36" w:name="_Toc243518107"/>
+      <w:bookmarkStart w:id="36" w:name="_Toc243604113"/>
       <w:r>
         <w:t>Выводы по главе 3</w:t>
       </w:r>
@@ -30442,7 +31139,7 @@
       <w:pPr>
         <w:pStyle w:val="1"/>
       </w:pPr>
-      <w:bookmarkStart w:id="37" w:name="_Toc243518108"/>
+      <w:bookmarkStart w:id="37" w:name="_Toc243604114"/>
       <w:r>
         <w:lastRenderedPageBreak/>
         <w:t>ГЛАВА 4. АППАРАТНЫЕ И ПРОГРАММНЫЕ СРЕДСТВА ДЛЯ ФУНКЦИОНИРОВАНИЯ СИСТЕМЫ</w:t>
@@ -30453,7 +31150,7 @@
       <w:pPr>
         <w:pStyle w:val="2"/>
       </w:pPr>
-      <w:bookmarkStart w:id="38" w:name="_Toc243518109"/>
+      <w:bookmarkStart w:id="38" w:name="_Toc243604115"/>
       <w:r>
         <w:t>4.1. Требования к аппаратному обеспечению</w:t>
       </w:r>
@@ -30951,7 +31648,7 @@
       <w:pPr>
         <w:pStyle w:val="2"/>
       </w:pPr>
-      <w:bookmarkStart w:id="39" w:name="_Toc243518110"/>
+      <w:bookmarkStart w:id="39" w:name="_Toc243604116"/>
       <w:r>
         <w:t>4.2. Требования к программному обеспечению</w:t>
       </w:r>
@@ -31338,61 +32035,85 @@
         <w:shd w:val="clear" w:color="auto" w:fill="F4F4F4"/>
         <w:spacing w:line="240" w:lineRule="auto"/>
         <w:ind w:left="284"/>
+        <w:rPr>
+          <w:lang w:val="en-US"/>
+        </w:rPr>
       </w:pPr>
       <w:r>
         <w:rPr>
           <w:rFonts w:ascii="Consolas" w:hAnsi="Consolas" w:cs="Consolas"/>
           <w:sz w:val="20"/>
+          <w:lang w:val="en-US"/>
         </w:rPr>
         <w:t>&lt;connectionStrings&gt;</w:t>
       </w:r>
       <w:r>
+        <w:rPr>
+          <w:lang w:val="en-US"/>
+        </w:rPr>
         <w:br/>
       </w:r>
       <w:r>
         <w:rPr>
           <w:rFonts w:ascii="Consolas" w:hAnsi="Consolas" w:cs="Consolas"/>
           <w:sz w:val="20"/>
+          <w:lang w:val="en-US"/>
         </w:rPr>
         <w:t xml:space="preserve">    &lt;add name="DefaultConnection"</w:t>
       </w:r>
       <w:r>
+        <w:rPr>
+          <w:lang w:val="en-US"/>
+        </w:rPr>
         <w:br/>
       </w:r>
       <w:r>
         <w:rPr>
           <w:rFonts w:ascii="Consolas" w:hAnsi="Consolas" w:cs="Consolas"/>
           <w:sz w:val="20"/>
+          <w:lang w:val="en-US"/>
         </w:rPr>
         <w:t xml:space="preserve">         connectionString="Server=stud-mssql.sttec.yar.ru,38325;Database=user87_db;</w:t>
       </w:r>
       <w:r>
+        <w:rPr>
+          <w:lang w:val="en-US"/>
+        </w:rPr>
         <w:br/>
       </w:r>
       <w:r>
         <w:rPr>
           <w:rFonts w:ascii="Consolas" w:hAnsi="Consolas" w:cs="Consolas"/>
           <w:sz w:val="20"/>
+          <w:lang w:val="en-US"/>
         </w:rPr>
         <w:t xml:space="preserve">                           User Id=user87_db;Password=***;"</w:t>
       </w:r>
       <w:r>
+        <w:rPr>
+          <w:lang w:val="en-US"/>
+        </w:rPr>
         <w:br/>
       </w:r>
       <w:r>
         <w:rPr>
           <w:rFonts w:ascii="Consolas" w:hAnsi="Consolas" w:cs="Consolas"/>
           <w:sz w:val="20"/>
+          <w:lang w:val="en-US"/>
         </w:rPr>
         <w:t xml:space="preserve">         providerName="System.Data.SqlClient" /&gt;</w:t>
       </w:r>
       <w:r>
+        <w:rPr>
+          <w:lang w:val="en-US"/>
+        </w:rPr>
         <w:br/>
       </w:r>
       <w:r>
         <w:rPr>
           <w:rFonts w:ascii="Consolas" w:hAnsi="Consolas" w:cs="Consolas"/>
           <w:sz w:val="20"/>
+          <w:lang w:val="en-US"/>
         </w:rPr>
         <w:t>&lt;/connectionStrings&gt;</w:t>
       </w:r>
@@ -31410,7 +32131,7 @@
       <w:pPr>
         <w:pStyle w:val="2"/>
       </w:pPr>
-      <w:bookmarkStart w:id="40" w:name="_Toc243518111"/>
+      <w:bookmarkStart w:id="40" w:name="_Toc243604117"/>
       <w:r>
         <w:t>4.3. Обоснование выбора средств разработки</w:t>
       </w:r>
@@ -31422,10 +32143,7 @@
         <w:jc w:val="both"/>
       </w:pPr>
       <w:r>
-        <w:t>Выбор технологии WPF обусловлен следующими обстоятельствами. Во-первых, разметка интерфейса отделена от логики обработки, что сокращает трудоёмкость сопровождения. Во-вторых, механизм привязки данных позволяет отображать результаты запросов в таблицах без ручного заполнения, что важно при работе со справочниками большого объёма. В-третьих, элемент DataGrid поддерживает встроенную сортировку, что повышает удобство работы с таблицами пользователей, курсов и ведомостей. Наконец, наличие механизма шаблонов и ст</w:t>
-      </w:r>
-      <w:r>
-        <w:t>илей позволяет централизованно оформить внешний вид всех окон приложения, что и было сделано в файле App.xaml.</w:t>
+        <w:t>Выбор технологии WPF обусловлен следующими обстоятельствами. Во-первых, разметка интерфейса отделена от логики обработки, что сокращает трудоёмкость сопровождения. Во-вторых, механизм привязки данных позволяет отображать результаты запросов в таблицах без ручного заполнения, что важно при работе со справочниками большого объёма. В-третьих, элемент DataGrid поддерживает встроенную сортировку, что повышает удобство работы с таблицами пользователей, курсов и ведомостей. Наконец, наличие механизма шаблонов и стилей позволяет централизованно оформить внешний вид всех окон приложения, что и было сделано в файле App.xaml.</w:t>
       </w:r>
     </w:p>
     <w:p>
@@ -31445,7 +32163,7 @@
       <w:pPr>
         <w:pStyle w:val="3"/>
       </w:pPr>
-      <w:bookmarkStart w:id="41" w:name="_Toc243518112"/>
+      <w:bookmarkStart w:id="41" w:name="_Toc243604118"/>
       <w:r>
         <w:t>Выводы по главе 4</w:t>
       </w:r>
@@ -31469,7 +32187,7 @@
       <w:pPr>
         <w:pStyle w:val="1"/>
       </w:pPr>
-      <w:bookmarkStart w:id="42" w:name="_Toc243518113"/>
+      <w:bookmarkStart w:id="42" w:name="_Toc243604119"/>
       <w:r>
         <w:lastRenderedPageBreak/>
         <w:t>ГЛАВА 5. ИНСТРУКЦИИ ПОЛЬЗОВАТЕЛЯ И АДМИНИСТРАТОРА СИСТЕМЫ</w:t>
@@ -31480,7 +32198,7 @@
       <w:pPr>
         <w:pStyle w:val="2"/>
       </w:pPr>
-      <w:bookmarkStart w:id="43" w:name="_Toc243518114"/>
+      <w:bookmarkStart w:id="43" w:name="_Toc243604120"/>
       <w:r>
         <w:t>5.1. Общие сведения и системные требования</w:t>
       </w:r>
@@ -31517,7 +32235,7 @@
       <w:pPr>
         <w:pStyle w:val="2"/>
       </w:pPr>
-      <w:bookmarkStart w:id="44" w:name="_Toc243518115"/>
+      <w:bookmarkStart w:id="44" w:name="_Toc243604121"/>
       <w:r>
         <w:t>5.2. Вход в систему</w:t>
       </w:r>
@@ -31597,7 +32315,7 @@
       <w:pPr>
         <w:pStyle w:val="2"/>
       </w:pPr>
-      <w:bookmarkStart w:id="45" w:name="_Toc243518116"/>
+      <w:bookmarkStart w:id="45" w:name="_Toc243604122"/>
       <w:r>
         <w:t>5.3. Регистрация</w:t>
       </w:r>
@@ -31733,7 +32451,7 @@
       <w:pPr>
         <w:pStyle w:val="2"/>
       </w:pPr>
-      <w:bookmarkStart w:id="46" w:name="_Toc243518117"/>
+      <w:bookmarkStart w:id="46" w:name="_Toc243604123"/>
       <w:r>
         <w:t>5.4. Работа администратора</w:t>
       </w:r>
@@ -31756,7 +32474,7 @@
       <w:pPr>
         <w:pStyle w:val="3"/>
       </w:pPr>
-      <w:bookmarkStart w:id="47" w:name="_Toc243518118"/>
+      <w:bookmarkStart w:id="47" w:name="_Toc243604124"/>
       <w:r>
         <w:t>5.4.1. Вкладка «Пользователи»</w:t>
       </w:r>
@@ -31811,7 +32529,7 @@
       <w:pPr>
         <w:pStyle w:val="3"/>
       </w:pPr>
-      <w:bookmarkStart w:id="48" w:name="_Toc243518119"/>
+      <w:bookmarkStart w:id="48" w:name="_Toc243604125"/>
       <w:r>
         <w:t>5.4.2. Вкладка «Группы»</w:t>
       </w:r>
@@ -31890,7 +32608,7 @@
       <w:pPr>
         <w:pStyle w:val="3"/>
       </w:pPr>
-      <w:bookmarkStart w:id="49" w:name="_Toc243518120"/>
+      <w:bookmarkStart w:id="49" w:name="_Toc243604126"/>
       <w:r>
         <w:t>5.4.3. Вкладка «Дисциплины»</w:t>
       </w:r>
@@ -31958,7 +32676,7 @@
       <w:pPr>
         <w:pStyle w:val="3"/>
       </w:pPr>
-      <w:bookmarkStart w:id="50" w:name="_Toc243518121"/>
+      <w:bookmarkStart w:id="50" w:name="_Toc243604127"/>
       <w:r>
         <w:t>5.4.4. Вкладка «Преподаватели»</w:t>
       </w:r>
@@ -32037,7 +32755,7 @@
       <w:pPr>
         <w:pStyle w:val="3"/>
       </w:pPr>
-      <w:bookmarkStart w:id="51" w:name="_Toc243518122"/>
+      <w:bookmarkStart w:id="51" w:name="_Toc243604128"/>
       <w:r>
         <w:t>5.4.5. Вкладка «Курсы»</w:t>
       </w:r>
@@ -32153,7 +32871,7 @@
       <w:pPr>
         <w:pStyle w:val="3"/>
       </w:pPr>
-      <w:bookmarkStart w:id="52" w:name="_Toc243518123"/>
+      <w:bookmarkStart w:id="52" w:name="_Toc243604129"/>
       <w:r>
         <w:t>5.4.6. Вкладка «Импорт XML»</w:t>
       </w:r>
@@ -32236,91 +32954,157 @@
         <w:shd w:val="clear" w:color="auto" w:fill="F4F4F4"/>
         <w:spacing w:line="240" w:lineRule="auto"/>
         <w:ind w:left="284"/>
+        <w:rPr>
+          <w:lang w:val="en-US"/>
+        </w:rPr>
       </w:pPr>
       <w:r>
         <w:rPr>
           <w:rFonts w:ascii="Consolas" w:hAnsi="Consolas" w:cs="Consolas"/>
           <w:sz w:val="20"/>
+          <w:lang w:val="en-US"/>
         </w:rPr>
         <w:t>&lt;Users&gt;</w:t>
       </w:r>
       <w:r>
+        <w:rPr>
+          <w:lang w:val="en-US"/>
+        </w:rPr>
         <w:br/>
       </w:r>
       <w:r>
         <w:rPr>
           <w:rFonts w:ascii="Consolas" w:hAnsi="Consolas" w:cs="Consolas"/>
           <w:sz w:val="20"/>
+          <w:lang w:val="en-US"/>
         </w:rPr>
         <w:t xml:space="preserve">    &lt;User&gt;</w:t>
       </w:r>
       <w:r>
+        <w:rPr>
+          <w:lang w:val="en-US"/>
+        </w:rPr>
         <w:br/>
       </w:r>
       <w:r>
         <w:rPr>
           <w:rFonts w:ascii="Consolas" w:hAnsi="Consolas" w:cs="Consolas"/>
           <w:sz w:val="20"/>
+          <w:lang w:val="en-US"/>
         </w:rPr>
         <w:t xml:space="preserve">        &lt;login&gt;student10&lt;/login&gt;</w:t>
       </w:r>
       <w:r>
+        <w:rPr>
+          <w:lang w:val="en-US"/>
+        </w:rPr>
         <w:br/>
       </w:r>
       <w:r>
         <w:rPr>
           <w:rFonts w:ascii="Consolas" w:hAnsi="Consolas" w:cs="Consolas"/>
           <w:sz w:val="20"/>
+          <w:lang w:val="en-US"/>
         </w:rPr>
         <w:t xml:space="preserve">        &lt;parol&gt;12345&lt;/parol&gt;</w:t>
       </w:r>
       <w:r>
+        <w:rPr>
+          <w:lang w:val="en-US"/>
+        </w:rPr>
         <w:br/>
       </w:r>
       <w:r>
         <w:rPr>
           <w:rFonts w:ascii="Consolas" w:hAnsi="Consolas" w:cs="Consolas"/>
           <w:sz w:val="20"/>
+          <w:lang w:val="en-US"/>
         </w:rPr>
         <w:t xml:space="preserve">        &lt;rol&gt;student&lt;/rol&gt;</w:t>
       </w:r>
       <w:r>
+        <w:rPr>
+          <w:lang w:val="en-US"/>
+        </w:rPr>
         <w:br/>
       </w:r>
       <w:r>
         <w:rPr>
           <w:rFonts w:ascii="Consolas" w:hAnsi="Consolas" w:cs="Consolas"/>
           <w:sz w:val="20"/>
-        </w:rPr>
-        <w:t xml:space="preserve">        &lt;fio&gt;Иванов Иван&lt;/fio&gt;</w:t>
-      </w:r>
-      <w:r>
-        <w:br/>
+          <w:lang w:val="en-US"/>
+        </w:rPr>
+        <w:t xml:space="preserve">        &lt;fio&gt;</w:t>
       </w:r>
       <w:r>
         <w:rPr>
           <w:rFonts w:ascii="Consolas" w:hAnsi="Consolas" w:cs="Consolas"/>
           <w:sz w:val="20"/>
         </w:rPr>
-        <w:t xml:space="preserve">        &lt;gruppa_id&gt;1&lt;/gruppa_id&gt;</w:t>
-      </w:r>
-      <w:r>
-        <w:br/>
+        <w:t>Иванов</w:t>
       </w:r>
       <w:r>
         <w:rPr>
           <w:rFonts w:ascii="Consolas" w:hAnsi="Consolas" w:cs="Consolas"/>
           <w:sz w:val="20"/>
-        </w:rPr>
-        <w:t xml:space="preserve">    &lt;/User&gt;</w:t>
-      </w:r>
-      <w:r>
-        <w:br/>
+          <w:lang w:val="en-US"/>
+        </w:rPr>
+        <w:t xml:space="preserve"> </w:t>
       </w:r>
       <w:r>
         <w:rPr>
           <w:rFonts w:ascii="Consolas" w:hAnsi="Consolas" w:cs="Consolas"/>
           <w:sz w:val="20"/>
+        </w:rPr>
+        <w:t>Иван</w:t>
+      </w:r>
+      <w:r>
+        <w:rPr>
+          <w:rFonts w:ascii="Consolas" w:hAnsi="Consolas" w:cs="Consolas"/>
+          <w:sz w:val="20"/>
+          <w:lang w:val="en-US"/>
+        </w:rPr>
+        <w:t>&lt;/fio&gt;</w:t>
+      </w:r>
+      <w:r>
+        <w:rPr>
+          <w:lang w:val="en-US"/>
+        </w:rPr>
+        <w:br/>
+      </w:r>
+      <w:r>
+        <w:rPr>
+          <w:rFonts w:ascii="Consolas" w:hAnsi="Consolas" w:cs="Consolas"/>
+          <w:sz w:val="20"/>
+          <w:lang w:val="en-US"/>
+        </w:rPr>
+        <w:t xml:space="preserve">        &lt;gruppa_id&gt;1&lt;/gruppa_id&gt;</w:t>
+      </w:r>
+      <w:r>
+        <w:rPr>
+          <w:lang w:val="en-US"/>
+        </w:rPr>
+        <w:br/>
+      </w:r>
+      <w:r>
+        <w:rPr>
+          <w:rFonts w:ascii="Consolas" w:hAnsi="Consolas" w:cs="Consolas"/>
+          <w:sz w:val="20"/>
+          <w:lang w:val="en-US"/>
+        </w:rPr>
+        <w:t xml:space="preserve">    &lt;/User&gt;</w:t>
+      </w:r>
+      <w:r>
+        <w:rPr>
+          <w:lang w:val="en-US"/>
+        </w:rPr>
+        <w:br/>
+      </w:r>
+      <w:r>
+        <w:rPr>
+          <w:rFonts w:ascii="Consolas" w:hAnsi="Consolas" w:cs="Consolas"/>
+          <w:sz w:val="20"/>
+          <w:lang w:val="en-US"/>
         </w:rPr>
         <w:t>&lt;/Users&gt;</w:t>
       </w:r>
@@ -32354,81 +33138,173 @@
         <w:shd w:val="clear" w:color="auto" w:fill="F4F4F4"/>
         <w:spacing w:line="240" w:lineRule="auto"/>
         <w:ind w:left="284"/>
+        <w:rPr>
+          <w:lang w:val="en-US"/>
+        </w:rPr>
       </w:pPr>
       <w:r>
         <w:rPr>
           <w:rFonts w:ascii="Consolas" w:hAnsi="Consolas" w:cs="Consolas"/>
           <w:sz w:val="20"/>
+          <w:lang w:val="en-US"/>
         </w:rPr>
         <w:t>&lt;Courses&gt;</w:t>
       </w:r>
       <w:r>
+        <w:rPr>
+          <w:lang w:val="en-US"/>
+        </w:rPr>
         <w:br/>
       </w:r>
       <w:r>
         <w:rPr>
           <w:rFonts w:ascii="Consolas" w:hAnsi="Consolas" w:cs="Consolas"/>
           <w:sz w:val="20"/>
+          <w:lang w:val="en-US"/>
         </w:rPr>
         <w:t xml:space="preserve">    &lt;Course&gt;</w:t>
       </w:r>
       <w:r>
+        <w:rPr>
+          <w:lang w:val="en-US"/>
+        </w:rPr>
         <w:br/>
       </w:r>
       <w:r>
         <w:rPr>
           <w:rFonts w:ascii="Consolas" w:hAnsi="Consolas" w:cs="Consolas"/>
           <w:sz w:val="20"/>
-        </w:rPr>
-        <w:t xml:space="preserve">        &lt;nazvanie&gt;Информатика 10&lt;/nazvanie&gt;</w:t>
-      </w:r>
-      <w:r>
-        <w:br/>
+          <w:lang w:val="en-US"/>
+        </w:rPr>
+        <w:t xml:space="preserve">        &lt;nazvanie&gt;</w:t>
       </w:r>
       <w:r>
         <w:rPr>
           <w:rFonts w:ascii="Consolas" w:hAnsi="Consolas" w:cs="Consolas"/>
           <w:sz w:val="20"/>
         </w:rPr>
-        <w:t xml:space="preserve">        &lt;disciplina_id&gt;1&lt;/disciplina_id&gt;</w:t>
-      </w:r>
-      <w:r>
-        <w:br/>
+        <w:t>Информатика</w:t>
       </w:r>
       <w:r>
         <w:rPr>
           <w:rFonts w:ascii="Consolas" w:hAnsi="Consolas" w:cs="Consolas"/>
           <w:sz w:val="20"/>
-        </w:rPr>
-        <w:t xml:space="preserve">        &lt;prepodavatel_id&gt;1&lt;/prepodavatel_id&gt;</w:t>
-      </w:r>
-      <w:r>
+          <w:lang w:val="en-US"/>
+        </w:rPr>
+        <w:t xml:space="preserve"> 10&lt;/nazvanie&gt;</w:t>
+      </w:r>
+      <w:r>
+        <w:rPr>
+          <w:lang w:val="en-US"/>
+        </w:rPr>
         <w:br/>
       </w:r>
       <w:r>
         <w:rPr>
           <w:rFonts w:ascii="Consolas" w:hAnsi="Consolas" w:cs="Consolas"/>
           <w:sz w:val="20"/>
-        </w:rPr>
-        <w:t xml:space="preserve">        &lt;opisanie&gt;Курс по информатике&lt;/opisanie&gt;</w:t>
-      </w:r>
-      <w:r>
+          <w:lang w:val="en-US"/>
+        </w:rPr>
+        <w:t xml:space="preserve">        &lt;disciplina_id&gt;1&lt;/disciplina_id&gt;</w:t>
+      </w:r>
+      <w:r>
+        <w:rPr>
+          <w:lang w:val="en-US"/>
+        </w:rPr>
         <w:br/>
       </w:r>
       <w:r>
         <w:rPr>
           <w:rFonts w:ascii="Consolas" w:hAnsi="Consolas" w:cs="Consolas"/>
           <w:sz w:val="20"/>
-        </w:rPr>
-        <w:t xml:space="preserve">    &lt;/Course&gt;</w:t>
-      </w:r>
-      <w:r>
+          <w:lang w:val="en-US"/>
+        </w:rPr>
+        <w:t xml:space="preserve">        &lt;prepodavatel_id&gt;1&lt;/prepodavatel_id&gt;</w:t>
+      </w:r>
+      <w:r>
+        <w:rPr>
+          <w:lang w:val="en-US"/>
+        </w:rPr>
         <w:br/>
       </w:r>
       <w:r>
         <w:rPr>
           <w:rFonts w:ascii="Consolas" w:hAnsi="Consolas" w:cs="Consolas"/>
           <w:sz w:val="20"/>
+          <w:lang w:val="en-US"/>
+        </w:rPr>
+        <w:t xml:space="preserve">        &lt;opisanie&gt;</w:t>
+      </w:r>
+      <w:r>
+        <w:rPr>
+          <w:rFonts w:ascii="Consolas" w:hAnsi="Consolas" w:cs="Consolas"/>
+          <w:sz w:val="20"/>
+        </w:rPr>
+        <w:t>Курс</w:t>
+      </w:r>
+      <w:r>
+        <w:rPr>
+          <w:rFonts w:ascii="Consolas" w:hAnsi="Consolas" w:cs="Consolas"/>
+          <w:sz w:val="20"/>
+          <w:lang w:val="en-US"/>
+        </w:rPr>
+        <w:t xml:space="preserve"> </w:t>
+      </w:r>
+      <w:r>
+        <w:rPr>
+          <w:rFonts w:ascii="Consolas" w:hAnsi="Consolas" w:cs="Consolas"/>
+          <w:sz w:val="20"/>
+        </w:rPr>
+        <w:t>по</w:t>
+      </w:r>
+      <w:r>
+        <w:rPr>
+          <w:rFonts w:ascii="Consolas" w:hAnsi="Consolas" w:cs="Consolas"/>
+          <w:sz w:val="20"/>
+          <w:lang w:val="en-US"/>
+        </w:rPr>
+        <w:t xml:space="preserve"> </w:t>
+      </w:r>
+      <w:r>
+        <w:rPr>
+          <w:rFonts w:ascii="Consolas" w:hAnsi="Consolas" w:cs="Consolas"/>
+          <w:sz w:val="20"/>
+        </w:rPr>
+        <w:t>информатике</w:t>
+      </w:r>
+      <w:r>
+        <w:rPr>
+          <w:rFonts w:ascii="Consolas" w:hAnsi="Consolas" w:cs="Consolas"/>
+          <w:sz w:val="20"/>
+          <w:lang w:val="en-US"/>
+        </w:rPr>
+        <w:t>&lt;/opisanie&gt;</w:t>
+      </w:r>
+      <w:r>
+        <w:rPr>
+          <w:lang w:val="en-US"/>
+        </w:rPr>
+        <w:br/>
+      </w:r>
+      <w:r>
+        <w:rPr>
+          <w:rFonts w:ascii="Consolas" w:hAnsi="Consolas" w:cs="Consolas"/>
+          <w:sz w:val="20"/>
+          <w:lang w:val="en-US"/>
+        </w:rPr>
+        <w:t xml:space="preserve">    &lt;/Course&gt;</w:t>
+      </w:r>
+      <w:r>
+        <w:rPr>
+          <w:lang w:val="en-US"/>
+        </w:rPr>
+        <w:br/>
+      </w:r>
+      <w:r>
+        <w:rPr>
+          <w:rFonts w:ascii="Consolas" w:hAnsi="Consolas" w:cs="Consolas"/>
+          <w:sz w:val="20"/>
+          <w:lang w:val="en-US"/>
         </w:rPr>
         <w:t>&lt;/Courses&gt;</w:t>
       </w:r>
@@ -32447,7 +33323,7 @@
       <w:pPr>
         <w:pStyle w:val="2"/>
       </w:pPr>
-      <w:bookmarkStart w:id="53" w:name="_Toc243518124"/>
+      <w:bookmarkStart w:id="53" w:name="_Toc243604130"/>
       <w:r>
         <w:t>5.5. Работа учителя</w:t>
       </w:r>
@@ -32466,7 +33342,7 @@
       <w:pPr>
         <w:pStyle w:val="3"/>
       </w:pPr>
-      <w:bookmarkStart w:id="54" w:name="_Toc243518125"/>
+      <w:bookmarkStart w:id="54" w:name="_Toc243604131"/>
       <w:r>
         <w:t>5.5.1. Вкладка «Мои курсы»</w:t>
       </w:r>
@@ -32485,7 +33361,7 @@
       <w:pPr>
         <w:pStyle w:val="3"/>
       </w:pPr>
-      <w:bookmarkStart w:id="55" w:name="_Toc243518126"/>
+      <w:bookmarkStart w:id="55" w:name="_Toc243604132"/>
       <w:r>
         <w:t>5.5.2. Вкладка «Создать курс»</w:t>
       </w:r>
@@ -32564,7 +33440,7 @@
       <w:pPr>
         <w:pStyle w:val="3"/>
       </w:pPr>
-      <w:bookmarkStart w:id="56" w:name="_Toc243518127"/>
+      <w:bookmarkStart w:id="56" w:name="_Toc243604133"/>
       <w:r>
         <w:t>5.5.3. Вкладка «Создать задание»</w:t>
       </w:r>
@@ -32643,7 +33519,7 @@
       <w:pPr>
         <w:pStyle w:val="3"/>
       </w:pPr>
-      <w:bookmarkStart w:id="57" w:name="_Toc243518128"/>
+      <w:bookmarkStart w:id="57" w:name="_Toc243604134"/>
       <w:r>
         <w:lastRenderedPageBreak/>
         <w:t>5.5.4. Вкладка «На проверку»</w:t>
@@ -32699,7 +33575,7 @@
       <w:pPr>
         <w:pStyle w:val="3"/>
       </w:pPr>
-      <w:bookmarkStart w:id="58" w:name="_Toc243518129"/>
+      <w:bookmarkStart w:id="58" w:name="_Toc243604135"/>
       <w:r>
         <w:t>5.5.5. Вкладка «Ведомость»</w:t>
       </w:r>
@@ -32718,7 +33594,7 @@
       <w:pPr>
         <w:pStyle w:val="2"/>
       </w:pPr>
-      <w:bookmarkStart w:id="59" w:name="_Toc243518130"/>
+      <w:bookmarkStart w:id="59" w:name="_Toc243604136"/>
       <w:r>
         <w:t>5.6. Работа ученика</w:t>
       </w:r>
@@ -32737,7 +33613,7 @@
       <w:pPr>
         <w:pStyle w:val="3"/>
       </w:pPr>
-      <w:bookmarkStart w:id="60" w:name="_Toc243518131"/>
+      <w:bookmarkStart w:id="60" w:name="_Toc243604137"/>
       <w:r>
         <w:t>5.6.1. Вкладка «Доступные курсы»</w:t>
       </w:r>
@@ -32780,7 +33656,7 @@
       <w:pPr>
         <w:pStyle w:val="3"/>
       </w:pPr>
-      <w:bookmarkStart w:id="61" w:name="_Toc243518132"/>
+      <w:bookmarkStart w:id="61" w:name="_Toc243604138"/>
       <w:r>
         <w:lastRenderedPageBreak/>
         <w:t>5.6.2. Вкладка «Мои курсы»</w:t>
@@ -32860,7 +33736,7 @@
       <w:pPr>
         <w:pStyle w:val="3"/>
       </w:pPr>
-      <w:bookmarkStart w:id="62" w:name="_Toc243518133"/>
+      <w:bookmarkStart w:id="62" w:name="_Toc243604139"/>
       <w:r>
         <w:t>5.6.3. Вкладка «Оценки»</w:t>
       </w:r>
@@ -32879,7 +33755,7 @@
       <w:pPr>
         <w:pStyle w:val="2"/>
       </w:pPr>
-      <w:bookmarkStart w:id="63" w:name="_Toc243518134"/>
+      <w:bookmarkStart w:id="63" w:name="_Toc243604140"/>
       <w:r>
         <w:t>5.7. Возможные проблемы и способы их устранения</w:t>
       </w:r>
@@ -33674,7 +34550,7 @@
       <w:pPr>
         <w:pStyle w:val="2"/>
       </w:pPr>
-      <w:bookmarkStart w:id="64" w:name="_Toc243518135"/>
+      <w:bookmarkStart w:id="64" w:name="_Toc243604141"/>
       <w:r>
         <w:t>5.8. Завершение работы</w:t>
       </w:r>
@@ -33693,7 +34569,7 @@
       <w:pPr>
         <w:pStyle w:val="3"/>
       </w:pPr>
-      <w:bookmarkStart w:id="65" w:name="_Toc243518136"/>
+      <w:bookmarkStart w:id="65" w:name="_Toc243604142"/>
       <w:r>
         <w:t>Выводы по главе 5</w:t>
       </w:r>
@@ -33721,7 +34597,7 @@
       <w:pPr>
         <w:pStyle w:val="1"/>
       </w:pPr>
-      <w:bookmarkStart w:id="66" w:name="_Toc243518137"/>
+      <w:bookmarkStart w:id="66" w:name="_Toc243604143"/>
       <w:r>
         <w:lastRenderedPageBreak/>
         <w:t>ЗАКЛЮЧЕНИЕ</w:t>
@@ -33752,10 +34628,7 @@
         <w:jc w:val="both"/>
       </w:pPr>
       <w:r>
-        <w:t>Цель проекта достигнута: разработана информационная система, обеспечивающая автоматизацию создания, сопровождения и прохождения учебных курсов, а также ведение учёта учащихся, групп, преподавателей, дисциплин и успеваемости. Все задачи, поставленные во введении, выполнены в полном объёме: проанализированы существующие бизнес-процессы, рассмотрены четыре аналога (Moodle, Google Classroom, iSpring Learn и LMS «АнтиТренинги») и обоснован выбор собственного решения; спроектированы и описаны интерфейс и архитект</w:t>
-      </w:r>
-      <w:r>
-        <w:t>ура продукта, разработана внутренняя структура приложения и выполнено программирование; решены задачи обеспечения безопасности информации; разработана и выполнена программа тестирования, приведены сведения об аппаратных и программных средствах, подготовлены инструкции для всех категорий пользователей.</w:t>
+        <w:t>Цель проекта достигнута: разработана информационная система, обеспечивающая автоматизацию создания, сопровождения и прохождения учебных курсов, а также ведение учёта учащихся, групп, преподавателей, дисциплин и успеваемости. Все задачи, поставленные во введении, выполнены в полном объёме: проанализированы существующие бизнес-процессы, рассмотрены четыре аналога (Moodle, Google Classroom, iSpring Learn и LMS «АнтиТренинги») и обоснован выбор собственного решения; спроектированы и описаны интерфейс и архитектура продукта, разработана внутренняя структура приложения и выполнено программирование; решены задачи обеспечения безопасности информации; разработана и выполнена программа тестирования, приведены сведения об аппаратных и программных средствах, подготовлены инструкции для всех категорий пользователей.</w:t>
       </w:r>
     </w:p>
     <w:p>
@@ -33798,7 +34671,7 @@
       <w:pPr>
         <w:pStyle w:val="1"/>
       </w:pPr>
-      <w:bookmarkStart w:id="67" w:name="_Toc243518138"/>
+      <w:bookmarkStart w:id="67" w:name="_Toc243604144"/>
       <w:r>
         <w:lastRenderedPageBreak/>
         <w:t>СПИСОК ЛИТЕРАТУРЫ</w:t>
@@ -34031,7 +34904,7 @@
       <w:pPr>
         <w:pStyle w:val="1"/>
       </w:pPr>
-      <w:bookmarkStart w:id="68" w:name="_Toc243518139"/>
+      <w:bookmarkStart w:id="68" w:name="_Toc243604145"/>
       <w:r>
         <w:lastRenderedPageBreak/>
         <w:t>ПРИЛОЖЕНИЕ А</w:t>
@@ -34042,7 +34915,7 @@
       <w:pPr>
         <w:pStyle w:val="2"/>
       </w:pPr>
-      <w:bookmarkStart w:id="69" w:name="_Toc243518140"/>
+      <w:bookmarkStart w:id="69" w:name="_Toc243604146"/>
       <w:r>
         <w:t>А.1. Состав поставляемого программного продукта</w:t>
       </w:r>
@@ -34106,7 +34979,7 @@
       <w:pPr>
         <w:pStyle w:val="2"/>
       </w:pPr>
-      <w:bookmarkStart w:id="70" w:name="_Toc243518141"/>
+      <w:bookmarkStart w:id="70" w:name="_Toc243604147"/>
       <w:r>
         <w:t>А.2. Порядок установки и запуска</w:t>
       </w:r>
@@ -34164,7 +35037,7 @@
       <w:pPr>
         <w:pStyle w:val="2"/>
       </w:pPr>
-      <w:bookmarkStart w:id="71" w:name="_Toc243518142"/>
+      <w:bookmarkStart w:id="71" w:name="_Toc243604148"/>
       <w:r>
         <w:t>А.3. Восстановление демонстрационных данных</w:t>
       </w:r>
@@ -34185,34 +35058,20 @@
     </w:p>
     <w:p>
       <w:pPr>
-        <w:spacing w:line="240" w:lineRule="auto"/>
+        <w:pStyle w:val="2"/>
+      </w:pPr>
+      <w:bookmarkStart w:id="72" w:name="_Toc243604149"/>
+      <w:r>
+        <w:t>А.4. Доступ к системе контроля версий</w:t>
+      </w:r>
+      <w:bookmarkEnd w:id="72"/>
+    </w:p>
+    <w:p>
+      <w:pPr>
         <w:ind w:firstLine="709"/>
         <w:jc w:val="both"/>
       </w:pPr>
       <w:r>
-        <w:rPr>
-          <w:i/>
-          <w:sz w:val="24"/>
-        </w:rPr>
-        <w:t>Примечание — демонстрационные данные используются исключительно для проверки работоспособности и демонстрации возможностей системы. В рабочей эксплуатации база данных наполняется реальными сведениями средствами импорта из xml-файлов либо вручную через форму регистрации.</w:t>
-      </w:r>
-    </w:p>
-    <w:p>
-      <w:pPr>
-        <w:pStyle w:val="2"/>
-      </w:pPr>
-      <w:bookmarkStart w:id="72" w:name="_Toc243518143"/>
-      <w:r>
-        <w:t>А.4. Доступ к системе контроля версий</w:t>
-      </w:r>
-      <w:bookmarkEnd w:id="72"/>
-    </w:p>
-    <w:p>
-      <w:pPr>
-        <w:ind w:firstLine="709"/>
-        <w:jc w:val="both"/>
-      </w:pPr>
-      <w:r>
         <w:t>Полный код проекта, собранный исполняемый файл, пояснительная записка, презентация к защите и скрипты развёртывания базы данных размещены в репозитории системы контроля версий. Доступ к репозиторию осуществляется по QR-коду, приведённому на рисунке 28.</w:t>
       </w:r>
     </w:p>
@@ -34225,9 +35084,8 @@
         <w:rPr>
           <w:noProof/>
         </w:rPr>
-        <w:lastRenderedPageBreak/>
         <w:drawing>
-          <wp:inline distT="0" distB="0" distL="0" distR="0" wp14:anchorId="7A900620" wp14:editId="02480179">
+          <wp:inline distT="0" distB="0" distL="0" distR="0" wp14:anchorId="04C1AED7" wp14:editId="155D1586">
             <wp:extent cx="5759999" cy="5759999"/>
             <wp:effectExtent l="0" t="0" r="0" b="0"/>
             <wp:docPr id="27" name="Рисунок 27"/>
@@ -34281,6 +35139,7 @@
         <w:jc w:val="both"/>
       </w:pPr>
       <w:r>
+        <w:lastRenderedPageBreak/>
         <w:t>Адрес репозитория: https://github.com/CoBa-3325/up03-uchebnye-kursy</w:t>
       </w:r>
     </w:p>
@@ -34413,10 +35272,10 @@
 <file path=word/numbering.xml><?xml version="1.0" encoding="utf-8"?>
 <w:numbering xmlns:wpc="http://schemas.microsoft.com/office/word/2010/wordprocessingCanvas" xmlns:cx="http://schemas.microsoft.com/office/drawing/2014/chartex" xmlns:cx1="http://schemas.microsoft.com/office/drawing/2015/9/8/chartex" xmlns:cx2="http://schemas.microsoft.com/office/drawing/2015/10/21/chartex" xmlns:cx3="http://schemas.microsoft.com/office/drawing/2016/5/9/chartex" xmlns:cx4="http://schemas.microsoft.com/office/drawing/2016/5/10/chartex" xmlns:cx5="http://schemas.microsoft.com/office/drawing/2016/5/11/chartex" xmlns:cx6="http://schemas.microsoft.com/office/drawing/2016/5/12/chartex" xmlns:cx7="http://schemas.microsoft.com/office/drawing/2016/5/13/chartex" xmlns:cx8="http://schemas.microsoft.com/office/drawing/2016/5/14/chartex" xmlns:mc="http://schemas.openxmlformats.org/markup-compatibility/2006" xmlns:aink="http://schemas.microsoft.com/office/drawing/2016/ink" xmlns:am3d="http://schemas.microsoft.com/office/drawing/2017/model3d" xmlns:o="urn:schemas-microsoft-com:office:office" xmlns:oel="http://schemas.microsoft.com/office/2019/extlst" xmlns:r="http://schemas.openxmlformats.org/officeDocument/2006/relationships" xmlns:m="http://schemas.openxmlformats.org/officeDocument/2006/math" xmlns:v="urn:schemas-microsoft-com:vml" xmlns:wp14="http://schemas.microsoft.com/office/word/2010/wordprocessingDrawing" xmlns:wp="http://schemas.openxmlformats.org/drawingml/2006/wordprocessingDrawing" xmlns:w10="urn:schemas-microsoft-com:office:word" xmlns:w="http://schemas.openxmlformats.org/wordprocessingml/2006/main" xmlns:w14="http://schemas.microsoft.com/office/word/2010/wordml" xmlns:w15="http://schemas.microsoft.com/office/word/2012/wordml" xmlns:w16cex="http://schemas.microsoft.com/office/word/2018/wordml/cex" xmlns:w16cid="http://schemas.microsoft.com/office/word/2016/wordml/cid" xmlns:w16="http://schemas.microsoft.com/office/word/2018/wordml" xmlns:w16sdtdh="http://schemas.microsoft.com/office/word/2020/wordml/sdtdatahash" xmlns:w16se="http://schemas.microsoft.com/office/word/2015/wordml/symex" xmlns:wpg="http://schemas.microsoft.com/office/word/2010/wordprocessingGroup" xmlns:wpi="http://schemas.microsoft.com/office/word/2010/wordprocessingInk" xmlns:wne="http://schemas.microsoft.com/office/word/2006/wordml" xmlns:wps="http://schemas.microsoft.com/office/word/2010/wordprocessingShape" mc:Ignorable="w14 w15 w16se w16cid w16 w16cex w16sdtdh wp14">
   <w:abstractNum w:abstractNumId="0" w15:restartNumberingAfterBreak="0">
-    <w:nsid w:val="08901C98"/>
+    <w:nsid w:val="02B62D89"/>
     <w:multiLevelType w:val="hybridMultilevel"/>
-    <w:tmpl w:val="5B62486E"/>
-    <w:lvl w:ilvl="0" w:tplc="FC6E9248">
+    <w:tmpl w:val="2EF24BEC"/>
+    <w:lvl w:ilvl="0" w:tplc="F9804BBC">
       <w:start w:val="1"/>
       <w:numFmt w:val="decimal"/>
       <w:lvlText w:val="%1."/>
@@ -34428,52 +35287,52 @@
         <w:rFonts w:ascii="Times New Roman" w:hAnsi="Times New Roman" w:hint="default"/>
       </w:rPr>
     </w:lvl>
-    <w:lvl w:ilvl="1" w:tplc="78B67F88">
+    <w:lvl w:ilvl="1" w:tplc="D898C652">
       <w:numFmt w:val="decimal"/>
       <w:lvlText w:val=""/>
       <w:lvlJc w:val="left"/>
     </w:lvl>
-    <w:lvl w:ilvl="2" w:tplc="0D220FB2">
+    <w:lvl w:ilvl="2" w:tplc="B1B023BA">
       <w:numFmt w:val="decimal"/>
       <w:lvlText w:val=""/>
       <w:lvlJc w:val="left"/>
     </w:lvl>
-    <w:lvl w:ilvl="3" w:tplc="A6629388">
+    <w:lvl w:ilvl="3" w:tplc="171CDBFA">
       <w:numFmt w:val="decimal"/>
       <w:lvlText w:val=""/>
       <w:lvlJc w:val="left"/>
     </w:lvl>
-    <w:lvl w:ilvl="4" w:tplc="6AC8102A">
+    <w:lvl w:ilvl="4" w:tplc="B0D08C0C">
       <w:numFmt w:val="decimal"/>
       <w:lvlText w:val=""/>
       <w:lvlJc w:val="left"/>
     </w:lvl>
-    <w:lvl w:ilvl="5" w:tplc="5CAED256">
+    <w:lvl w:ilvl="5" w:tplc="4E4C2806">
       <w:numFmt w:val="decimal"/>
       <w:lvlText w:val=""/>
       <w:lvlJc w:val="left"/>
     </w:lvl>
-    <w:lvl w:ilvl="6" w:tplc="AF7E1A48">
+    <w:lvl w:ilvl="6" w:tplc="BEFC3C16">
       <w:numFmt w:val="decimal"/>
       <w:lvlText w:val=""/>
       <w:lvlJc w:val="left"/>
     </w:lvl>
-    <w:lvl w:ilvl="7" w:tplc="9EC6AB3C">
+    <w:lvl w:ilvl="7" w:tplc="A85410B4">
       <w:numFmt w:val="decimal"/>
       <w:lvlText w:val=""/>
       <w:lvlJc w:val="left"/>
     </w:lvl>
-    <w:lvl w:ilvl="8" w:tplc="ABE036DA">
+    <w:lvl w:ilvl="8" w:tplc="0A40BB5C">
       <w:numFmt w:val="decimal"/>
       <w:lvlText w:val=""/>
       <w:lvlJc w:val="left"/>
     </w:lvl>
   </w:abstractNum>
   <w:abstractNum w:abstractNumId="1" w15:restartNumberingAfterBreak="0">
-    <w:nsid w:val="7999224F"/>
+    <w:nsid w:val="32CE4D81"/>
     <w:multiLevelType w:val="hybridMultilevel"/>
-    <w:tmpl w:val="EEF00530"/>
-    <w:lvl w:ilvl="0" w:tplc="6456D184">
+    <w:tmpl w:val="3312C97C"/>
+    <w:lvl w:ilvl="0" w:tplc="30465D66">
       <w:start w:val="1"/>
       <w:numFmt w:val="bullet"/>
       <w:lvlText w:val=""/>
@@ -34485,192 +35344,192 @@
         <w:rFonts w:ascii="Symbol" w:hAnsi="Symbol" w:hint="default"/>
       </w:rPr>
     </w:lvl>
-    <w:lvl w:ilvl="1" w:tplc="58BA65CA">
+    <w:lvl w:ilvl="1" w:tplc="718EE95E">
       <w:numFmt w:val="decimal"/>
       <w:lvlText w:val=""/>
       <w:lvlJc w:val="left"/>
     </w:lvl>
-    <w:lvl w:ilvl="2" w:tplc="51907310">
+    <w:lvl w:ilvl="2" w:tplc="427887A2">
       <w:numFmt w:val="decimal"/>
       <w:lvlText w:val=""/>
       <w:lvlJc w:val="left"/>
     </w:lvl>
-    <w:lvl w:ilvl="3" w:tplc="A1FCE766">
+    <w:lvl w:ilvl="3" w:tplc="F8E616EA">
       <w:numFmt w:val="decimal"/>
       <w:lvlText w:val=""/>
       <w:lvlJc w:val="left"/>
     </w:lvl>
-    <w:lvl w:ilvl="4" w:tplc="B63238E6">
+    <w:lvl w:ilvl="4" w:tplc="541E5B62">
       <w:numFmt w:val="decimal"/>
       <w:lvlText w:val=""/>
       <w:lvlJc w:val="left"/>
     </w:lvl>
-    <w:lvl w:ilvl="5" w:tplc="445A7DF6">
+    <w:lvl w:ilvl="5" w:tplc="3DC2D0A0">
       <w:numFmt w:val="decimal"/>
       <w:lvlText w:val=""/>
       <w:lvlJc w:val="left"/>
     </w:lvl>
-    <w:lvl w:ilvl="6" w:tplc="D12E71C2">
+    <w:lvl w:ilvl="6" w:tplc="1BB65C28">
       <w:numFmt w:val="decimal"/>
       <w:lvlText w:val=""/>
       <w:lvlJc w:val="left"/>
     </w:lvl>
-    <w:lvl w:ilvl="7" w:tplc="ACD297EA">
+    <w:lvl w:ilvl="7" w:tplc="F33861B8">
       <w:numFmt w:val="decimal"/>
       <w:lvlText w:val=""/>
       <w:lvlJc w:val="left"/>
     </w:lvl>
-    <w:lvl w:ilvl="8" w:tplc="9BA6AA7A">
+    <w:lvl w:ilvl="8" w:tplc="645CA00A">
       <w:numFmt w:val="decimal"/>
       <w:lvlText w:val=""/>
       <w:lvlJc w:val="left"/>
     </w:lvl>
   </w:abstractNum>
-  <w:num w:numId="1" w16cid:durableId="377975669">
+  <w:num w:numId="1" w16cid:durableId="677191489">
     <w:abstractNumId w:val="0"/>
     <w:lvlOverride w:ilvl="0">
       <w:startOverride w:val="1"/>
     </w:lvlOverride>
   </w:num>
-  <w:num w:numId="2" w16cid:durableId="119106632">
+  <w:num w:numId="2" w16cid:durableId="1343704574">
     <w:abstractNumId w:val="1"/>
     <w:lvlOverride w:ilvl="0">
       <w:startOverride w:val="1"/>
     </w:lvlOverride>
   </w:num>
-  <w:num w:numId="3" w16cid:durableId="1471441322">
+  <w:num w:numId="3" w16cid:durableId="2105762394">
     <w:abstractNumId w:val="1"/>
     <w:lvlOverride w:ilvl="0">
       <w:startOverride w:val="1"/>
     </w:lvlOverride>
   </w:num>
-  <w:num w:numId="4" w16cid:durableId="2096978309">
+  <w:num w:numId="4" w16cid:durableId="1564216485">
     <w:abstractNumId w:val="1"/>
     <w:lvlOverride w:ilvl="0">
       <w:startOverride w:val="1"/>
     </w:lvlOverride>
   </w:num>
-  <w:num w:numId="5" w16cid:durableId="1320381276">
+  <w:num w:numId="5" w16cid:durableId="1979262275">
     <w:abstractNumId w:val="1"/>
     <w:lvlOverride w:ilvl="0">
       <w:startOverride w:val="1"/>
     </w:lvlOverride>
   </w:num>
-  <w:num w:numId="6" w16cid:durableId="965233744">
+  <w:num w:numId="6" w16cid:durableId="717163683">
     <w:abstractNumId w:val="1"/>
     <w:lvlOverride w:ilvl="0">
       <w:startOverride w:val="1"/>
     </w:lvlOverride>
   </w:num>
-  <w:num w:numId="7" w16cid:durableId="993922225">
+  <w:num w:numId="7" w16cid:durableId="1726684391">
     <w:abstractNumId w:val="1"/>
     <w:lvlOverride w:ilvl="0">
       <w:startOverride w:val="1"/>
     </w:lvlOverride>
   </w:num>
-  <w:num w:numId="8" w16cid:durableId="1024021631">
+  <w:num w:numId="8" w16cid:durableId="90857719">
     <w:abstractNumId w:val="1"/>
     <w:lvlOverride w:ilvl="0">
       <w:startOverride w:val="1"/>
     </w:lvlOverride>
   </w:num>
-  <w:num w:numId="9" w16cid:durableId="1666130525">
+  <w:num w:numId="9" w16cid:durableId="1145197448">
     <w:abstractNumId w:val="1"/>
     <w:lvlOverride w:ilvl="0">
       <w:startOverride w:val="1"/>
     </w:lvlOverride>
   </w:num>
-  <w:num w:numId="10" w16cid:durableId="820392865">
+  <w:num w:numId="10" w16cid:durableId="1385788614">
     <w:abstractNumId w:val="1"/>
     <w:lvlOverride w:ilvl="0">
       <w:startOverride w:val="1"/>
     </w:lvlOverride>
   </w:num>
-  <w:num w:numId="11" w16cid:durableId="667171303">
+  <w:num w:numId="11" w16cid:durableId="1079794902">
     <w:abstractNumId w:val="1"/>
     <w:lvlOverride w:ilvl="0">
       <w:startOverride w:val="1"/>
     </w:lvlOverride>
   </w:num>
-  <w:num w:numId="12" w16cid:durableId="1323509335">
+  <w:num w:numId="12" w16cid:durableId="984313758">
     <w:abstractNumId w:val="1"/>
     <w:lvlOverride w:ilvl="0">
       <w:startOverride w:val="1"/>
     </w:lvlOverride>
   </w:num>
-  <w:num w:numId="13" w16cid:durableId="86969203">
+  <w:num w:numId="13" w16cid:durableId="1095633669">
     <w:abstractNumId w:val="1"/>
     <w:lvlOverride w:ilvl="0">
       <w:startOverride w:val="1"/>
     </w:lvlOverride>
   </w:num>
-  <w:num w:numId="14" w16cid:durableId="1194221848">
+  <w:num w:numId="14" w16cid:durableId="1237474426">
     <w:abstractNumId w:val="1"/>
     <w:lvlOverride w:ilvl="0">
       <w:startOverride w:val="1"/>
     </w:lvlOverride>
   </w:num>
-  <w:num w:numId="15" w16cid:durableId="295992818">
+  <w:num w:numId="15" w16cid:durableId="310670627">
     <w:abstractNumId w:val="1"/>
     <w:lvlOverride w:ilvl="0">
       <w:startOverride w:val="1"/>
     </w:lvlOverride>
   </w:num>
-  <w:num w:numId="16" w16cid:durableId="834341392">
+  <w:num w:numId="16" w16cid:durableId="2071927461">
     <w:abstractNumId w:val="1"/>
     <w:lvlOverride w:ilvl="0">
       <w:startOverride w:val="1"/>
     </w:lvlOverride>
   </w:num>
-  <w:num w:numId="17" w16cid:durableId="1346706300">
+  <w:num w:numId="17" w16cid:durableId="222568969">
     <w:abstractNumId w:val="1"/>
     <w:lvlOverride w:ilvl="0">
       <w:startOverride w:val="1"/>
     </w:lvlOverride>
   </w:num>
-  <w:num w:numId="18" w16cid:durableId="608119629">
+  <w:num w:numId="18" w16cid:durableId="1756513498">
     <w:abstractNumId w:val="1"/>
     <w:lvlOverride w:ilvl="0">
       <w:startOverride w:val="1"/>
     </w:lvlOverride>
   </w:num>
-  <w:num w:numId="19" w16cid:durableId="1480153564">
+  <w:num w:numId="19" w16cid:durableId="1560482070">
     <w:abstractNumId w:val="1"/>
     <w:lvlOverride w:ilvl="0">
       <w:startOverride w:val="1"/>
     </w:lvlOverride>
   </w:num>
-  <w:num w:numId="20" w16cid:durableId="1476021041">
+  <w:num w:numId="20" w16cid:durableId="1140416002">
     <w:abstractNumId w:val="1"/>
     <w:lvlOverride w:ilvl="0">
       <w:startOverride w:val="1"/>
     </w:lvlOverride>
   </w:num>
-  <w:num w:numId="21" w16cid:durableId="1607738043">
+  <w:num w:numId="21" w16cid:durableId="1727601364">
     <w:abstractNumId w:val="1"/>
     <w:lvlOverride w:ilvl="0">
       <w:startOverride w:val="1"/>
     </w:lvlOverride>
   </w:num>
-  <w:num w:numId="22" w16cid:durableId="626157272">
+  <w:num w:numId="22" w16cid:durableId="884946336">
     <w:abstractNumId w:val="1"/>
     <w:lvlOverride w:ilvl="0">
       <w:startOverride w:val="1"/>
     </w:lvlOverride>
   </w:num>
-  <w:num w:numId="23" w16cid:durableId="208616759">
+  <w:num w:numId="23" w16cid:durableId="1291327783">
     <w:abstractNumId w:val="0"/>
     <w:lvlOverride w:ilvl="0">
       <w:startOverride w:val="1"/>
     </w:lvlOverride>
   </w:num>
-  <w:num w:numId="24" w16cid:durableId="877007861">
+  <w:num w:numId="24" w16cid:durableId="156462299">
     <w:abstractNumId w:val="1"/>
     <w:lvlOverride w:ilvl="0">
       <w:startOverride w:val="1"/>
     </w:lvlOverride>
   </w:num>
-  <w:num w:numId="25" w16cid:durableId="508374015">
+  <w:num w:numId="25" w16cid:durableId="1087535146">
     <w:abstractNumId w:val="0"/>
     <w:lvlOverride w:ilvl="0">
       <w:startOverride w:val="1"/>
